--- a/Шаповалов ПР4v2.docx
+++ b/Шаповалов ПР4v2.docx
@@ -307,166 +307,6 @@
         <w:pStyle w:val="Compact"/>
         <w:numPr>
           <w:ilvl w:val="0"/>
-          <w:numId w:val="31"/>
-        </w:numPr>
-        <w:rPr>
-          <w:rFonts w:ascii="Times New Roman" w:hAnsi="Times New Roman"/>
-          <w:b w:val="false"/>
-          <w:bCs w:val="false"/>
-          <w:color w:val="000000"/>
-          <w:sz w:val="28"/>
-          <w:szCs w:val="28"/>
-        </w:rPr>
-      </w:pPr>
-      <w:r>
-        <w:rPr>
-          <w:rFonts w:eastAsia="Microsoft YaHei" w:ascii="Times New Roman" w:hAnsi="Times New Roman"/>
-          <w:b w:val="false"/>
-          <w:bCs w:val="false"/>
-          <w:color w:val="000000"/>
-          <w:sz w:val="28"/>
-          <w:szCs w:val="28"/>
-        </w:rPr>
-        <w:t>Автоматическое обнаружение устройств (сканирование по IP и SNMP).</w:t>
-      </w:r>
-    </w:p>
-    <w:p>
-      <w:pPr>
-        <w:pStyle w:val="Compact"/>
-        <w:numPr>
-          <w:ilvl w:val="0"/>
-          <w:numId w:val="32"/>
-        </w:numPr>
-        <w:rPr>
-          <w:rFonts w:ascii="Times New Roman" w:hAnsi="Times New Roman"/>
-          <w:b w:val="false"/>
-          <w:bCs w:val="false"/>
-          <w:color w:val="000000"/>
-          <w:sz w:val="28"/>
-          <w:szCs w:val="28"/>
-        </w:rPr>
-      </w:pPr>
-      <w:r>
-        <w:rPr>
-          <w:rFonts w:eastAsia="Microsoft YaHei" w:ascii="Times New Roman" w:hAnsi="Times New Roman"/>
-          <w:b w:val="false"/>
-          <w:bCs w:val="false"/>
-          <w:color w:val="000000"/>
-          <w:sz w:val="28"/>
-          <w:szCs w:val="28"/>
-        </w:rPr>
-        <w:t>Построение графической карты сети (визуализация связей между коммутаторами и ПК).</w:t>
-      </w:r>
-    </w:p>
-    <w:p>
-      <w:pPr>
-        <w:pStyle w:val="Compact"/>
-        <w:numPr>
-          <w:ilvl w:val="0"/>
-          <w:numId w:val="33"/>
-        </w:numPr>
-        <w:rPr>
-          <w:rFonts w:ascii="Times New Roman" w:hAnsi="Times New Roman"/>
-          <w:b w:val="false"/>
-          <w:bCs w:val="false"/>
-          <w:color w:val="000000"/>
-          <w:sz w:val="28"/>
-          <w:szCs w:val="28"/>
-        </w:rPr>
-      </w:pPr>
-      <w:r>
-        <w:rPr>
-          <w:rFonts w:eastAsia="Microsoft YaHei" w:ascii="Times New Roman" w:hAnsi="Times New Roman"/>
-          <w:b w:val="false"/>
-          <w:bCs w:val="false"/>
-          <w:color w:val="000000"/>
-          <w:sz w:val="28"/>
-          <w:szCs w:val="28"/>
-        </w:rPr>
-        <w:t>Мониторинг состояния портов, отслеживание нагрузки.</w:t>
-      </w:r>
-    </w:p>
-    <w:p>
-      <w:pPr>
-        <w:pStyle w:val="Compact"/>
-        <w:numPr>
-          <w:ilvl w:val="0"/>
-          <w:numId w:val="34"/>
-        </w:numPr>
-        <w:rPr>
-          <w:rFonts w:ascii="Times New Roman" w:hAnsi="Times New Roman"/>
-          <w:b w:val="false"/>
-          <w:bCs w:val="false"/>
-          <w:color w:val="000000"/>
-          <w:sz w:val="28"/>
-          <w:szCs w:val="28"/>
-        </w:rPr>
-      </w:pPr>
-      <w:r>
-        <w:rPr>
-          <w:rFonts w:eastAsia="Microsoft YaHei" w:ascii="Times New Roman" w:hAnsi="Times New Roman"/>
-          <w:b w:val="false"/>
-          <w:bCs w:val="false"/>
-          <w:color w:val="000000"/>
-          <w:sz w:val="28"/>
-          <w:szCs w:val="28"/>
-        </w:rPr>
-        <w:t>Оповещение о сбоях и формирование отчётов.</w:t>
-      </w:r>
-    </w:p>
-    <w:p>
-      <w:pPr>
-        <w:pStyle w:val="FirstParagraph"/>
-        <w:rPr>
-          <w:rFonts w:ascii="Times New Roman" w:hAnsi="Times New Roman"/>
-          <w:b w:val="false"/>
-          <w:bCs w:val="false"/>
-          <w:color w:val="000000"/>
-          <w:sz w:val="28"/>
-          <w:szCs w:val="28"/>
-        </w:rPr>
-      </w:pPr>
-      <w:r>
-        <w:rPr>
-          <w:rFonts w:eastAsia="Microsoft YaHei" w:ascii="Times New Roman" w:hAnsi="Times New Roman"/>
-          <w:b w:val="false"/>
-          <w:bCs w:val="false"/>
-          <w:color w:val="000000"/>
-          <w:sz w:val="28"/>
-          <w:szCs w:val="28"/>
-        </w:rPr>
-        <w:t>1.4. Пошаговое построение новой карты сети</w:t>
-      </w:r>
-    </w:p>
-    <w:p>
-      <w:pPr>
-        <w:pStyle w:val="BodyText"/>
-        <w:rPr>
-          <w:rFonts w:ascii="Times New Roman" w:hAnsi="Times New Roman"/>
-          <w:b w:val="false"/>
-          <w:bCs w:val="false"/>
-          <w:color w:val="000000"/>
-          <w:sz w:val="28"/>
-          <w:szCs w:val="28"/>
-        </w:rPr>
-      </w:pPr>
-      <w:r>
-        <w:rPr>
-          <w:rFonts w:eastAsia="Microsoft YaHei" w:ascii="Times New Roman" w:hAnsi="Times New Roman"/>
-          <w:b w:val="false"/>
-          <w:bCs w:val="false"/>
-          <w:color w:val="000000"/>
-          <w:sz w:val="28"/>
-          <w:szCs w:val="28"/>
-        </w:rPr>
-        <w:t>Процесс выполняется с помощью мастера Network Discovery Wizard:</w:t>
-      </w:r>
-    </w:p>
-    <w:p>
-      <w:pPr>
-        <w:pStyle w:val="Compact"/>
-        <w:numPr>
-          <w:ilvl w:val="0"/>
           <w:numId w:val="35"/>
         </w:numPr>
         <w:rPr>
@@ -487,29 +327,7 @@
           <w:sz w:val="28"/>
           <w:szCs w:val="28"/>
         </w:rPr>
-        <w:t>Активация</w:t>
-      </w:r>
-      <w:r>
-        <w:rPr>
-          <w:rFonts w:ascii="Times New Roman" w:hAnsi="Times New Roman"/>
-          <w:b w:val="false"/>
-          <w:bCs w:val="false"/>
-          <w:color w:val="000000"/>
-          <w:sz w:val="28"/>
-          <w:szCs w:val="28"/>
-        </w:rPr>
-        <w:t xml:space="preserve"> </w:t>
-      </w:r>
-      <w:r>
-        <w:rPr>
-          <w:rFonts w:eastAsia="Microsoft YaHei" w:ascii="Times New Roman" w:hAnsi="Times New Roman"/>
-          <w:b w:val="false"/>
-          <w:bCs w:val="false"/>
-          <w:color w:val="000000"/>
-          <w:sz w:val="28"/>
-          <w:szCs w:val="28"/>
-        </w:rPr>
-        <w:t>– выбор режима «Evaluation» (пробный период 60 дней), так как официальные ключи недоступны.</w:t>
+        <w:t>Автоматическое обнаружение устройств (сканирование по IP и SNMP).</w:t>
       </w:r>
     </w:p>
     <w:p>
@@ -537,29 +355,7 @@
           <w:sz w:val="28"/>
           <w:szCs w:val="28"/>
         </w:rPr>
-        <w:t>Выбор типа обнаружения</w:t>
-      </w:r>
-      <w:r>
-        <w:rPr>
-          <w:rFonts w:ascii="Times New Roman" w:hAnsi="Times New Roman"/>
-          <w:b w:val="false"/>
-          <w:bCs w:val="false"/>
-          <w:color w:val="000000"/>
-          <w:sz w:val="28"/>
-          <w:szCs w:val="28"/>
-        </w:rPr>
-        <w:t xml:space="preserve"> </w:t>
-      </w:r>
-      <w:r>
-        <w:rPr>
-          <w:rFonts w:eastAsia="Microsoft YaHei" w:ascii="Times New Roman" w:hAnsi="Times New Roman"/>
-          <w:b w:val="false"/>
-          <w:bCs w:val="false"/>
-          <w:color w:val="000000"/>
-          <w:sz w:val="28"/>
-          <w:szCs w:val="28"/>
-        </w:rPr>
-        <w:t>– указывается «Local subnet» (поиск устройств в текущей подсети).</w:t>
+        <w:t>Построение графической карты сети (визуализация связей между коммутаторами и ПК).</w:t>
       </w:r>
     </w:p>
     <w:p>
@@ -587,29 +383,7 @@
           <w:sz w:val="28"/>
           <w:szCs w:val="28"/>
         </w:rPr>
-        <w:t>Подтверждение лимита</w:t>
-      </w:r>
-      <w:r>
-        <w:rPr>
-          <w:rFonts w:ascii="Times New Roman" w:hAnsi="Times New Roman"/>
-          <w:b w:val="false"/>
-          <w:bCs w:val="false"/>
-          <w:color w:val="000000"/>
-          <w:sz w:val="28"/>
-          <w:szCs w:val="28"/>
-        </w:rPr>
-        <w:t xml:space="preserve"> </w:t>
-      </w:r>
-      <w:r>
-        <w:rPr>
-          <w:rFonts w:eastAsia="Microsoft YaHei" w:ascii="Times New Roman" w:hAnsi="Times New Roman"/>
-          <w:b w:val="false"/>
-          <w:bCs w:val="false"/>
-          <w:color w:val="000000"/>
-          <w:sz w:val="28"/>
-          <w:szCs w:val="28"/>
-        </w:rPr>
-        <w:t>– программа уведомляет об ограничении в 1500 устройств.</w:t>
+        <w:t>Мониторинг состояния портов, отслеживание нагрузки.</w:t>
       </w:r>
     </w:p>
     <w:p>
@@ -619,7 +393,14 @@
           <w:ilvl w:val="0"/>
           <w:numId w:val="38"/>
         </w:numPr>
-        <w:rPr/>
+        <w:rPr>
+          <w:rFonts w:ascii="Times New Roman" w:hAnsi="Times New Roman"/>
+          <w:b w:val="false"/>
+          <w:bCs w:val="false"/>
+          <w:color w:val="000000"/>
+          <w:sz w:val="28"/>
+          <w:szCs w:val="28"/>
+        </w:rPr>
       </w:pPr>
       <w:r>
         <w:rPr>
@@ -630,9 +411,12 @@
           <w:sz w:val="28"/>
           <w:szCs w:val="28"/>
         </w:rPr>
-        <w:t>Настройка SNMP</w:t>
-      </w:r>
-      <w:r>
+        <w:t>Оповещение о сбоях и формирование отчётов.</w:t>
+      </w:r>
+    </w:p>
+    <w:p>
+      <w:pPr>
+        <w:pStyle w:val="FirstParagraph"/>
         <w:rPr>
           <w:rFonts w:ascii="Times New Roman" w:hAnsi="Times New Roman"/>
           <w:b w:val="false"/>
@@ -641,8 +425,7 @@
           <w:sz w:val="28"/>
           <w:szCs w:val="28"/>
         </w:rPr>
-        <w:t xml:space="preserve"> </w:t>
-      </w:r>
+      </w:pPr>
       <w:r>
         <w:rPr>
           <w:rFonts w:eastAsia="Microsoft YaHei" w:ascii="Times New Roman" w:hAnsi="Times New Roman"/>
@@ -652,9 +435,12 @@
           <w:sz w:val="28"/>
           <w:szCs w:val="28"/>
         </w:rPr>
-        <w:t>– добавляется строка сообщества</w:t>
-      </w:r>
-      <w:r>
+        <w:t>1.4. Пошаговое построение новой карты сети</w:t>
+      </w:r>
+    </w:p>
+    <w:p>
+      <w:pPr>
+        <w:pStyle w:val="BodyText"/>
         <w:rPr>
           <w:rFonts w:ascii="Times New Roman" w:hAnsi="Times New Roman"/>
           <w:b w:val="false"/>
@@ -663,11 +449,9 @@
           <w:sz w:val="28"/>
           <w:szCs w:val="28"/>
         </w:rPr>
-        <w:t xml:space="preserve"> </w:t>
-      </w:r>
-      <w:r>
-        <w:rPr>
-          <w:rStyle w:val="VerbatimChar"/>
+      </w:pPr>
+      <w:r>
+        <w:rPr>
           <w:rFonts w:eastAsia="Microsoft YaHei" w:ascii="Times New Roman" w:hAnsi="Times New Roman"/>
           <w:b w:val="false"/>
           <w:bCs w:val="false"/>
@@ -675,29 +459,7 @@
           <w:sz w:val="28"/>
           <w:szCs w:val="28"/>
         </w:rPr>
-        <w:t>public</w:t>
-      </w:r>
-      <w:r>
-        <w:rPr>
-          <w:rFonts w:ascii="Times New Roman" w:hAnsi="Times New Roman"/>
-          <w:b w:val="false"/>
-          <w:bCs w:val="false"/>
-          <w:color w:val="000000"/>
-          <w:sz w:val="28"/>
-          <w:szCs w:val="28"/>
-        </w:rPr>
-        <w:t xml:space="preserve"> </w:t>
-      </w:r>
-      <w:r>
-        <w:rPr>
-          <w:rFonts w:eastAsia="Microsoft YaHei" w:ascii="Times New Roman" w:hAnsi="Times New Roman"/>
-          <w:b w:val="false"/>
-          <w:bCs w:val="false"/>
-          <w:color w:val="000000"/>
-          <w:sz w:val="28"/>
-          <w:szCs w:val="28"/>
-        </w:rPr>
-        <w:t>для чтения данных с оборудования.</w:t>
+        <w:t>Процесс выполняется с помощью мастера Network Discovery Wizard:</w:t>
       </w:r>
     </w:p>
     <w:p>
@@ -725,7 +487,7 @@
           <w:sz w:val="28"/>
           <w:szCs w:val="28"/>
         </w:rPr>
-        <w:t>Сканирование</w:t>
+        <w:t>Активация</w:t>
       </w:r>
       <w:r>
         <w:rPr>
@@ -747,7 +509,7 @@
           <w:sz w:val="28"/>
           <w:szCs w:val="28"/>
         </w:rPr>
-        <w:t>– выполняются этапы «Discover Devices» (поиск узлов) и «Discover Links» (поиск связей).</w:t>
+        <w:t>– выбор режима «Evaluation» (пробный период 60 дней), так как официальные ключи недоступны.</w:t>
       </w:r>
     </w:p>
     <w:p>
@@ -756,6 +518,244 @@
         <w:numPr>
           <w:ilvl w:val="0"/>
           <w:numId w:val="40"/>
+        </w:numPr>
+        <w:rPr>
+          <w:rFonts w:ascii="Times New Roman" w:hAnsi="Times New Roman"/>
+          <w:b w:val="false"/>
+          <w:bCs w:val="false"/>
+          <w:color w:val="000000"/>
+          <w:sz w:val="28"/>
+          <w:szCs w:val="28"/>
+        </w:rPr>
+      </w:pPr>
+      <w:r>
+        <w:rPr>
+          <w:rFonts w:eastAsia="Microsoft YaHei" w:ascii="Times New Roman" w:hAnsi="Times New Roman"/>
+          <w:b w:val="false"/>
+          <w:bCs w:val="false"/>
+          <w:color w:val="000000"/>
+          <w:sz w:val="28"/>
+          <w:szCs w:val="28"/>
+        </w:rPr>
+        <w:t>Выбор типа обнаружения</w:t>
+      </w:r>
+      <w:r>
+        <w:rPr>
+          <w:rFonts w:ascii="Times New Roman" w:hAnsi="Times New Roman"/>
+          <w:b w:val="false"/>
+          <w:bCs w:val="false"/>
+          <w:color w:val="000000"/>
+          <w:sz w:val="28"/>
+          <w:szCs w:val="28"/>
+        </w:rPr>
+        <w:t xml:space="preserve"> </w:t>
+      </w:r>
+      <w:r>
+        <w:rPr>
+          <w:rFonts w:eastAsia="Microsoft YaHei" w:ascii="Times New Roman" w:hAnsi="Times New Roman"/>
+          <w:b w:val="false"/>
+          <w:bCs w:val="false"/>
+          <w:color w:val="000000"/>
+          <w:sz w:val="28"/>
+          <w:szCs w:val="28"/>
+        </w:rPr>
+        <w:t>– указывается «Local subnet» (поиск устройств в текущей подсети).</w:t>
+      </w:r>
+    </w:p>
+    <w:p>
+      <w:pPr>
+        <w:pStyle w:val="Compact"/>
+        <w:numPr>
+          <w:ilvl w:val="0"/>
+          <w:numId w:val="41"/>
+        </w:numPr>
+        <w:rPr>
+          <w:rFonts w:ascii="Times New Roman" w:hAnsi="Times New Roman"/>
+          <w:b w:val="false"/>
+          <w:bCs w:val="false"/>
+          <w:color w:val="000000"/>
+          <w:sz w:val="28"/>
+          <w:szCs w:val="28"/>
+        </w:rPr>
+      </w:pPr>
+      <w:r>
+        <w:rPr>
+          <w:rFonts w:eastAsia="Microsoft YaHei" w:ascii="Times New Roman" w:hAnsi="Times New Roman"/>
+          <w:b w:val="false"/>
+          <w:bCs w:val="false"/>
+          <w:color w:val="000000"/>
+          <w:sz w:val="28"/>
+          <w:szCs w:val="28"/>
+        </w:rPr>
+        <w:t>Подтверждение лимита</w:t>
+      </w:r>
+      <w:r>
+        <w:rPr>
+          <w:rFonts w:ascii="Times New Roman" w:hAnsi="Times New Roman"/>
+          <w:b w:val="false"/>
+          <w:bCs w:val="false"/>
+          <w:color w:val="000000"/>
+          <w:sz w:val="28"/>
+          <w:szCs w:val="28"/>
+        </w:rPr>
+        <w:t xml:space="preserve"> </w:t>
+      </w:r>
+      <w:r>
+        <w:rPr>
+          <w:rFonts w:eastAsia="Microsoft YaHei" w:ascii="Times New Roman" w:hAnsi="Times New Roman"/>
+          <w:b w:val="false"/>
+          <w:bCs w:val="false"/>
+          <w:color w:val="000000"/>
+          <w:sz w:val="28"/>
+          <w:szCs w:val="28"/>
+        </w:rPr>
+        <w:t>– программа уведомляет об ограничении в 1500 устройств.</w:t>
+      </w:r>
+    </w:p>
+    <w:p>
+      <w:pPr>
+        <w:pStyle w:val="Compact"/>
+        <w:numPr>
+          <w:ilvl w:val="0"/>
+          <w:numId w:val="42"/>
+        </w:numPr>
+        <w:rPr/>
+      </w:pPr>
+      <w:r>
+        <w:rPr>
+          <w:rFonts w:eastAsia="Microsoft YaHei" w:ascii="Times New Roman" w:hAnsi="Times New Roman"/>
+          <w:b w:val="false"/>
+          <w:bCs w:val="false"/>
+          <w:color w:val="000000"/>
+          <w:sz w:val="28"/>
+          <w:szCs w:val="28"/>
+        </w:rPr>
+        <w:t>Настройка SNMP</w:t>
+      </w:r>
+      <w:r>
+        <w:rPr>
+          <w:rFonts w:ascii="Times New Roman" w:hAnsi="Times New Roman"/>
+          <w:b w:val="false"/>
+          <w:bCs w:val="false"/>
+          <w:color w:val="000000"/>
+          <w:sz w:val="28"/>
+          <w:szCs w:val="28"/>
+        </w:rPr>
+        <w:t xml:space="preserve"> </w:t>
+      </w:r>
+      <w:r>
+        <w:rPr>
+          <w:rFonts w:eastAsia="Microsoft YaHei" w:ascii="Times New Roman" w:hAnsi="Times New Roman"/>
+          <w:b w:val="false"/>
+          <w:bCs w:val="false"/>
+          <w:color w:val="000000"/>
+          <w:sz w:val="28"/>
+          <w:szCs w:val="28"/>
+        </w:rPr>
+        <w:t>– добавляется строка сообщества</w:t>
+      </w:r>
+      <w:r>
+        <w:rPr>
+          <w:rFonts w:ascii="Times New Roman" w:hAnsi="Times New Roman"/>
+          <w:b w:val="false"/>
+          <w:bCs w:val="false"/>
+          <w:color w:val="000000"/>
+          <w:sz w:val="28"/>
+          <w:szCs w:val="28"/>
+        </w:rPr>
+        <w:t xml:space="preserve"> </w:t>
+      </w:r>
+      <w:r>
+        <w:rPr>
+          <w:rStyle w:val="VerbatimChar"/>
+          <w:rFonts w:eastAsia="Microsoft YaHei" w:ascii="Times New Roman" w:hAnsi="Times New Roman"/>
+          <w:b w:val="false"/>
+          <w:bCs w:val="false"/>
+          <w:color w:val="000000"/>
+          <w:sz w:val="28"/>
+          <w:szCs w:val="28"/>
+        </w:rPr>
+        <w:t>public</w:t>
+      </w:r>
+      <w:r>
+        <w:rPr>
+          <w:rFonts w:ascii="Times New Roman" w:hAnsi="Times New Roman"/>
+          <w:b w:val="false"/>
+          <w:bCs w:val="false"/>
+          <w:color w:val="000000"/>
+          <w:sz w:val="28"/>
+          <w:szCs w:val="28"/>
+        </w:rPr>
+        <w:t xml:space="preserve"> </w:t>
+      </w:r>
+      <w:r>
+        <w:rPr>
+          <w:rFonts w:eastAsia="Microsoft YaHei" w:ascii="Times New Roman" w:hAnsi="Times New Roman"/>
+          <w:b w:val="false"/>
+          <w:bCs w:val="false"/>
+          <w:color w:val="000000"/>
+          <w:sz w:val="28"/>
+          <w:szCs w:val="28"/>
+        </w:rPr>
+        <w:t>для чтения данных с оборудования.</w:t>
+      </w:r>
+    </w:p>
+    <w:p>
+      <w:pPr>
+        <w:pStyle w:val="Compact"/>
+        <w:numPr>
+          <w:ilvl w:val="0"/>
+          <w:numId w:val="43"/>
+        </w:numPr>
+        <w:rPr>
+          <w:rFonts w:ascii="Times New Roman" w:hAnsi="Times New Roman"/>
+          <w:b w:val="false"/>
+          <w:bCs w:val="false"/>
+          <w:color w:val="000000"/>
+          <w:sz w:val="28"/>
+          <w:szCs w:val="28"/>
+        </w:rPr>
+      </w:pPr>
+      <w:r>
+        <w:rPr>
+          <w:rFonts w:eastAsia="Microsoft YaHei" w:ascii="Times New Roman" w:hAnsi="Times New Roman"/>
+          <w:b w:val="false"/>
+          <w:bCs w:val="false"/>
+          <w:color w:val="000000"/>
+          <w:sz w:val="28"/>
+          <w:szCs w:val="28"/>
+        </w:rPr>
+        <w:t>Сканирование</w:t>
+      </w:r>
+      <w:r>
+        <w:rPr>
+          <w:rFonts w:ascii="Times New Roman" w:hAnsi="Times New Roman"/>
+          <w:b w:val="false"/>
+          <w:bCs w:val="false"/>
+          <w:color w:val="000000"/>
+          <w:sz w:val="28"/>
+          <w:szCs w:val="28"/>
+        </w:rPr>
+        <w:t xml:space="preserve"> </w:t>
+      </w:r>
+      <w:r>
+        <w:rPr>
+          <w:rFonts w:eastAsia="Microsoft YaHei" w:ascii="Times New Roman" w:hAnsi="Times New Roman"/>
+          <w:b w:val="false"/>
+          <w:bCs w:val="false"/>
+          <w:color w:val="000000"/>
+          <w:sz w:val="28"/>
+          <w:szCs w:val="28"/>
+        </w:rPr>
+        <w:t>– выполняются этапы «Discover Devices» (поиск узлов) и «Discover Links» (поиск связей).</w:t>
+      </w:r>
+    </w:p>
+    <w:p>
+      <w:pPr>
+        <w:pStyle w:val="Compact"/>
+        <w:numPr>
+          <w:ilvl w:val="0"/>
+          <w:numId w:val="44"/>
         </w:numPr>
         <w:rPr>
           <w:rFonts w:ascii="Times New Roman" w:hAnsi="Times New Roman"/>
@@ -1365,7 +1365,7 @@
         <w:pStyle w:val="Compact"/>
         <w:numPr>
           <w:ilvl w:val="0"/>
-          <w:numId w:val="41"/>
+          <w:numId w:val="45"/>
         </w:numPr>
         <w:rPr>
           <w:rFonts w:ascii="Times New Roman" w:hAnsi="Times New Roman"/>
@@ -1415,7 +1415,7 @@
         <w:pStyle w:val="Compact"/>
         <w:numPr>
           <w:ilvl w:val="0"/>
-          <w:numId w:val="42"/>
+          <w:numId w:val="46"/>
         </w:numPr>
         <w:rPr>
           <w:rFonts w:ascii="Times New Roman" w:hAnsi="Times New Roman"/>
@@ -1480,7 +1480,7 @@
       </w:pPr>
       <w:r>
         <w:rPr>
-          <w:rFonts w:eastAsia="Microsoft YaHei" w:ascii="Times New Roman" w:hAnsi="Times New Roman"/>
+          <w:rFonts w:ascii="Times New Roman" w:hAnsi="Times New Roman"/>
           <w:b w:val="false"/>
           <w:bCs w:val="false"/>
           <w:color w:val="000000"/>
@@ -1488,7 +1488,7 @@
           <w:szCs w:val="28"/>
         </w:rPr>
         <w:drawing>
-          <wp:anchor behindDoc="0" distT="0" distB="0" distL="0" distR="0" simplePos="0" locked="0" layoutInCell="0" allowOverlap="1" relativeHeight="6">
+          <wp:anchor behindDoc="0" distT="0" distB="0" distL="0" distR="0" simplePos="0" locked="0" layoutInCell="0" allowOverlap="1" relativeHeight="5">
             <wp:simplePos x="0" y="0"/>
             <wp:positionH relativeFrom="column">
               <wp:align>center</wp:align>
@@ -1590,7 +1590,7 @@
         <w:pStyle w:val="Normal"/>
         <w:numPr>
           <w:ilvl w:val="0"/>
-          <w:numId w:val="43"/>
+          <w:numId w:val="47"/>
         </w:numPr>
         <w:rPr>
           <w:rFonts w:ascii="Times New Roman" w:hAnsi="Times New Roman"/>
@@ -1640,254 +1640,6 @@
         <w:pStyle w:val="Normal"/>
         <w:numPr>
           <w:ilvl w:val="0"/>
-          <w:numId w:val="44"/>
-        </w:numPr>
-        <w:rPr>
-          <w:rFonts w:ascii="Times New Roman" w:hAnsi="Times New Roman"/>
-          <w:b w:val="false"/>
-          <w:bCs w:val="false"/>
-          <w:color w:val="000000"/>
-          <w:sz w:val="28"/>
-          <w:szCs w:val="28"/>
-        </w:rPr>
-      </w:pPr>
-      <w:r>
-        <w:rPr>
-          <w:rFonts w:eastAsia="Microsoft YaHei" w:ascii="Times New Roman" w:hAnsi="Times New Roman"/>
-          <w:b w:val="false"/>
-          <w:bCs w:val="false"/>
-          <w:color w:val="000000"/>
-          <w:sz w:val="28"/>
-          <w:szCs w:val="28"/>
-        </w:rPr>
-        <w:t>Проведённые проверки и области с наибольшим числом уязвимостей:</w:t>
-      </w:r>
-      <w:r>
-        <w:rPr>
-          <w:rFonts w:ascii="Times New Roman" w:hAnsi="Times New Roman"/>
-          <w:b w:val="false"/>
-          <w:bCs w:val="false"/>
-          <w:color w:val="000000"/>
-          <w:sz w:val="28"/>
-          <w:szCs w:val="28"/>
-        </w:rPr>
-        <w:br/>
-      </w:r>
-      <w:r>
-        <w:rPr>
-          <w:rFonts w:eastAsia="Microsoft YaHei" w:ascii="Times New Roman" w:hAnsi="Times New Roman"/>
-          <w:b w:val="false"/>
-          <w:bCs w:val="false"/>
-          <w:color w:val="000000"/>
-          <w:sz w:val="28"/>
-          <w:szCs w:val="28"/>
-        </w:rPr>
-        <w:t>Выполнены проверки обновлений Windows, административных уязвимостей, паролей, файловой системы, настроек служб (IIS, SQL).</w:t>
-      </w:r>
-      <w:r>
-        <w:rPr>
-          <w:rFonts w:ascii="Times New Roman" w:hAnsi="Times New Roman"/>
-          <w:b w:val="false"/>
-          <w:bCs w:val="false"/>
-          <w:color w:val="000000"/>
-          <w:sz w:val="28"/>
-          <w:szCs w:val="28"/>
-        </w:rPr>
-        <w:br/>
-      </w:r>
-      <w:r>
-        <w:rPr>
-          <w:rFonts w:eastAsia="Microsoft YaHei" w:ascii="Times New Roman" w:hAnsi="Times New Roman"/>
-          <w:b w:val="false"/>
-          <w:bCs w:val="false"/>
-          <w:color w:val="000000"/>
-          <w:sz w:val="28"/>
-          <w:szCs w:val="28"/>
-        </w:rPr>
-        <w:t>Наибольшее количество проблем</w:t>
-      </w:r>
-      <w:r>
-        <w:rPr>
-          <w:rFonts w:ascii="Times New Roman" w:hAnsi="Times New Roman"/>
-          <w:b w:val="false"/>
-          <w:bCs w:val="false"/>
-          <w:color w:val="000000"/>
-          <w:sz w:val="28"/>
-          <w:szCs w:val="28"/>
-        </w:rPr>
-        <w:t xml:space="preserve"> </w:t>
-      </w:r>
-      <w:r>
-        <w:rPr>
-          <w:rFonts w:eastAsia="Microsoft YaHei" w:ascii="Times New Roman" w:hAnsi="Times New Roman"/>
-          <w:b w:val="false"/>
-          <w:bCs w:val="false"/>
-          <w:color w:val="000000"/>
-          <w:sz w:val="28"/>
-          <w:szCs w:val="28"/>
-        </w:rPr>
-        <w:t>выявлено в разделе</w:t>
-      </w:r>
-      <w:r>
-        <w:rPr>
-          <w:rFonts w:ascii="Times New Roman" w:hAnsi="Times New Roman"/>
-          <w:b w:val="false"/>
-          <w:bCs w:val="false"/>
-          <w:color w:val="000000"/>
-          <w:sz w:val="28"/>
-          <w:szCs w:val="28"/>
-        </w:rPr>
-        <w:t xml:space="preserve"> </w:t>
-      </w:r>
-      <w:r>
-        <w:rPr>
-          <w:rFonts w:eastAsia="Microsoft YaHei" w:ascii="Times New Roman" w:hAnsi="Times New Roman"/>
-          <w:b w:val="false"/>
-          <w:bCs w:val="false"/>
-          <w:color w:val="000000"/>
-          <w:sz w:val="28"/>
-          <w:szCs w:val="28"/>
-        </w:rPr>
-        <w:t>Administrative Vulnerabilities.</w:t>
-      </w:r>
-    </w:p>
-    <w:p>
-      <w:pPr>
-        <w:pStyle w:val="Normal"/>
-        <w:numPr>
-          <w:ilvl w:val="0"/>
-          <w:numId w:val="45"/>
-        </w:numPr>
-        <w:rPr>
-          <w:rFonts w:ascii="Times New Roman" w:hAnsi="Times New Roman"/>
-          <w:b w:val="false"/>
-          <w:bCs w:val="false"/>
-          <w:color w:val="000000"/>
-          <w:sz w:val="28"/>
-          <w:szCs w:val="28"/>
-        </w:rPr>
-      </w:pPr>
-      <w:r>
-        <w:rPr>
-          <w:rFonts w:eastAsia="Microsoft YaHei" w:ascii="Times New Roman" w:hAnsi="Times New Roman"/>
-          <w:b w:val="false"/>
-          <w:bCs w:val="false"/>
-          <w:color w:val="000000"/>
-          <w:sz w:val="28"/>
-          <w:szCs w:val="28"/>
-        </w:rPr>
-        <w:t>Наиболее серьёзные уязвимости по типам:</w:t>
-      </w:r>
-    </w:p>
-    <w:p>
-      <w:pPr>
-        <w:pStyle w:val="Compact"/>
-        <w:numPr>
-          <w:ilvl w:val="1"/>
-          <w:numId w:val="46"/>
-        </w:numPr>
-        <w:rPr>
-          <w:rFonts w:ascii="Times New Roman" w:hAnsi="Times New Roman"/>
-          <w:b w:val="false"/>
-          <w:bCs w:val="false"/>
-          <w:color w:val="000000"/>
-          <w:sz w:val="28"/>
-          <w:szCs w:val="28"/>
-        </w:rPr>
-      </w:pPr>
-      <w:r>
-        <w:rPr>
-          <w:rFonts w:eastAsia="Microsoft YaHei" w:ascii="Times New Roman" w:hAnsi="Times New Roman"/>
-          <w:b w:val="false"/>
-          <w:bCs w:val="false"/>
-          <w:i/>
-          <w:iCs/>
-          <w:color w:val="000000"/>
-          <w:sz w:val="28"/>
-          <w:szCs w:val="28"/>
-        </w:rPr>
-        <w:t>Обновления:</w:t>
-      </w:r>
-      <w:r>
-        <w:rPr>
-          <w:rFonts w:ascii="Times New Roman" w:hAnsi="Times New Roman"/>
-          <w:b w:val="false"/>
-          <w:bCs w:val="false"/>
-          <w:color w:val="000000"/>
-          <w:sz w:val="28"/>
-          <w:szCs w:val="28"/>
-        </w:rPr>
-        <w:t xml:space="preserve"> </w:t>
-      </w:r>
-      <w:r>
-        <w:rPr>
-          <w:rFonts w:eastAsia="Microsoft YaHei" w:ascii="Times New Roman" w:hAnsi="Times New Roman"/>
-          <w:b w:val="false"/>
-          <w:bCs w:val="false"/>
-          <w:color w:val="000000"/>
-          <w:sz w:val="28"/>
-          <w:szCs w:val="28"/>
-        </w:rPr>
-        <w:t>ошибка загрузки базы CAB – проверка патчей невозможна.</w:t>
-      </w:r>
-    </w:p>
-    <w:p>
-      <w:pPr>
-        <w:pStyle w:val="Compact"/>
-        <w:numPr>
-          <w:ilvl w:val="1"/>
-          <w:numId w:val="47"/>
-        </w:numPr>
-        <w:rPr>
-          <w:rFonts w:ascii="Times New Roman" w:hAnsi="Times New Roman"/>
-          <w:b w:val="false"/>
-          <w:bCs w:val="false"/>
-          <w:color w:val="000000"/>
-          <w:sz w:val="28"/>
-          <w:szCs w:val="28"/>
-        </w:rPr>
-      </w:pPr>
-      <w:r>
-        <w:rPr>
-          <w:rFonts w:eastAsia="Microsoft YaHei" w:ascii="Times New Roman" w:hAnsi="Times New Roman"/>
-          <w:b w:val="false"/>
-          <w:bCs w:val="false"/>
-          <w:i/>
-          <w:iCs/>
-          <w:color w:val="000000"/>
-          <w:sz w:val="28"/>
-          <w:szCs w:val="28"/>
-        </w:rPr>
-        <w:t>Пароли:</w:t>
-      </w:r>
-      <w:r>
-        <w:rPr>
-          <w:rFonts w:ascii="Times New Roman" w:hAnsi="Times New Roman"/>
-          <w:b w:val="false"/>
-          <w:bCs w:val="false"/>
-          <w:color w:val="000000"/>
-          <w:sz w:val="28"/>
-          <w:szCs w:val="28"/>
-        </w:rPr>
-        <w:t xml:space="preserve"> </w:t>
-      </w:r>
-      <w:r>
-        <w:rPr>
-          <w:rFonts w:eastAsia="Microsoft YaHei" w:ascii="Times New Roman" w:hAnsi="Times New Roman"/>
-          <w:b w:val="false"/>
-          <w:bCs w:val="false"/>
-          <w:color w:val="000000"/>
-          <w:sz w:val="28"/>
-          <w:szCs w:val="28"/>
-        </w:rPr>
-        <w:t>у 4 из 5 учётных записей установлены пароли с неограниченным сроком действия; обнаружены простые пароли.</w:t>
-      </w:r>
-    </w:p>
-    <w:p>
-      <w:pPr>
-        <w:pStyle w:val="Compact"/>
-        <w:numPr>
-          <w:ilvl w:val="1"/>
           <w:numId w:val="48"/>
         </w:numPr>
         <w:rPr>
@@ -1904,13 +1656,11 @@
           <w:rFonts w:eastAsia="Microsoft YaHei" w:ascii="Times New Roman" w:hAnsi="Times New Roman"/>
           <w:b w:val="false"/>
           <w:bCs w:val="false"/>
-          <w:i/>
-          <w:iCs/>
-          <w:color w:val="000000"/>
-          <w:sz w:val="28"/>
-          <w:szCs w:val="28"/>
-        </w:rPr>
-        <w:t>Система:</w:t>
+          <w:color w:val="000000"/>
+          <w:sz w:val="28"/>
+          <w:szCs w:val="28"/>
+        </w:rPr>
+        <w:t>Проведённые проверки и области с наибольшим числом уязвимостей:</w:t>
       </w:r>
       <w:r>
         <w:rPr>
@@ -1921,6 +1671,50 @@
           <w:sz w:val="28"/>
           <w:szCs w:val="28"/>
         </w:rPr>
+        <w:br/>
+      </w:r>
+      <w:r>
+        <w:rPr>
+          <w:rFonts w:eastAsia="Microsoft YaHei" w:ascii="Times New Roman" w:hAnsi="Times New Roman"/>
+          <w:b w:val="false"/>
+          <w:bCs w:val="false"/>
+          <w:color w:val="000000"/>
+          <w:sz w:val="28"/>
+          <w:szCs w:val="28"/>
+        </w:rPr>
+        <w:t>Выполнены проверки обновлений Windows, административных уязвимостей, паролей, файловой системы, настроек служб (IIS, SQL).</w:t>
+      </w:r>
+      <w:r>
+        <w:rPr>
+          <w:rFonts w:ascii="Times New Roman" w:hAnsi="Times New Roman"/>
+          <w:b w:val="false"/>
+          <w:bCs w:val="false"/>
+          <w:color w:val="000000"/>
+          <w:sz w:val="28"/>
+          <w:szCs w:val="28"/>
+        </w:rPr>
+        <w:br/>
+      </w:r>
+      <w:r>
+        <w:rPr>
+          <w:rFonts w:eastAsia="Microsoft YaHei" w:ascii="Times New Roman" w:hAnsi="Times New Roman"/>
+          <w:b w:val="false"/>
+          <w:bCs w:val="false"/>
+          <w:color w:val="000000"/>
+          <w:sz w:val="28"/>
+          <w:szCs w:val="28"/>
+        </w:rPr>
+        <w:t>Наибольшее количество проблем</w:t>
+      </w:r>
+      <w:r>
+        <w:rPr>
+          <w:rFonts w:ascii="Times New Roman" w:hAnsi="Times New Roman"/>
+          <w:b w:val="false"/>
+          <w:bCs w:val="false"/>
+          <w:color w:val="000000"/>
+          <w:sz w:val="28"/>
+          <w:szCs w:val="28"/>
+        </w:rPr>
         <w:t xml:space="preserve"> </w:t>
       </w:r>
       <w:r>
@@ -1932,7 +1726,29 @@
           <w:sz w:val="28"/>
           <w:szCs w:val="28"/>
         </w:rPr>
-        <w:t>отключён автоматический аудит входа в систему, не настроено автоматическое обновление.</w:t>
+        <w:t>выявлено в разделе</w:t>
+      </w:r>
+      <w:r>
+        <w:rPr>
+          <w:rFonts w:ascii="Times New Roman" w:hAnsi="Times New Roman"/>
+          <w:b w:val="false"/>
+          <w:bCs w:val="false"/>
+          <w:color w:val="000000"/>
+          <w:sz w:val="28"/>
+          <w:szCs w:val="28"/>
+        </w:rPr>
+        <w:t xml:space="preserve"> </w:t>
+      </w:r>
+      <w:r>
+        <w:rPr>
+          <w:rFonts w:eastAsia="Microsoft YaHei" w:ascii="Times New Roman" w:hAnsi="Times New Roman"/>
+          <w:b w:val="false"/>
+          <w:bCs w:val="false"/>
+          <w:color w:val="000000"/>
+          <w:sz w:val="28"/>
+          <w:szCs w:val="28"/>
+        </w:rPr>
+        <w:t>Administrative Vulnerabilities.</w:t>
       </w:r>
     </w:p>
     <w:p>
@@ -1960,7 +1776,7 @@
           <w:sz w:val="28"/>
           <w:szCs w:val="28"/>
         </w:rPr>
-        <w:t>Анализ возможности устранения:</w:t>
+        <w:t>Наиболее серьёзные уязвимости по типам:</w:t>
       </w:r>
     </w:p>
     <w:p>
@@ -1984,11 +1800,13 @@
           <w:rFonts w:eastAsia="Microsoft YaHei" w:ascii="Times New Roman" w:hAnsi="Times New Roman"/>
           <w:b w:val="false"/>
           <w:bCs w:val="false"/>
-          <w:color w:val="000000"/>
-          <w:sz w:val="28"/>
-          <w:szCs w:val="28"/>
-        </w:rPr>
-        <w:t>Уязвимости паролей и аудита</w:t>
+          <w:i/>
+          <w:iCs/>
+          <w:color w:val="000000"/>
+          <w:sz w:val="28"/>
+          <w:szCs w:val="28"/>
+        </w:rPr>
+        <w:t>Обновления:</w:t>
       </w:r>
       <w:r>
         <w:rPr>
@@ -2010,29 +1828,7 @@
           <w:sz w:val="28"/>
           <w:szCs w:val="28"/>
         </w:rPr>
-        <w:t>можно устранить</w:t>
-      </w:r>
-      <w:r>
-        <w:rPr>
-          <w:rFonts w:ascii="Times New Roman" w:hAnsi="Times New Roman"/>
-          <w:b w:val="false"/>
-          <w:bCs w:val="false"/>
-          <w:color w:val="000000"/>
-          <w:sz w:val="28"/>
-          <w:szCs w:val="28"/>
-        </w:rPr>
-        <w:t xml:space="preserve"> </w:t>
-      </w:r>
-      <w:r>
-        <w:rPr>
-          <w:rFonts w:eastAsia="Microsoft YaHei" w:ascii="Times New Roman" w:hAnsi="Times New Roman"/>
-          <w:b w:val="false"/>
-          <w:bCs w:val="false"/>
-          <w:color w:val="000000"/>
-          <w:sz w:val="28"/>
-          <w:szCs w:val="28"/>
-        </w:rPr>
-        <w:t>через «Локальную политику безопасности».</w:t>
+        <w:t>ошибка загрузки базы CAB – проверка патчей невозможна.</w:t>
       </w:r>
     </w:p>
     <w:p>
@@ -2056,6 +1852,210 @@
           <w:rFonts w:eastAsia="Microsoft YaHei" w:ascii="Times New Roman" w:hAnsi="Times New Roman"/>
           <w:b w:val="false"/>
           <w:bCs w:val="false"/>
+          <w:i/>
+          <w:iCs/>
+          <w:color w:val="000000"/>
+          <w:sz w:val="28"/>
+          <w:szCs w:val="28"/>
+        </w:rPr>
+        <w:t>Пароли:</w:t>
+      </w:r>
+      <w:r>
+        <w:rPr>
+          <w:rFonts w:ascii="Times New Roman" w:hAnsi="Times New Roman"/>
+          <w:b w:val="false"/>
+          <w:bCs w:val="false"/>
+          <w:color w:val="000000"/>
+          <w:sz w:val="28"/>
+          <w:szCs w:val="28"/>
+        </w:rPr>
+        <w:t xml:space="preserve"> </w:t>
+      </w:r>
+      <w:r>
+        <w:rPr>
+          <w:rFonts w:eastAsia="Microsoft YaHei" w:ascii="Times New Roman" w:hAnsi="Times New Roman"/>
+          <w:b w:val="false"/>
+          <w:bCs w:val="false"/>
+          <w:color w:val="000000"/>
+          <w:sz w:val="28"/>
+          <w:szCs w:val="28"/>
+        </w:rPr>
+        <w:t>у 4 из 5 учётных записей установлены пароли с неограниченным сроком действия; обнаружены простые пароли.</w:t>
+      </w:r>
+    </w:p>
+    <w:p>
+      <w:pPr>
+        <w:pStyle w:val="Compact"/>
+        <w:numPr>
+          <w:ilvl w:val="1"/>
+          <w:numId w:val="52"/>
+        </w:numPr>
+        <w:rPr>
+          <w:rFonts w:ascii="Times New Roman" w:hAnsi="Times New Roman"/>
+          <w:b w:val="false"/>
+          <w:bCs w:val="false"/>
+          <w:color w:val="000000"/>
+          <w:sz w:val="28"/>
+          <w:szCs w:val="28"/>
+        </w:rPr>
+      </w:pPr>
+      <w:r>
+        <w:rPr>
+          <w:rFonts w:eastAsia="Microsoft YaHei" w:ascii="Times New Roman" w:hAnsi="Times New Roman"/>
+          <w:b w:val="false"/>
+          <w:bCs w:val="false"/>
+          <w:i/>
+          <w:iCs/>
+          <w:color w:val="000000"/>
+          <w:sz w:val="28"/>
+          <w:szCs w:val="28"/>
+        </w:rPr>
+        <w:t>Система:</w:t>
+      </w:r>
+      <w:r>
+        <w:rPr>
+          <w:rFonts w:ascii="Times New Roman" w:hAnsi="Times New Roman"/>
+          <w:b w:val="false"/>
+          <w:bCs w:val="false"/>
+          <w:color w:val="000000"/>
+          <w:sz w:val="28"/>
+          <w:szCs w:val="28"/>
+        </w:rPr>
+        <w:t xml:space="preserve"> </w:t>
+      </w:r>
+      <w:r>
+        <w:rPr>
+          <w:rFonts w:eastAsia="Microsoft YaHei" w:ascii="Times New Roman" w:hAnsi="Times New Roman"/>
+          <w:b w:val="false"/>
+          <w:bCs w:val="false"/>
+          <w:color w:val="000000"/>
+          <w:sz w:val="28"/>
+          <w:szCs w:val="28"/>
+        </w:rPr>
+        <w:t>отключён автоматический аудит входа в систему, не настроено автоматическое обновление.</w:t>
+      </w:r>
+    </w:p>
+    <w:p>
+      <w:pPr>
+        <w:pStyle w:val="Normal"/>
+        <w:numPr>
+          <w:ilvl w:val="0"/>
+          <w:numId w:val="53"/>
+        </w:numPr>
+        <w:rPr>
+          <w:rFonts w:ascii="Times New Roman" w:hAnsi="Times New Roman"/>
+          <w:b w:val="false"/>
+          <w:bCs w:val="false"/>
+          <w:color w:val="000000"/>
+          <w:sz w:val="28"/>
+          <w:szCs w:val="28"/>
+        </w:rPr>
+      </w:pPr>
+      <w:r>
+        <w:rPr>
+          <w:rFonts w:eastAsia="Microsoft YaHei" w:ascii="Times New Roman" w:hAnsi="Times New Roman"/>
+          <w:b w:val="false"/>
+          <w:bCs w:val="false"/>
+          <w:color w:val="000000"/>
+          <w:sz w:val="28"/>
+          <w:szCs w:val="28"/>
+        </w:rPr>
+        <w:t>Анализ возможности устранения:</w:t>
+      </w:r>
+    </w:p>
+    <w:p>
+      <w:pPr>
+        <w:pStyle w:val="Compact"/>
+        <w:numPr>
+          <w:ilvl w:val="1"/>
+          <w:numId w:val="54"/>
+        </w:numPr>
+        <w:rPr>
+          <w:rFonts w:ascii="Times New Roman" w:hAnsi="Times New Roman"/>
+          <w:b w:val="false"/>
+          <w:bCs w:val="false"/>
+          <w:color w:val="000000"/>
+          <w:sz w:val="28"/>
+          <w:szCs w:val="28"/>
+        </w:rPr>
+      </w:pPr>
+      <w:r>
+        <w:rPr>
+          <w:rFonts w:eastAsia="Microsoft YaHei" w:ascii="Times New Roman" w:hAnsi="Times New Roman"/>
+          <w:b w:val="false"/>
+          <w:bCs w:val="false"/>
+          <w:color w:val="000000"/>
+          <w:sz w:val="28"/>
+          <w:szCs w:val="28"/>
+        </w:rPr>
+        <w:t>Уязвимости паролей и аудита</w:t>
+      </w:r>
+      <w:r>
+        <w:rPr>
+          <w:rFonts w:ascii="Times New Roman" w:hAnsi="Times New Roman"/>
+          <w:b w:val="false"/>
+          <w:bCs w:val="false"/>
+          <w:color w:val="000000"/>
+          <w:sz w:val="28"/>
+          <w:szCs w:val="28"/>
+        </w:rPr>
+        <w:t xml:space="preserve"> </w:t>
+      </w:r>
+      <w:r>
+        <w:rPr>
+          <w:rFonts w:eastAsia="Microsoft YaHei" w:ascii="Times New Roman" w:hAnsi="Times New Roman"/>
+          <w:b w:val="false"/>
+          <w:bCs w:val="false"/>
+          <w:color w:val="000000"/>
+          <w:sz w:val="28"/>
+          <w:szCs w:val="28"/>
+        </w:rPr>
+        <w:t>можно устранить</w:t>
+      </w:r>
+      <w:r>
+        <w:rPr>
+          <w:rFonts w:ascii="Times New Roman" w:hAnsi="Times New Roman"/>
+          <w:b w:val="false"/>
+          <w:bCs w:val="false"/>
+          <w:color w:val="000000"/>
+          <w:sz w:val="28"/>
+          <w:szCs w:val="28"/>
+        </w:rPr>
+        <w:t xml:space="preserve"> </w:t>
+      </w:r>
+      <w:r>
+        <w:rPr>
+          <w:rFonts w:eastAsia="Microsoft YaHei" w:ascii="Times New Roman" w:hAnsi="Times New Roman"/>
+          <w:b w:val="false"/>
+          <w:bCs w:val="false"/>
+          <w:color w:val="000000"/>
+          <w:sz w:val="28"/>
+          <w:szCs w:val="28"/>
+        </w:rPr>
+        <w:t>через «Локальную политику безопасности».</w:t>
+      </w:r>
+    </w:p>
+    <w:p>
+      <w:pPr>
+        <w:pStyle w:val="Compact"/>
+        <w:numPr>
+          <w:ilvl w:val="1"/>
+          <w:numId w:val="55"/>
+        </w:numPr>
+        <w:rPr>
+          <w:rFonts w:ascii="Times New Roman" w:hAnsi="Times New Roman"/>
+          <w:b w:val="false"/>
+          <w:bCs w:val="false"/>
+          <w:color w:val="000000"/>
+          <w:sz w:val="28"/>
+          <w:szCs w:val="28"/>
+        </w:rPr>
+      </w:pPr>
+      <w:r>
+        <w:rPr>
+          <w:rFonts w:eastAsia="Microsoft YaHei" w:ascii="Times New Roman" w:hAnsi="Times New Roman"/>
+          <w:b w:val="false"/>
+          <w:bCs w:val="false"/>
           <w:color w:val="000000"/>
           <w:sz w:val="28"/>
           <w:szCs w:val="28"/>
@@ -2133,7 +2133,7 @@
           <w:rFonts w:eastAsia="Microsoft YaHei"/>
         </w:rPr>
         <w:drawing>
-          <wp:anchor behindDoc="0" distT="0" distB="0" distL="0" distR="0" simplePos="0" locked="0" layoutInCell="0" allowOverlap="1" relativeHeight="7">
+          <wp:anchor behindDoc="0" distT="0" distB="0" distL="0" distR="0" simplePos="0" locked="0" layoutInCell="0" allowOverlap="1" relativeHeight="6">
             <wp:simplePos x="0" y="0"/>
             <wp:positionH relativeFrom="column">
               <wp:posOffset>-86360</wp:posOffset>
@@ -2250,95 +2250,7 @@
           <w:sz w:val="28"/>
           <w:szCs w:val="28"/>
         </w:rPr>
-        <w:t xml:space="preserve">2.2. Удалённая проверка соседнего компьютера (IP: </w:t>
-      </w:r>
-      <w:r>
-        <w:rPr>
-          <w:rFonts w:eastAsia="Microsoft YaHei" w:ascii="Times New Roman" w:hAnsi="Times New Roman"/>
-          <w:b w:val="false"/>
-          <w:bCs w:val="false"/>
-          <w:color w:val="000000"/>
-          <w:sz w:val="28"/>
-          <w:szCs w:val="28"/>
-        </w:rPr>
-        <w:t>10</w:t>
-      </w:r>
-      <w:r>
-        <w:rPr>
-          <w:rFonts w:eastAsia="Microsoft YaHei" w:ascii="Times New Roman" w:hAnsi="Times New Roman"/>
-          <w:b w:val="false"/>
-          <w:bCs w:val="false"/>
-          <w:color w:val="000000"/>
-          <w:sz w:val="28"/>
-          <w:szCs w:val="28"/>
-        </w:rPr>
-        <w:t>.</w:t>
-      </w:r>
-      <w:r>
-        <w:rPr>
-          <w:rFonts w:eastAsia="Microsoft YaHei" w:ascii="Times New Roman" w:hAnsi="Times New Roman"/>
-          <w:b w:val="false"/>
-          <w:bCs w:val="false"/>
-          <w:color w:val="000000"/>
-          <w:sz w:val="28"/>
-          <w:szCs w:val="28"/>
-        </w:rPr>
-        <w:t>1</w:t>
-      </w:r>
-      <w:r>
-        <w:rPr>
-          <w:rFonts w:eastAsia="Microsoft YaHei" w:ascii="Times New Roman" w:hAnsi="Times New Roman"/>
-          <w:b w:val="false"/>
-          <w:bCs w:val="false"/>
-          <w:color w:val="000000"/>
-          <w:sz w:val="28"/>
-          <w:szCs w:val="28"/>
-        </w:rPr>
-        <w:t>.12</w:t>
-      </w:r>
-      <w:r>
-        <w:rPr>
-          <w:rFonts w:eastAsia="Microsoft YaHei" w:ascii="Times New Roman" w:hAnsi="Times New Roman"/>
-          <w:b w:val="false"/>
-          <w:bCs w:val="false"/>
-          <w:color w:val="000000"/>
-          <w:sz w:val="28"/>
-          <w:szCs w:val="28"/>
-        </w:rPr>
-        <w:t>4</w:t>
-      </w:r>
-      <w:r>
-        <w:rPr>
-          <w:rFonts w:eastAsia="Microsoft YaHei" w:ascii="Times New Roman" w:hAnsi="Times New Roman"/>
-          <w:b w:val="false"/>
-          <w:bCs w:val="false"/>
-          <w:color w:val="000000"/>
-          <w:sz w:val="28"/>
-          <w:szCs w:val="28"/>
-        </w:rPr>
-        <w:t>.</w:t>
-      </w:r>
-      <w:r>
-        <w:rPr>
-          <w:rFonts w:eastAsia="Microsoft YaHei" w:ascii="Times New Roman" w:hAnsi="Times New Roman"/>
-          <w:b w:val="false"/>
-          <w:bCs w:val="false"/>
-          <w:color w:val="000000"/>
-          <w:sz w:val="28"/>
-          <w:szCs w:val="28"/>
-        </w:rPr>
-        <w:t>24</w:t>
-      </w:r>
-      <w:r>
-        <w:rPr>
-          <w:rFonts w:eastAsia="Microsoft YaHei" w:ascii="Times New Roman" w:hAnsi="Times New Roman"/>
-          <w:b w:val="false"/>
-          <w:bCs w:val="false"/>
-          <w:color w:val="000000"/>
-          <w:sz w:val="28"/>
-          <w:szCs w:val="28"/>
-        </w:rPr>
-        <w:t>)</w:t>
+        <w:t>2.2. Удалённая проверка соседнего компьютера (IP: 10.1.124.24)</w:t>
       </w:r>
     </w:p>
     <w:p>
@@ -2370,7 +2282,7 @@
         <w:pStyle w:val="Normal"/>
         <w:numPr>
           <w:ilvl w:val="0"/>
-          <w:numId w:val="52"/>
+          <w:numId w:val="56"/>
         </w:numPr>
         <w:rPr>
           <w:rFonts w:ascii="Times New Roman" w:hAnsi="Times New Roman"/>
@@ -2466,7 +2378,7 @@
         <w:pStyle w:val="Normal"/>
         <w:numPr>
           <w:ilvl w:val="0"/>
-          <w:numId w:val="53"/>
+          <w:numId w:val="57"/>
         </w:numPr>
         <w:rPr>
           <w:rFonts w:ascii="Times New Roman" w:hAnsi="Times New Roman"/>
@@ -2562,7 +2474,7 @@
         <w:pStyle w:val="Normal"/>
         <w:numPr>
           <w:ilvl w:val="0"/>
-          <w:numId w:val="54"/>
+          <w:numId w:val="58"/>
         </w:numPr>
         <w:rPr>
           <w:rFonts w:ascii="Times New Roman" w:hAnsi="Times New Roman"/>
@@ -2674,17 +2586,8 @@
         </w:rPr>
       </w:pPr>
       <w:r>
-        <w:rPr>
-          <w:rFonts w:eastAsia="Microsoft YaHei" w:ascii="Times New Roman" w:hAnsi="Times New Roman"/>
-          <w:b w:val="false"/>
-          <w:bCs w:val="false"/>
-          <w:color w:val="000000"/>
-          <w:sz w:val="28"/>
-          <w:szCs w:val="28"/>
-          <w:lang w:val="ru-RU"/>
-        </w:rPr>
         <w:drawing>
-          <wp:anchor behindDoc="0" distT="0" distB="0" distL="0" distR="0" simplePos="0" locked="0" layoutInCell="0" allowOverlap="1" relativeHeight="8">
+          <wp:anchor behindDoc="0" distT="0" distB="0" distL="0" distR="0" simplePos="0" locked="0" layoutInCell="0" allowOverlap="1" relativeHeight="7">
             <wp:simplePos x="0" y="0"/>
             <wp:positionH relativeFrom="column">
               <wp:posOffset>161925</wp:posOffset>
@@ -2750,17 +2653,17 @@
           <w:rFonts w:ascii="Times New Roman" w:hAnsi="Times New Roman"/>
           <w:b w:val="false"/>
           <w:bCs w:val="false"/>
-          <w:color w:val="000000"/>
-          <w:sz w:val="28"/>
-          <w:szCs w:val="28"/>
-        </w:rPr>
-      </w:pPr>
-      <w:r>
-        <w:rPr>
-          <w:rFonts w:eastAsia="Microsoft YaHei" w:ascii="Times New Roman" w:hAnsi="Times New Roman"/>
-          <w:b w:val="false"/>
-          <w:bCs w:val="false"/>
-          <w:color w:val="000000"/>
+          <w:color w:themeColor="accent1" w:val="000000"/>
+          <w:sz w:val="28"/>
+          <w:szCs w:val="28"/>
+        </w:rPr>
+      </w:pPr>
+      <w:r>
+        <w:rPr>
+          <w:rFonts w:ascii="Times New Roman" w:hAnsi="Times New Roman"/>
+          <w:b w:val="false"/>
+          <w:bCs w:val="false"/>
+          <w:color w:themeColor="accent1" w:val="000000"/>
           <w:sz w:val="28"/>
           <w:szCs w:val="28"/>
         </w:rPr>
@@ -2819,7 +2722,7 @@
         <w:pStyle w:val="Compact"/>
         <w:numPr>
           <w:ilvl w:val="0"/>
-          <w:numId w:val="55"/>
+          <w:numId w:val="59"/>
         </w:numPr>
         <w:rPr>
           <w:rFonts w:ascii="Times New Roman" w:hAnsi="Times New Roman"/>
@@ -2869,7 +2772,7 @@
         <w:pStyle w:val="Compact"/>
         <w:numPr>
           <w:ilvl w:val="0"/>
-          <w:numId w:val="56"/>
+          <w:numId w:val="60"/>
         </w:numPr>
         <w:rPr>
           <w:rFonts w:ascii="Times New Roman" w:hAnsi="Times New Roman"/>
@@ -2897,7 +2800,7 @@
         <w:pStyle w:val="Compact"/>
         <w:numPr>
           <w:ilvl w:val="1"/>
-          <w:numId w:val="57"/>
+          <w:numId w:val="61"/>
         </w:numPr>
         <w:rPr>
           <w:rFonts w:ascii="Times New Roman" w:hAnsi="Times New Roman"/>
@@ -2925,7 +2828,7 @@
         <w:pStyle w:val="Compact"/>
         <w:numPr>
           <w:ilvl w:val="1"/>
-          <w:numId w:val="58"/>
+          <w:numId w:val="62"/>
         </w:numPr>
         <w:rPr>
           <w:rFonts w:ascii="Times New Roman" w:hAnsi="Times New Roman"/>
@@ -2953,7 +2856,7 @@
         <w:pStyle w:val="Compact"/>
         <w:numPr>
           <w:ilvl w:val="1"/>
-          <w:numId w:val="59"/>
+          <w:numId w:val="63"/>
         </w:numPr>
         <w:rPr>
           <w:rFonts w:ascii="Times New Roman" w:hAnsi="Times New Roman"/>
@@ -3086,6 +2989,29 @@
         <w:t>. Анализ узлов сети (по данным Inventory Report)</w:t>
       </w:r>
     </w:p>
+    <w:p>
+      <w:pPr>
+        <w:pStyle w:val="BodyText"/>
+        <w:rPr>
+          <w:rFonts w:ascii="Times New Roman" w:hAnsi="Times New Roman"/>
+          <w:b w:val="false"/>
+          <w:bCs w:val="false"/>
+          <w:color w:val="000000"/>
+          <w:sz w:val="28"/>
+          <w:szCs w:val="28"/>
+        </w:rPr>
+      </w:pPr>
+      <w:r>
+        <w:rPr>
+          <w:rFonts w:eastAsia="Microsoft YaHei" w:ascii="Times New Roman" w:hAnsi="Times New Roman"/>
+          <w:b w:val="false"/>
+          <w:bCs w:val="false"/>
+          <w:color w:val="000000"/>
+          <w:sz w:val="28"/>
+          <w:szCs w:val="28"/>
+        </w:rPr>
+      </w:r>
+    </w:p>
     <w:tbl>
       <w:tblPr>
         <w:tblStyle w:val="Table"/>
@@ -3102,8 +3028,8 @@
         <w:tblLook w:firstRow="1" w:noVBand="0" w:lastRow="0" w:firstColumn="0" w:lastColumn="0" w:noHBand="0" w:val="0020"/>
       </w:tblPr>
       <w:tblGrid>
-        <w:gridCol w:w="1374"/>
-        <w:gridCol w:w="2204"/>
+        <w:gridCol w:w="1373"/>
+        <w:gridCol w:w="2205"/>
         <w:gridCol w:w="1514"/>
         <w:gridCol w:w="4267"/>
       </w:tblGrid>
@@ -3113,7 +3039,7 @@
         </w:trPr>
         <w:tc>
           <w:tcPr>
-            <w:tcW w:w="1374" w:type="dxa"/>
+            <w:tcW w:w="1373" w:type="dxa"/>
             <w:tcBorders>
               <w:top w:val="single" w:sz="6" w:space="0" w:color="E2E8F0"/>
               <w:left w:val="single" w:sz="6" w:space="0" w:color="E2E8F0"/>
@@ -3158,7 +3084,7 @@
         </w:tc>
         <w:tc>
           <w:tcPr>
-            <w:tcW w:w="2204" w:type="dxa"/>
+            <w:tcW w:w="2205" w:type="dxa"/>
             <w:tcBorders>
               <w:top w:val="single" w:sz="6" w:space="0" w:color="E2E8F0"/>
               <w:left w:val="single" w:sz="6" w:space="0" w:color="E2E8F0"/>
@@ -3296,7 +3222,7 @@
         <w:trPr/>
         <w:tc>
           <w:tcPr>
-            <w:tcW w:w="1374" w:type="dxa"/>
+            <w:tcW w:w="1373" w:type="dxa"/>
             <w:tcBorders>
               <w:top w:val="single" w:sz="6" w:space="0" w:color="E2E8F0"/>
               <w:left w:val="single" w:sz="6" w:space="0" w:color="E2E8F0"/>
@@ -3339,7 +3265,7 @@
         </w:tc>
         <w:tc>
           <w:tcPr>
-            <w:tcW w:w="2204" w:type="dxa"/>
+            <w:tcW w:w="2205" w:type="dxa"/>
             <w:tcBorders>
               <w:top w:val="single" w:sz="6" w:space="0" w:color="E2E8F0"/>
               <w:left w:val="single" w:sz="6" w:space="0" w:color="E2E8F0"/>
@@ -3471,7 +3397,7 @@
         <w:trPr/>
         <w:tc>
           <w:tcPr>
-            <w:tcW w:w="1374" w:type="dxa"/>
+            <w:tcW w:w="1373" w:type="dxa"/>
             <w:tcBorders>
               <w:top w:val="single" w:sz="6" w:space="0" w:color="E2E8F0"/>
               <w:left w:val="single" w:sz="6" w:space="0" w:color="E2E8F0"/>
@@ -3515,7 +3441,7 @@
         </w:tc>
         <w:tc>
           <w:tcPr>
-            <w:tcW w:w="2204" w:type="dxa"/>
+            <w:tcW w:w="2205" w:type="dxa"/>
             <w:tcBorders>
               <w:top w:val="single" w:sz="6" w:space="0" w:color="E2E8F0"/>
               <w:left w:val="single" w:sz="6" w:space="0" w:color="E2E8F0"/>
@@ -3650,7 +3576,7 @@
         <w:trPr/>
         <w:tc>
           <w:tcPr>
-            <w:tcW w:w="1374" w:type="dxa"/>
+            <w:tcW w:w="1373" w:type="dxa"/>
             <w:tcBorders>
               <w:top w:val="single" w:sz="6" w:space="0" w:color="E2E8F0"/>
               <w:left w:val="single" w:sz="6" w:space="0" w:color="E2E8F0"/>
@@ -3693,7 +3619,7 @@
         </w:tc>
         <w:tc>
           <w:tcPr>
-            <w:tcW w:w="2204" w:type="dxa"/>
+            <w:tcW w:w="2205" w:type="dxa"/>
             <w:tcBorders>
               <w:top w:val="single" w:sz="6" w:space="0" w:color="E2E8F0"/>
               <w:left w:val="single" w:sz="6" w:space="0" w:color="E2E8F0"/>
@@ -3835,29 +3761,18 @@
         </w:rPr>
       </w:pPr>
       <w:r>
-        <w:rPr>
-          <w:rFonts w:eastAsia="Microsoft YaHei" w:ascii="Times New Roman" w:hAnsi="Times New Roman"/>
-          <w:b w:val="false"/>
-          <w:bCs w:val="false"/>
-          <w:color w:val="000000"/>
-          <w:sz w:val="28"/>
-          <w:szCs w:val="28"/>
-        </w:rPr>
-        <w:t>В</w:t>
-      </w:r>
-      <w:r>
         <w:drawing>
-          <wp:anchor behindDoc="0" distT="0" distB="0" distL="0" distR="0" simplePos="0" locked="0" layoutInCell="0" allowOverlap="1" relativeHeight="4">
+          <wp:anchor behindDoc="0" distT="0" distB="0" distL="0" distR="0" simplePos="0" locked="0" layoutInCell="0" allowOverlap="1" relativeHeight="8">
             <wp:simplePos x="0" y="0"/>
             <wp:positionH relativeFrom="column">
-              <wp:posOffset>142875</wp:posOffset>
+              <wp:posOffset>-288925</wp:posOffset>
             </wp:positionH>
             <wp:positionV relativeFrom="paragraph">
-              <wp:posOffset>-91440</wp:posOffset>
+              <wp:posOffset>-440690</wp:posOffset>
             </wp:positionV>
             <wp:extent cx="5943600" cy="3310890"/>
             <wp:effectExtent l="0" t="0" r="0" b="0"/>
-            <wp:wrapSquare wrapText="largest"/>
+            <wp:wrapTopAndBottom/>
             <wp:docPr id="6" name="Изображение5" descr=""/>
             <wp:cNvGraphicFramePr>
               <a:graphicFrameLocks xmlns:a="http://schemas.openxmlformats.org/drawingml/2006/main" noChangeAspect="1"/>
@@ -3902,7 +3817,7 @@
           <w:sz w:val="28"/>
           <w:szCs w:val="28"/>
         </w:rPr>
-        <w:t>се устройства определены как</w:t>
+        <w:t>Все устройства определены как</w:t>
       </w:r>
       <w:r>
         <w:rPr>
@@ -3978,7 +3893,7 @@
           <w:rFonts w:eastAsia="Microsoft YaHei"/>
         </w:rPr>
         <w:drawing>
-          <wp:anchor behindDoc="0" distT="0" distB="0" distL="0" distR="0" simplePos="0" locked="0" layoutInCell="0" allowOverlap="1" relativeHeight="5">
+          <wp:anchor behindDoc="0" distT="0" distB="0" distL="0" distR="0" simplePos="0" locked="0" layoutInCell="0" allowOverlap="1" relativeHeight="4">
             <wp:simplePos x="0" y="0"/>
             <wp:positionH relativeFrom="column">
               <wp:align>center</wp:align>
@@ -4742,8 +4657,8 @@
               </w:rPr>
               <w:t>Аналогично – потеря доступа к ресурсам конкретного узла.</w:t>
             </w:r>
-            <w:bookmarkStart w:id="8" w:name="Xff13974fc592967f383ed9ccba668738f8ba236"/>
-            <w:bookmarkStart w:id="9" w:name="X3dae1194781b1b60b70f0edf4dd4162dd56ed20"/>
+            <w:bookmarkStart w:id="8" w:name="X3dae1194781b1b60b70f0edf4dd4162dd56ed20"/>
+            <w:bookmarkStart w:id="9" w:name="Xff13974fc592967f383ed9ccba668738f8ba236"/>
             <w:bookmarkEnd w:id="8"/>
             <w:bookmarkEnd w:id="9"/>
           </w:p>
@@ -4816,7 +4731,7 @@
         <w:pStyle w:val="Compact"/>
         <w:numPr>
           <w:ilvl w:val="0"/>
-          <w:numId w:val="60"/>
+          <w:numId w:val="64"/>
         </w:numPr>
         <w:rPr>
           <w:rFonts w:ascii="Times New Roman" w:hAnsi="Times New Roman"/>
@@ -4844,7 +4759,7 @@
         <w:pStyle w:val="Compact"/>
         <w:numPr>
           <w:ilvl w:val="0"/>
-          <w:numId w:val="61"/>
+          <w:numId w:val="65"/>
         </w:numPr>
         <w:rPr>
           <w:rFonts w:ascii="Times New Roman" w:hAnsi="Times New Roman"/>
@@ -4872,7 +4787,7 @@
         <w:pStyle w:val="Compact"/>
         <w:numPr>
           <w:ilvl w:val="0"/>
-          <w:numId w:val="62"/>
+          <w:numId w:val="66"/>
         </w:numPr>
         <w:rPr>
           <w:rFonts w:ascii="Times New Roman" w:hAnsi="Times New Roman"/>
@@ -5064,6 +4979,550 @@
   </w:abstractNum>
   <w:abstractNum w:abstractNumId="2">
     <w:lvl w:ilvl="0">
+      <w:numFmt w:val="bullet"/>
+      <w:lvlText w:val=""/>
+      <w:lvlJc w:val="left"/>
+      <w:pPr>
+        <w:tabs>
+          <w:tab w:val="num" w:pos="0"/>
+        </w:tabs>
+        <w:ind w:left="720" w:hanging="480"/>
+      </w:pPr>
+      <w:rPr>
+        <w:rFonts w:ascii="Symbol" w:hAnsi="Symbol" w:cs="Symbol" w:hint="default"/>
+      </w:rPr>
+    </w:lvl>
+    <w:lvl w:ilvl="1">
+      <w:start w:val="0"/>
+      <w:numFmt w:val="bullet"/>
+      <w:lvlText w:val=""/>
+      <w:lvlJc w:val="left"/>
+      <w:pPr>
+        <w:tabs>
+          <w:tab w:val="num" w:pos="0"/>
+        </w:tabs>
+        <w:ind w:left="1440" w:hanging="480"/>
+      </w:pPr>
+      <w:rPr>
+        <w:rFonts w:ascii="Symbol" w:hAnsi="Symbol" w:cs="Symbol" w:hint="default"/>
+      </w:rPr>
+    </w:lvl>
+    <w:lvl w:ilvl="2">
+      <w:start w:val="0"/>
+      <w:numFmt w:val="bullet"/>
+      <w:lvlText w:val=""/>
+      <w:lvlJc w:val="left"/>
+      <w:pPr>
+        <w:tabs>
+          <w:tab w:val="num" w:pos="0"/>
+        </w:tabs>
+        <w:ind w:left="2160" w:hanging="480"/>
+      </w:pPr>
+      <w:rPr>
+        <w:rFonts w:ascii="Symbol" w:hAnsi="Symbol" w:cs="Symbol" w:hint="default"/>
+      </w:rPr>
+    </w:lvl>
+    <w:lvl w:ilvl="3">
+      <w:start w:val="0"/>
+      <w:numFmt w:val="bullet"/>
+      <w:lvlText w:val=""/>
+      <w:lvlJc w:val="left"/>
+      <w:pPr>
+        <w:tabs>
+          <w:tab w:val="num" w:pos="0"/>
+        </w:tabs>
+        <w:ind w:left="2880" w:hanging="480"/>
+      </w:pPr>
+      <w:rPr>
+        <w:rFonts w:ascii="Symbol" w:hAnsi="Symbol" w:cs="Symbol" w:hint="default"/>
+      </w:rPr>
+    </w:lvl>
+    <w:lvl w:ilvl="4">
+      <w:start w:val="0"/>
+      <w:numFmt w:val="bullet"/>
+      <w:lvlText w:val=""/>
+      <w:lvlJc w:val="left"/>
+      <w:pPr>
+        <w:tabs>
+          <w:tab w:val="num" w:pos="0"/>
+        </w:tabs>
+        <w:ind w:left="3600" w:hanging="480"/>
+      </w:pPr>
+      <w:rPr>
+        <w:rFonts w:ascii="Symbol" w:hAnsi="Symbol" w:cs="Symbol" w:hint="default"/>
+      </w:rPr>
+    </w:lvl>
+    <w:lvl w:ilvl="5">
+      <w:start w:val="0"/>
+      <w:numFmt w:val="bullet"/>
+      <w:lvlText w:val=""/>
+      <w:lvlJc w:val="left"/>
+      <w:pPr>
+        <w:tabs>
+          <w:tab w:val="num" w:pos="0"/>
+        </w:tabs>
+        <w:ind w:left="4320" w:hanging="480"/>
+      </w:pPr>
+      <w:rPr>
+        <w:rFonts w:ascii="Symbol" w:hAnsi="Symbol" w:cs="Symbol" w:hint="default"/>
+      </w:rPr>
+    </w:lvl>
+    <w:lvl w:ilvl="6">
+      <w:start w:val="0"/>
+      <w:numFmt w:val="bullet"/>
+      <w:lvlText w:val=""/>
+      <w:lvlJc w:val="left"/>
+      <w:pPr>
+        <w:tabs>
+          <w:tab w:val="num" w:pos="0"/>
+        </w:tabs>
+        <w:ind w:left="5040" w:hanging="480"/>
+      </w:pPr>
+      <w:rPr>
+        <w:rFonts w:ascii="Symbol" w:hAnsi="Symbol" w:cs="Symbol" w:hint="default"/>
+      </w:rPr>
+    </w:lvl>
+    <w:lvl w:ilvl="7">
+      <w:start w:val="0"/>
+      <w:numFmt w:val="bullet"/>
+      <w:lvlText w:val=""/>
+      <w:lvlJc w:val="left"/>
+      <w:pPr>
+        <w:tabs>
+          <w:tab w:val="num" w:pos="0"/>
+        </w:tabs>
+        <w:ind w:left="5760" w:hanging="480"/>
+      </w:pPr>
+      <w:rPr>
+        <w:rFonts w:ascii="Symbol" w:hAnsi="Symbol" w:cs="Symbol" w:hint="default"/>
+      </w:rPr>
+    </w:lvl>
+    <w:lvl w:ilvl="8">
+      <w:start w:val="0"/>
+      <w:numFmt w:val="bullet"/>
+      <w:lvlText w:val=""/>
+      <w:lvlJc w:val="left"/>
+      <w:pPr>
+        <w:tabs>
+          <w:tab w:val="num" w:pos="0"/>
+        </w:tabs>
+        <w:ind w:left="6480" w:hanging="480"/>
+      </w:pPr>
+      <w:rPr>
+        <w:rFonts w:ascii="Symbol" w:hAnsi="Symbol" w:cs="Symbol" w:hint="default"/>
+      </w:rPr>
+    </w:lvl>
+  </w:abstractNum>
+  <w:abstractNum w:abstractNumId="3">
+    <w:lvl w:ilvl="0">
+      <w:numFmt w:val="bullet"/>
+      <w:lvlText w:val=""/>
+      <w:lvlJc w:val="left"/>
+      <w:pPr>
+        <w:tabs>
+          <w:tab w:val="num" w:pos="0"/>
+        </w:tabs>
+        <w:ind w:left="720" w:hanging="480"/>
+      </w:pPr>
+      <w:rPr>
+        <w:rFonts w:ascii="Symbol" w:hAnsi="Symbol" w:cs="Symbol" w:hint="default"/>
+      </w:rPr>
+    </w:lvl>
+    <w:lvl w:ilvl="1">
+      <w:start w:val="0"/>
+      <w:numFmt w:val="bullet"/>
+      <w:lvlText w:val=""/>
+      <w:lvlJc w:val="left"/>
+      <w:pPr>
+        <w:tabs>
+          <w:tab w:val="num" w:pos="0"/>
+        </w:tabs>
+        <w:ind w:left="1440" w:hanging="480"/>
+      </w:pPr>
+      <w:rPr>
+        <w:rFonts w:ascii="Symbol" w:hAnsi="Symbol" w:cs="Symbol" w:hint="default"/>
+      </w:rPr>
+    </w:lvl>
+    <w:lvl w:ilvl="2">
+      <w:start w:val="0"/>
+      <w:numFmt w:val="bullet"/>
+      <w:lvlText w:val=""/>
+      <w:lvlJc w:val="left"/>
+      <w:pPr>
+        <w:tabs>
+          <w:tab w:val="num" w:pos="0"/>
+        </w:tabs>
+        <w:ind w:left="2160" w:hanging="480"/>
+      </w:pPr>
+      <w:rPr>
+        <w:rFonts w:ascii="Symbol" w:hAnsi="Symbol" w:cs="Symbol" w:hint="default"/>
+      </w:rPr>
+    </w:lvl>
+    <w:lvl w:ilvl="3">
+      <w:start w:val="0"/>
+      <w:numFmt w:val="bullet"/>
+      <w:lvlText w:val=""/>
+      <w:lvlJc w:val="left"/>
+      <w:pPr>
+        <w:tabs>
+          <w:tab w:val="num" w:pos="0"/>
+        </w:tabs>
+        <w:ind w:left="2880" w:hanging="480"/>
+      </w:pPr>
+      <w:rPr>
+        <w:rFonts w:ascii="Symbol" w:hAnsi="Symbol" w:cs="Symbol" w:hint="default"/>
+      </w:rPr>
+    </w:lvl>
+    <w:lvl w:ilvl="4">
+      <w:start w:val="0"/>
+      <w:numFmt w:val="bullet"/>
+      <w:lvlText w:val=""/>
+      <w:lvlJc w:val="left"/>
+      <w:pPr>
+        <w:tabs>
+          <w:tab w:val="num" w:pos="0"/>
+        </w:tabs>
+        <w:ind w:left="3600" w:hanging="480"/>
+      </w:pPr>
+      <w:rPr>
+        <w:rFonts w:ascii="Symbol" w:hAnsi="Symbol" w:cs="Symbol" w:hint="default"/>
+      </w:rPr>
+    </w:lvl>
+    <w:lvl w:ilvl="5">
+      <w:start w:val="0"/>
+      <w:numFmt w:val="bullet"/>
+      <w:lvlText w:val=""/>
+      <w:lvlJc w:val="left"/>
+      <w:pPr>
+        <w:tabs>
+          <w:tab w:val="num" w:pos="0"/>
+        </w:tabs>
+        <w:ind w:left="4320" w:hanging="480"/>
+      </w:pPr>
+      <w:rPr>
+        <w:rFonts w:ascii="Symbol" w:hAnsi="Symbol" w:cs="Symbol" w:hint="default"/>
+      </w:rPr>
+    </w:lvl>
+    <w:lvl w:ilvl="6">
+      <w:start w:val="0"/>
+      <w:numFmt w:val="bullet"/>
+      <w:lvlText w:val=""/>
+      <w:lvlJc w:val="left"/>
+      <w:pPr>
+        <w:tabs>
+          <w:tab w:val="num" w:pos="0"/>
+        </w:tabs>
+        <w:ind w:left="5040" w:hanging="480"/>
+      </w:pPr>
+      <w:rPr>
+        <w:rFonts w:ascii="Symbol" w:hAnsi="Symbol" w:cs="Symbol" w:hint="default"/>
+      </w:rPr>
+    </w:lvl>
+    <w:lvl w:ilvl="7">
+      <w:start w:val="0"/>
+      <w:numFmt w:val="bullet"/>
+      <w:lvlText w:val=""/>
+      <w:lvlJc w:val="left"/>
+      <w:pPr>
+        <w:tabs>
+          <w:tab w:val="num" w:pos="0"/>
+        </w:tabs>
+        <w:ind w:left="5760" w:hanging="480"/>
+      </w:pPr>
+      <w:rPr>
+        <w:rFonts w:ascii="Symbol" w:hAnsi="Symbol" w:cs="Symbol" w:hint="default"/>
+      </w:rPr>
+    </w:lvl>
+    <w:lvl w:ilvl="8">
+      <w:start w:val="0"/>
+      <w:numFmt w:val="bullet"/>
+      <w:lvlText w:val=""/>
+      <w:lvlJc w:val="left"/>
+      <w:pPr>
+        <w:tabs>
+          <w:tab w:val="num" w:pos="0"/>
+        </w:tabs>
+        <w:ind w:left="6480" w:hanging="480"/>
+      </w:pPr>
+      <w:rPr>
+        <w:rFonts w:ascii="Symbol" w:hAnsi="Symbol" w:cs="Symbol" w:hint="default"/>
+      </w:rPr>
+    </w:lvl>
+  </w:abstractNum>
+  <w:abstractNum w:abstractNumId="4">
+    <w:lvl w:ilvl="0">
+      <w:numFmt w:val="bullet"/>
+      <w:lvlText w:val=""/>
+      <w:lvlJc w:val="left"/>
+      <w:pPr>
+        <w:tabs>
+          <w:tab w:val="num" w:pos="0"/>
+        </w:tabs>
+        <w:ind w:left="720" w:hanging="480"/>
+      </w:pPr>
+      <w:rPr>
+        <w:rFonts w:ascii="Symbol" w:hAnsi="Symbol" w:cs="Symbol" w:hint="default"/>
+      </w:rPr>
+    </w:lvl>
+    <w:lvl w:ilvl="1">
+      <w:start w:val="0"/>
+      <w:numFmt w:val="bullet"/>
+      <w:lvlText w:val=""/>
+      <w:lvlJc w:val="left"/>
+      <w:pPr>
+        <w:tabs>
+          <w:tab w:val="num" w:pos="0"/>
+        </w:tabs>
+        <w:ind w:left="1440" w:hanging="480"/>
+      </w:pPr>
+      <w:rPr>
+        <w:rFonts w:ascii="Symbol" w:hAnsi="Symbol" w:cs="Symbol" w:hint="default"/>
+      </w:rPr>
+    </w:lvl>
+    <w:lvl w:ilvl="2">
+      <w:start w:val="0"/>
+      <w:numFmt w:val="bullet"/>
+      <w:lvlText w:val=""/>
+      <w:lvlJc w:val="left"/>
+      <w:pPr>
+        <w:tabs>
+          <w:tab w:val="num" w:pos="0"/>
+        </w:tabs>
+        <w:ind w:left="2160" w:hanging="480"/>
+      </w:pPr>
+      <w:rPr>
+        <w:rFonts w:ascii="Symbol" w:hAnsi="Symbol" w:cs="Symbol" w:hint="default"/>
+      </w:rPr>
+    </w:lvl>
+    <w:lvl w:ilvl="3">
+      <w:start w:val="0"/>
+      <w:numFmt w:val="bullet"/>
+      <w:lvlText w:val=""/>
+      <w:lvlJc w:val="left"/>
+      <w:pPr>
+        <w:tabs>
+          <w:tab w:val="num" w:pos="0"/>
+        </w:tabs>
+        <w:ind w:left="2880" w:hanging="480"/>
+      </w:pPr>
+      <w:rPr>
+        <w:rFonts w:ascii="Symbol" w:hAnsi="Symbol" w:cs="Symbol" w:hint="default"/>
+      </w:rPr>
+    </w:lvl>
+    <w:lvl w:ilvl="4">
+      <w:start w:val="0"/>
+      <w:numFmt w:val="bullet"/>
+      <w:lvlText w:val=""/>
+      <w:lvlJc w:val="left"/>
+      <w:pPr>
+        <w:tabs>
+          <w:tab w:val="num" w:pos="0"/>
+        </w:tabs>
+        <w:ind w:left="3600" w:hanging="480"/>
+      </w:pPr>
+      <w:rPr>
+        <w:rFonts w:ascii="Symbol" w:hAnsi="Symbol" w:cs="Symbol" w:hint="default"/>
+      </w:rPr>
+    </w:lvl>
+    <w:lvl w:ilvl="5">
+      <w:start w:val="0"/>
+      <w:numFmt w:val="bullet"/>
+      <w:lvlText w:val=""/>
+      <w:lvlJc w:val="left"/>
+      <w:pPr>
+        <w:tabs>
+          <w:tab w:val="num" w:pos="0"/>
+        </w:tabs>
+        <w:ind w:left="4320" w:hanging="480"/>
+      </w:pPr>
+      <w:rPr>
+        <w:rFonts w:ascii="Symbol" w:hAnsi="Symbol" w:cs="Symbol" w:hint="default"/>
+      </w:rPr>
+    </w:lvl>
+    <w:lvl w:ilvl="6">
+      <w:start w:val="0"/>
+      <w:numFmt w:val="bullet"/>
+      <w:lvlText w:val=""/>
+      <w:lvlJc w:val="left"/>
+      <w:pPr>
+        <w:tabs>
+          <w:tab w:val="num" w:pos="0"/>
+        </w:tabs>
+        <w:ind w:left="5040" w:hanging="480"/>
+      </w:pPr>
+      <w:rPr>
+        <w:rFonts w:ascii="Symbol" w:hAnsi="Symbol" w:cs="Symbol" w:hint="default"/>
+      </w:rPr>
+    </w:lvl>
+    <w:lvl w:ilvl="7">
+      <w:start w:val="0"/>
+      <w:numFmt w:val="bullet"/>
+      <w:lvlText w:val=""/>
+      <w:lvlJc w:val="left"/>
+      <w:pPr>
+        <w:tabs>
+          <w:tab w:val="num" w:pos="0"/>
+        </w:tabs>
+        <w:ind w:left="5760" w:hanging="480"/>
+      </w:pPr>
+      <w:rPr>
+        <w:rFonts w:ascii="Symbol" w:hAnsi="Symbol" w:cs="Symbol" w:hint="default"/>
+      </w:rPr>
+    </w:lvl>
+    <w:lvl w:ilvl="8">
+      <w:start w:val="0"/>
+      <w:numFmt w:val="bullet"/>
+      <w:lvlText w:val=""/>
+      <w:lvlJc w:val="left"/>
+      <w:pPr>
+        <w:tabs>
+          <w:tab w:val="num" w:pos="0"/>
+        </w:tabs>
+        <w:ind w:left="6480" w:hanging="480"/>
+      </w:pPr>
+      <w:rPr>
+        <w:rFonts w:ascii="Symbol" w:hAnsi="Symbol" w:cs="Symbol" w:hint="default"/>
+      </w:rPr>
+    </w:lvl>
+  </w:abstractNum>
+  <w:abstractNum w:abstractNumId="5">
+    <w:lvl w:ilvl="0">
+      <w:numFmt w:val="bullet"/>
+      <w:lvlText w:val=""/>
+      <w:lvlJc w:val="left"/>
+      <w:pPr>
+        <w:tabs>
+          <w:tab w:val="num" w:pos="0"/>
+        </w:tabs>
+        <w:ind w:left="720" w:hanging="480"/>
+      </w:pPr>
+      <w:rPr>
+        <w:rFonts w:ascii="Symbol" w:hAnsi="Symbol" w:cs="Symbol" w:hint="default"/>
+      </w:rPr>
+    </w:lvl>
+    <w:lvl w:ilvl="1">
+      <w:start w:val="0"/>
+      <w:numFmt w:val="bullet"/>
+      <w:lvlText w:val=""/>
+      <w:lvlJc w:val="left"/>
+      <w:pPr>
+        <w:tabs>
+          <w:tab w:val="num" w:pos="0"/>
+        </w:tabs>
+        <w:ind w:left="1440" w:hanging="480"/>
+      </w:pPr>
+      <w:rPr>
+        <w:rFonts w:ascii="Symbol" w:hAnsi="Symbol" w:cs="Symbol" w:hint="default"/>
+      </w:rPr>
+    </w:lvl>
+    <w:lvl w:ilvl="2">
+      <w:start w:val="0"/>
+      <w:numFmt w:val="bullet"/>
+      <w:lvlText w:val=""/>
+      <w:lvlJc w:val="left"/>
+      <w:pPr>
+        <w:tabs>
+          <w:tab w:val="num" w:pos="0"/>
+        </w:tabs>
+        <w:ind w:left="2160" w:hanging="480"/>
+      </w:pPr>
+      <w:rPr>
+        <w:rFonts w:ascii="Symbol" w:hAnsi="Symbol" w:cs="Symbol" w:hint="default"/>
+      </w:rPr>
+    </w:lvl>
+    <w:lvl w:ilvl="3">
+      <w:start w:val="0"/>
+      <w:numFmt w:val="bullet"/>
+      <w:lvlText w:val=""/>
+      <w:lvlJc w:val="left"/>
+      <w:pPr>
+        <w:tabs>
+          <w:tab w:val="num" w:pos="0"/>
+        </w:tabs>
+        <w:ind w:left="2880" w:hanging="480"/>
+      </w:pPr>
+      <w:rPr>
+        <w:rFonts w:ascii="Symbol" w:hAnsi="Symbol" w:cs="Symbol" w:hint="default"/>
+      </w:rPr>
+    </w:lvl>
+    <w:lvl w:ilvl="4">
+      <w:start w:val="0"/>
+      <w:numFmt w:val="bullet"/>
+      <w:lvlText w:val=""/>
+      <w:lvlJc w:val="left"/>
+      <w:pPr>
+        <w:tabs>
+          <w:tab w:val="num" w:pos="0"/>
+        </w:tabs>
+        <w:ind w:left="3600" w:hanging="480"/>
+      </w:pPr>
+      <w:rPr>
+        <w:rFonts w:ascii="Symbol" w:hAnsi="Symbol" w:cs="Symbol" w:hint="default"/>
+      </w:rPr>
+    </w:lvl>
+    <w:lvl w:ilvl="5">
+      <w:start w:val="0"/>
+      <w:numFmt w:val="bullet"/>
+      <w:lvlText w:val=""/>
+      <w:lvlJc w:val="left"/>
+      <w:pPr>
+        <w:tabs>
+          <w:tab w:val="num" w:pos="0"/>
+        </w:tabs>
+        <w:ind w:left="4320" w:hanging="480"/>
+      </w:pPr>
+      <w:rPr>
+        <w:rFonts w:ascii="Symbol" w:hAnsi="Symbol" w:cs="Symbol" w:hint="default"/>
+      </w:rPr>
+    </w:lvl>
+    <w:lvl w:ilvl="6">
+      <w:start w:val="0"/>
+      <w:numFmt w:val="bullet"/>
+      <w:lvlText w:val=""/>
+      <w:lvlJc w:val="left"/>
+      <w:pPr>
+        <w:tabs>
+          <w:tab w:val="num" w:pos="0"/>
+        </w:tabs>
+        <w:ind w:left="5040" w:hanging="480"/>
+      </w:pPr>
+      <w:rPr>
+        <w:rFonts w:ascii="Symbol" w:hAnsi="Symbol" w:cs="Symbol" w:hint="default"/>
+      </w:rPr>
+    </w:lvl>
+    <w:lvl w:ilvl="7">
+      <w:start w:val="0"/>
+      <w:numFmt w:val="bullet"/>
+      <w:lvlText w:val=""/>
+      <w:lvlJc w:val="left"/>
+      <w:pPr>
+        <w:tabs>
+          <w:tab w:val="num" w:pos="0"/>
+        </w:tabs>
+        <w:ind w:left="5760" w:hanging="480"/>
+      </w:pPr>
+      <w:rPr>
+        <w:rFonts w:ascii="Symbol" w:hAnsi="Symbol" w:cs="Symbol" w:hint="default"/>
+      </w:rPr>
+    </w:lvl>
+    <w:lvl w:ilvl="8">
+      <w:start w:val="0"/>
+      <w:numFmt w:val="bullet"/>
+      <w:lvlText w:val=""/>
+      <w:lvlJc w:val="left"/>
+      <w:pPr>
+        <w:tabs>
+          <w:tab w:val="num" w:pos="0"/>
+        </w:tabs>
+        <w:ind w:left="6480" w:hanging="480"/>
+      </w:pPr>
+      <w:rPr>
+        <w:rFonts w:ascii="Symbol" w:hAnsi="Symbol" w:cs="Symbol" w:hint="default"/>
+      </w:rPr>
+    </w:lvl>
+  </w:abstractNum>
+  <w:abstractNum w:abstractNumId="6">
+    <w:lvl w:ilvl="0">
       <w:start w:val="1"/>
       <w:numFmt w:val="decimal"/>
       <w:lvlText w:val="%1."/>
@@ -5179,550 +5638,6 @@
         <w:ind w:left="6480" w:hanging="480"/>
       </w:pPr>
       <w:rPr/>
-    </w:lvl>
-  </w:abstractNum>
-  <w:abstractNum w:abstractNumId="3">
-    <w:lvl w:ilvl="0">
-      <w:numFmt w:val="bullet"/>
-      <w:lvlText w:val=""/>
-      <w:lvlJc w:val="left"/>
-      <w:pPr>
-        <w:tabs>
-          <w:tab w:val="num" w:pos="0"/>
-        </w:tabs>
-        <w:ind w:left="720" w:hanging="480"/>
-      </w:pPr>
-      <w:rPr>
-        <w:rFonts w:ascii="Symbol" w:hAnsi="Symbol" w:cs="Symbol" w:hint="default"/>
-      </w:rPr>
-    </w:lvl>
-    <w:lvl w:ilvl="1">
-      <w:start w:val="0"/>
-      <w:numFmt w:val="bullet"/>
-      <w:lvlText w:val=""/>
-      <w:lvlJc w:val="left"/>
-      <w:pPr>
-        <w:tabs>
-          <w:tab w:val="num" w:pos="0"/>
-        </w:tabs>
-        <w:ind w:left="1440" w:hanging="480"/>
-      </w:pPr>
-      <w:rPr>
-        <w:rFonts w:ascii="Symbol" w:hAnsi="Symbol" w:cs="Symbol" w:hint="default"/>
-      </w:rPr>
-    </w:lvl>
-    <w:lvl w:ilvl="2">
-      <w:start w:val="0"/>
-      <w:numFmt w:val="bullet"/>
-      <w:lvlText w:val=""/>
-      <w:lvlJc w:val="left"/>
-      <w:pPr>
-        <w:tabs>
-          <w:tab w:val="num" w:pos="0"/>
-        </w:tabs>
-        <w:ind w:left="2160" w:hanging="480"/>
-      </w:pPr>
-      <w:rPr>
-        <w:rFonts w:ascii="Symbol" w:hAnsi="Symbol" w:cs="Symbol" w:hint="default"/>
-      </w:rPr>
-    </w:lvl>
-    <w:lvl w:ilvl="3">
-      <w:start w:val="0"/>
-      <w:numFmt w:val="bullet"/>
-      <w:lvlText w:val=""/>
-      <w:lvlJc w:val="left"/>
-      <w:pPr>
-        <w:tabs>
-          <w:tab w:val="num" w:pos="0"/>
-        </w:tabs>
-        <w:ind w:left="2880" w:hanging="480"/>
-      </w:pPr>
-      <w:rPr>
-        <w:rFonts w:ascii="Symbol" w:hAnsi="Symbol" w:cs="Symbol" w:hint="default"/>
-      </w:rPr>
-    </w:lvl>
-    <w:lvl w:ilvl="4">
-      <w:start w:val="0"/>
-      <w:numFmt w:val="bullet"/>
-      <w:lvlText w:val=""/>
-      <w:lvlJc w:val="left"/>
-      <w:pPr>
-        <w:tabs>
-          <w:tab w:val="num" w:pos="0"/>
-        </w:tabs>
-        <w:ind w:left="3600" w:hanging="480"/>
-      </w:pPr>
-      <w:rPr>
-        <w:rFonts w:ascii="Symbol" w:hAnsi="Symbol" w:cs="Symbol" w:hint="default"/>
-      </w:rPr>
-    </w:lvl>
-    <w:lvl w:ilvl="5">
-      <w:start w:val="0"/>
-      <w:numFmt w:val="bullet"/>
-      <w:lvlText w:val=""/>
-      <w:lvlJc w:val="left"/>
-      <w:pPr>
-        <w:tabs>
-          <w:tab w:val="num" w:pos="0"/>
-        </w:tabs>
-        <w:ind w:left="4320" w:hanging="480"/>
-      </w:pPr>
-      <w:rPr>
-        <w:rFonts w:ascii="Symbol" w:hAnsi="Symbol" w:cs="Symbol" w:hint="default"/>
-      </w:rPr>
-    </w:lvl>
-    <w:lvl w:ilvl="6">
-      <w:start w:val="0"/>
-      <w:numFmt w:val="bullet"/>
-      <w:lvlText w:val=""/>
-      <w:lvlJc w:val="left"/>
-      <w:pPr>
-        <w:tabs>
-          <w:tab w:val="num" w:pos="0"/>
-        </w:tabs>
-        <w:ind w:left="5040" w:hanging="480"/>
-      </w:pPr>
-      <w:rPr>
-        <w:rFonts w:ascii="Symbol" w:hAnsi="Symbol" w:cs="Symbol" w:hint="default"/>
-      </w:rPr>
-    </w:lvl>
-    <w:lvl w:ilvl="7">
-      <w:start w:val="0"/>
-      <w:numFmt w:val="bullet"/>
-      <w:lvlText w:val=""/>
-      <w:lvlJc w:val="left"/>
-      <w:pPr>
-        <w:tabs>
-          <w:tab w:val="num" w:pos="0"/>
-        </w:tabs>
-        <w:ind w:left="5760" w:hanging="480"/>
-      </w:pPr>
-      <w:rPr>
-        <w:rFonts w:ascii="Symbol" w:hAnsi="Symbol" w:cs="Symbol" w:hint="default"/>
-      </w:rPr>
-    </w:lvl>
-    <w:lvl w:ilvl="8">
-      <w:start w:val="0"/>
-      <w:numFmt w:val="bullet"/>
-      <w:lvlText w:val=""/>
-      <w:lvlJc w:val="left"/>
-      <w:pPr>
-        <w:tabs>
-          <w:tab w:val="num" w:pos="0"/>
-        </w:tabs>
-        <w:ind w:left="6480" w:hanging="480"/>
-      </w:pPr>
-      <w:rPr>
-        <w:rFonts w:ascii="Symbol" w:hAnsi="Symbol" w:cs="Symbol" w:hint="default"/>
-      </w:rPr>
-    </w:lvl>
-  </w:abstractNum>
-  <w:abstractNum w:abstractNumId="4">
-    <w:lvl w:ilvl="0">
-      <w:numFmt w:val="bullet"/>
-      <w:lvlText w:val=""/>
-      <w:lvlJc w:val="left"/>
-      <w:pPr>
-        <w:tabs>
-          <w:tab w:val="num" w:pos="0"/>
-        </w:tabs>
-        <w:ind w:left="720" w:hanging="480"/>
-      </w:pPr>
-      <w:rPr>
-        <w:rFonts w:ascii="Symbol" w:hAnsi="Symbol" w:cs="Symbol" w:hint="default"/>
-      </w:rPr>
-    </w:lvl>
-    <w:lvl w:ilvl="1">
-      <w:start w:val="0"/>
-      <w:numFmt w:val="bullet"/>
-      <w:lvlText w:val=""/>
-      <w:lvlJc w:val="left"/>
-      <w:pPr>
-        <w:tabs>
-          <w:tab w:val="num" w:pos="0"/>
-        </w:tabs>
-        <w:ind w:left="1440" w:hanging="480"/>
-      </w:pPr>
-      <w:rPr>
-        <w:rFonts w:ascii="Symbol" w:hAnsi="Symbol" w:cs="Symbol" w:hint="default"/>
-      </w:rPr>
-    </w:lvl>
-    <w:lvl w:ilvl="2">
-      <w:start w:val="0"/>
-      <w:numFmt w:val="bullet"/>
-      <w:lvlText w:val=""/>
-      <w:lvlJc w:val="left"/>
-      <w:pPr>
-        <w:tabs>
-          <w:tab w:val="num" w:pos="0"/>
-        </w:tabs>
-        <w:ind w:left="2160" w:hanging="480"/>
-      </w:pPr>
-      <w:rPr>
-        <w:rFonts w:ascii="Symbol" w:hAnsi="Symbol" w:cs="Symbol" w:hint="default"/>
-      </w:rPr>
-    </w:lvl>
-    <w:lvl w:ilvl="3">
-      <w:start w:val="0"/>
-      <w:numFmt w:val="bullet"/>
-      <w:lvlText w:val=""/>
-      <w:lvlJc w:val="left"/>
-      <w:pPr>
-        <w:tabs>
-          <w:tab w:val="num" w:pos="0"/>
-        </w:tabs>
-        <w:ind w:left="2880" w:hanging="480"/>
-      </w:pPr>
-      <w:rPr>
-        <w:rFonts w:ascii="Symbol" w:hAnsi="Symbol" w:cs="Symbol" w:hint="default"/>
-      </w:rPr>
-    </w:lvl>
-    <w:lvl w:ilvl="4">
-      <w:start w:val="0"/>
-      <w:numFmt w:val="bullet"/>
-      <w:lvlText w:val=""/>
-      <w:lvlJc w:val="left"/>
-      <w:pPr>
-        <w:tabs>
-          <w:tab w:val="num" w:pos="0"/>
-        </w:tabs>
-        <w:ind w:left="3600" w:hanging="480"/>
-      </w:pPr>
-      <w:rPr>
-        <w:rFonts w:ascii="Symbol" w:hAnsi="Symbol" w:cs="Symbol" w:hint="default"/>
-      </w:rPr>
-    </w:lvl>
-    <w:lvl w:ilvl="5">
-      <w:start w:val="0"/>
-      <w:numFmt w:val="bullet"/>
-      <w:lvlText w:val=""/>
-      <w:lvlJc w:val="left"/>
-      <w:pPr>
-        <w:tabs>
-          <w:tab w:val="num" w:pos="0"/>
-        </w:tabs>
-        <w:ind w:left="4320" w:hanging="480"/>
-      </w:pPr>
-      <w:rPr>
-        <w:rFonts w:ascii="Symbol" w:hAnsi="Symbol" w:cs="Symbol" w:hint="default"/>
-      </w:rPr>
-    </w:lvl>
-    <w:lvl w:ilvl="6">
-      <w:start w:val="0"/>
-      <w:numFmt w:val="bullet"/>
-      <w:lvlText w:val=""/>
-      <w:lvlJc w:val="left"/>
-      <w:pPr>
-        <w:tabs>
-          <w:tab w:val="num" w:pos="0"/>
-        </w:tabs>
-        <w:ind w:left="5040" w:hanging="480"/>
-      </w:pPr>
-      <w:rPr>
-        <w:rFonts w:ascii="Symbol" w:hAnsi="Symbol" w:cs="Symbol" w:hint="default"/>
-      </w:rPr>
-    </w:lvl>
-    <w:lvl w:ilvl="7">
-      <w:start w:val="0"/>
-      <w:numFmt w:val="bullet"/>
-      <w:lvlText w:val=""/>
-      <w:lvlJc w:val="left"/>
-      <w:pPr>
-        <w:tabs>
-          <w:tab w:val="num" w:pos="0"/>
-        </w:tabs>
-        <w:ind w:left="5760" w:hanging="480"/>
-      </w:pPr>
-      <w:rPr>
-        <w:rFonts w:ascii="Symbol" w:hAnsi="Symbol" w:cs="Symbol" w:hint="default"/>
-      </w:rPr>
-    </w:lvl>
-    <w:lvl w:ilvl="8">
-      <w:start w:val="0"/>
-      <w:numFmt w:val="bullet"/>
-      <w:lvlText w:val=""/>
-      <w:lvlJc w:val="left"/>
-      <w:pPr>
-        <w:tabs>
-          <w:tab w:val="num" w:pos="0"/>
-        </w:tabs>
-        <w:ind w:left="6480" w:hanging="480"/>
-      </w:pPr>
-      <w:rPr>
-        <w:rFonts w:ascii="Symbol" w:hAnsi="Symbol" w:cs="Symbol" w:hint="default"/>
-      </w:rPr>
-    </w:lvl>
-  </w:abstractNum>
-  <w:abstractNum w:abstractNumId="5">
-    <w:lvl w:ilvl="0">
-      <w:numFmt w:val="bullet"/>
-      <w:lvlText w:val=""/>
-      <w:lvlJc w:val="left"/>
-      <w:pPr>
-        <w:tabs>
-          <w:tab w:val="num" w:pos="0"/>
-        </w:tabs>
-        <w:ind w:left="720" w:hanging="480"/>
-      </w:pPr>
-      <w:rPr>
-        <w:rFonts w:ascii="Symbol" w:hAnsi="Symbol" w:cs="Symbol" w:hint="default"/>
-      </w:rPr>
-    </w:lvl>
-    <w:lvl w:ilvl="1">
-      <w:start w:val="0"/>
-      <w:numFmt w:val="bullet"/>
-      <w:lvlText w:val=""/>
-      <w:lvlJc w:val="left"/>
-      <w:pPr>
-        <w:tabs>
-          <w:tab w:val="num" w:pos="0"/>
-        </w:tabs>
-        <w:ind w:left="1440" w:hanging="480"/>
-      </w:pPr>
-      <w:rPr>
-        <w:rFonts w:ascii="Symbol" w:hAnsi="Symbol" w:cs="Symbol" w:hint="default"/>
-      </w:rPr>
-    </w:lvl>
-    <w:lvl w:ilvl="2">
-      <w:start w:val="0"/>
-      <w:numFmt w:val="bullet"/>
-      <w:lvlText w:val=""/>
-      <w:lvlJc w:val="left"/>
-      <w:pPr>
-        <w:tabs>
-          <w:tab w:val="num" w:pos="0"/>
-        </w:tabs>
-        <w:ind w:left="2160" w:hanging="480"/>
-      </w:pPr>
-      <w:rPr>
-        <w:rFonts w:ascii="Symbol" w:hAnsi="Symbol" w:cs="Symbol" w:hint="default"/>
-      </w:rPr>
-    </w:lvl>
-    <w:lvl w:ilvl="3">
-      <w:start w:val="0"/>
-      <w:numFmt w:val="bullet"/>
-      <w:lvlText w:val=""/>
-      <w:lvlJc w:val="left"/>
-      <w:pPr>
-        <w:tabs>
-          <w:tab w:val="num" w:pos="0"/>
-        </w:tabs>
-        <w:ind w:left="2880" w:hanging="480"/>
-      </w:pPr>
-      <w:rPr>
-        <w:rFonts w:ascii="Symbol" w:hAnsi="Symbol" w:cs="Symbol" w:hint="default"/>
-      </w:rPr>
-    </w:lvl>
-    <w:lvl w:ilvl="4">
-      <w:start w:val="0"/>
-      <w:numFmt w:val="bullet"/>
-      <w:lvlText w:val=""/>
-      <w:lvlJc w:val="left"/>
-      <w:pPr>
-        <w:tabs>
-          <w:tab w:val="num" w:pos="0"/>
-        </w:tabs>
-        <w:ind w:left="3600" w:hanging="480"/>
-      </w:pPr>
-      <w:rPr>
-        <w:rFonts w:ascii="Symbol" w:hAnsi="Symbol" w:cs="Symbol" w:hint="default"/>
-      </w:rPr>
-    </w:lvl>
-    <w:lvl w:ilvl="5">
-      <w:start w:val="0"/>
-      <w:numFmt w:val="bullet"/>
-      <w:lvlText w:val=""/>
-      <w:lvlJc w:val="left"/>
-      <w:pPr>
-        <w:tabs>
-          <w:tab w:val="num" w:pos="0"/>
-        </w:tabs>
-        <w:ind w:left="4320" w:hanging="480"/>
-      </w:pPr>
-      <w:rPr>
-        <w:rFonts w:ascii="Symbol" w:hAnsi="Symbol" w:cs="Symbol" w:hint="default"/>
-      </w:rPr>
-    </w:lvl>
-    <w:lvl w:ilvl="6">
-      <w:start w:val="0"/>
-      <w:numFmt w:val="bullet"/>
-      <w:lvlText w:val=""/>
-      <w:lvlJc w:val="left"/>
-      <w:pPr>
-        <w:tabs>
-          <w:tab w:val="num" w:pos="0"/>
-        </w:tabs>
-        <w:ind w:left="5040" w:hanging="480"/>
-      </w:pPr>
-      <w:rPr>
-        <w:rFonts w:ascii="Symbol" w:hAnsi="Symbol" w:cs="Symbol" w:hint="default"/>
-      </w:rPr>
-    </w:lvl>
-    <w:lvl w:ilvl="7">
-      <w:start w:val="0"/>
-      <w:numFmt w:val="bullet"/>
-      <w:lvlText w:val=""/>
-      <w:lvlJc w:val="left"/>
-      <w:pPr>
-        <w:tabs>
-          <w:tab w:val="num" w:pos="0"/>
-        </w:tabs>
-        <w:ind w:left="5760" w:hanging="480"/>
-      </w:pPr>
-      <w:rPr>
-        <w:rFonts w:ascii="Symbol" w:hAnsi="Symbol" w:cs="Symbol" w:hint="default"/>
-      </w:rPr>
-    </w:lvl>
-    <w:lvl w:ilvl="8">
-      <w:start w:val="0"/>
-      <w:numFmt w:val="bullet"/>
-      <w:lvlText w:val=""/>
-      <w:lvlJc w:val="left"/>
-      <w:pPr>
-        <w:tabs>
-          <w:tab w:val="num" w:pos="0"/>
-        </w:tabs>
-        <w:ind w:left="6480" w:hanging="480"/>
-      </w:pPr>
-      <w:rPr>
-        <w:rFonts w:ascii="Symbol" w:hAnsi="Symbol" w:cs="Symbol" w:hint="default"/>
-      </w:rPr>
-    </w:lvl>
-  </w:abstractNum>
-  <w:abstractNum w:abstractNumId="6">
-    <w:lvl w:ilvl="0">
-      <w:numFmt w:val="bullet"/>
-      <w:lvlText w:val=""/>
-      <w:lvlJc w:val="left"/>
-      <w:pPr>
-        <w:tabs>
-          <w:tab w:val="num" w:pos="0"/>
-        </w:tabs>
-        <w:ind w:left="720" w:hanging="480"/>
-      </w:pPr>
-      <w:rPr>
-        <w:rFonts w:ascii="Symbol" w:hAnsi="Symbol" w:cs="Symbol" w:hint="default"/>
-      </w:rPr>
-    </w:lvl>
-    <w:lvl w:ilvl="1">
-      <w:start w:val="0"/>
-      <w:numFmt w:val="bullet"/>
-      <w:lvlText w:val=""/>
-      <w:lvlJc w:val="left"/>
-      <w:pPr>
-        <w:tabs>
-          <w:tab w:val="num" w:pos="0"/>
-        </w:tabs>
-        <w:ind w:left="1440" w:hanging="480"/>
-      </w:pPr>
-      <w:rPr>
-        <w:rFonts w:ascii="Symbol" w:hAnsi="Symbol" w:cs="Symbol" w:hint="default"/>
-      </w:rPr>
-    </w:lvl>
-    <w:lvl w:ilvl="2">
-      <w:start w:val="0"/>
-      <w:numFmt w:val="bullet"/>
-      <w:lvlText w:val=""/>
-      <w:lvlJc w:val="left"/>
-      <w:pPr>
-        <w:tabs>
-          <w:tab w:val="num" w:pos="0"/>
-        </w:tabs>
-        <w:ind w:left="2160" w:hanging="480"/>
-      </w:pPr>
-      <w:rPr>
-        <w:rFonts w:ascii="Symbol" w:hAnsi="Symbol" w:cs="Symbol" w:hint="default"/>
-      </w:rPr>
-    </w:lvl>
-    <w:lvl w:ilvl="3">
-      <w:start w:val="0"/>
-      <w:numFmt w:val="bullet"/>
-      <w:lvlText w:val=""/>
-      <w:lvlJc w:val="left"/>
-      <w:pPr>
-        <w:tabs>
-          <w:tab w:val="num" w:pos="0"/>
-        </w:tabs>
-        <w:ind w:left="2880" w:hanging="480"/>
-      </w:pPr>
-      <w:rPr>
-        <w:rFonts w:ascii="Symbol" w:hAnsi="Symbol" w:cs="Symbol" w:hint="default"/>
-      </w:rPr>
-    </w:lvl>
-    <w:lvl w:ilvl="4">
-      <w:start w:val="0"/>
-      <w:numFmt w:val="bullet"/>
-      <w:lvlText w:val=""/>
-      <w:lvlJc w:val="left"/>
-      <w:pPr>
-        <w:tabs>
-          <w:tab w:val="num" w:pos="0"/>
-        </w:tabs>
-        <w:ind w:left="3600" w:hanging="480"/>
-      </w:pPr>
-      <w:rPr>
-        <w:rFonts w:ascii="Symbol" w:hAnsi="Symbol" w:cs="Symbol" w:hint="default"/>
-      </w:rPr>
-    </w:lvl>
-    <w:lvl w:ilvl="5">
-      <w:start w:val="0"/>
-      <w:numFmt w:val="bullet"/>
-      <w:lvlText w:val=""/>
-      <w:lvlJc w:val="left"/>
-      <w:pPr>
-        <w:tabs>
-          <w:tab w:val="num" w:pos="0"/>
-        </w:tabs>
-        <w:ind w:left="4320" w:hanging="480"/>
-      </w:pPr>
-      <w:rPr>
-        <w:rFonts w:ascii="Symbol" w:hAnsi="Symbol" w:cs="Symbol" w:hint="default"/>
-      </w:rPr>
-    </w:lvl>
-    <w:lvl w:ilvl="6">
-      <w:start w:val="0"/>
-      <w:numFmt w:val="bullet"/>
-      <w:lvlText w:val=""/>
-      <w:lvlJc w:val="left"/>
-      <w:pPr>
-        <w:tabs>
-          <w:tab w:val="num" w:pos="0"/>
-        </w:tabs>
-        <w:ind w:left="5040" w:hanging="480"/>
-      </w:pPr>
-      <w:rPr>
-        <w:rFonts w:ascii="Symbol" w:hAnsi="Symbol" w:cs="Symbol" w:hint="default"/>
-      </w:rPr>
-    </w:lvl>
-    <w:lvl w:ilvl="7">
-      <w:start w:val="0"/>
-      <w:numFmt w:val="bullet"/>
-      <w:lvlText w:val=""/>
-      <w:lvlJc w:val="left"/>
-      <w:pPr>
-        <w:tabs>
-          <w:tab w:val="num" w:pos="0"/>
-        </w:tabs>
-        <w:ind w:left="5760" w:hanging="480"/>
-      </w:pPr>
-      <w:rPr>
-        <w:rFonts w:ascii="Symbol" w:hAnsi="Symbol" w:cs="Symbol" w:hint="default"/>
-      </w:rPr>
-    </w:lvl>
-    <w:lvl w:ilvl="8">
-      <w:start w:val="0"/>
-      <w:numFmt w:val="bullet"/>
-      <w:lvlText w:val=""/>
-      <w:lvlJc w:val="left"/>
-      <w:pPr>
-        <w:tabs>
-          <w:tab w:val="num" w:pos="0"/>
-        </w:tabs>
-        <w:ind w:left="6480" w:hanging="480"/>
-      </w:pPr>
-      <w:rPr>
-        <w:rFonts w:ascii="Symbol" w:hAnsi="Symbol" w:cs="Symbol" w:hint="default"/>
-      </w:rPr>
     </w:lvl>
   </w:abstractNum>
   <w:abstractNum w:abstractNumId="7">
@@ -5846,8 +5761,9 @@
   </w:abstractNum>
   <w:abstractNum w:abstractNumId="8">
     <w:lvl w:ilvl="0">
-      <w:numFmt w:val="bullet"/>
-      <w:lvlText w:val=""/>
+      <w:start w:val="1"/>
+      <w:numFmt w:val="decimal"/>
+      <w:lvlText w:val="%1."/>
       <w:lvlJc w:val="left"/>
       <w:pPr>
         <w:tabs>
@@ -5855,14 +5771,12 @@
         </w:tabs>
         <w:ind w:left="720" w:hanging="480"/>
       </w:pPr>
-      <w:rPr>
-        <w:rFonts w:ascii="Symbol" w:hAnsi="Symbol" w:cs="Symbol" w:hint="default"/>
-      </w:rPr>
+      <w:rPr/>
     </w:lvl>
     <w:lvl w:ilvl="1">
-      <w:start w:val="0"/>
-      <w:numFmt w:val="bullet"/>
-      <w:lvlText w:val=""/>
+      <w:start w:val="1"/>
+      <w:numFmt w:val="decimal"/>
+      <w:lvlText w:val="%2."/>
       <w:lvlJc w:val="left"/>
       <w:pPr>
         <w:tabs>
@@ -5870,14 +5784,12 @@
         </w:tabs>
         <w:ind w:left="1440" w:hanging="480"/>
       </w:pPr>
-      <w:rPr>
-        <w:rFonts w:ascii="Symbol" w:hAnsi="Symbol" w:cs="Symbol" w:hint="default"/>
-      </w:rPr>
+      <w:rPr/>
     </w:lvl>
     <w:lvl w:ilvl="2">
-      <w:start w:val="0"/>
-      <w:numFmt w:val="bullet"/>
-      <w:lvlText w:val=""/>
+      <w:start w:val="1"/>
+      <w:numFmt w:val="decimal"/>
+      <w:lvlText w:val="%3."/>
       <w:lvlJc w:val="left"/>
       <w:pPr>
         <w:tabs>
@@ -5885,14 +5797,12 @@
         </w:tabs>
         <w:ind w:left="2160" w:hanging="480"/>
       </w:pPr>
-      <w:rPr>
-        <w:rFonts w:ascii="Symbol" w:hAnsi="Symbol" w:cs="Symbol" w:hint="default"/>
-      </w:rPr>
+      <w:rPr/>
     </w:lvl>
     <w:lvl w:ilvl="3">
-      <w:start w:val="0"/>
-      <w:numFmt w:val="bullet"/>
-      <w:lvlText w:val=""/>
+      <w:start w:val="1"/>
+      <w:numFmt w:val="decimal"/>
+      <w:lvlText w:val="%4."/>
       <w:lvlJc w:val="left"/>
       <w:pPr>
         <w:tabs>
@@ -5900,14 +5810,12 @@
         </w:tabs>
         <w:ind w:left="2880" w:hanging="480"/>
       </w:pPr>
-      <w:rPr>
-        <w:rFonts w:ascii="Symbol" w:hAnsi="Symbol" w:cs="Symbol" w:hint="default"/>
-      </w:rPr>
+      <w:rPr/>
     </w:lvl>
     <w:lvl w:ilvl="4">
-      <w:start w:val="0"/>
-      <w:numFmt w:val="bullet"/>
-      <w:lvlText w:val=""/>
+      <w:start w:val="1"/>
+      <w:numFmt w:val="decimal"/>
+      <w:lvlText w:val="%5."/>
       <w:lvlJc w:val="left"/>
       <w:pPr>
         <w:tabs>
@@ -5915,14 +5823,12 @@
         </w:tabs>
         <w:ind w:left="3600" w:hanging="480"/>
       </w:pPr>
-      <w:rPr>
-        <w:rFonts w:ascii="Symbol" w:hAnsi="Symbol" w:cs="Symbol" w:hint="default"/>
-      </w:rPr>
+      <w:rPr/>
     </w:lvl>
     <w:lvl w:ilvl="5">
-      <w:start w:val="0"/>
-      <w:numFmt w:val="bullet"/>
-      <w:lvlText w:val=""/>
+      <w:start w:val="1"/>
+      <w:numFmt w:val="decimal"/>
+      <w:lvlText w:val="%6."/>
       <w:lvlJc w:val="left"/>
       <w:pPr>
         <w:tabs>
@@ -5930,14 +5836,12 @@
         </w:tabs>
         <w:ind w:left="4320" w:hanging="480"/>
       </w:pPr>
-      <w:rPr>
-        <w:rFonts w:ascii="Symbol" w:hAnsi="Symbol" w:cs="Symbol" w:hint="default"/>
-      </w:rPr>
+      <w:rPr/>
     </w:lvl>
     <w:lvl w:ilvl="6">
-      <w:start w:val="0"/>
-      <w:numFmt w:val="bullet"/>
-      <w:lvlText w:val=""/>
+      <w:start w:val="1"/>
+      <w:numFmt w:val="decimal"/>
+      <w:lvlText w:val="%7."/>
       <w:lvlJc w:val="left"/>
       <w:pPr>
         <w:tabs>
@@ -5945,14 +5849,12 @@
         </w:tabs>
         <w:ind w:left="5040" w:hanging="480"/>
       </w:pPr>
-      <w:rPr>
-        <w:rFonts w:ascii="Symbol" w:hAnsi="Symbol" w:cs="Symbol" w:hint="default"/>
-      </w:rPr>
+      <w:rPr/>
     </w:lvl>
     <w:lvl w:ilvl="7">
-      <w:start w:val="0"/>
-      <w:numFmt w:val="bullet"/>
-      <w:lvlText w:val=""/>
+      <w:start w:val="1"/>
+      <w:numFmt w:val="decimal"/>
+      <w:lvlText w:val="%8."/>
       <w:lvlJc w:val="left"/>
       <w:pPr>
         <w:tabs>
@@ -5960,14 +5862,12 @@
         </w:tabs>
         <w:ind w:left="5760" w:hanging="480"/>
       </w:pPr>
-      <w:rPr>
-        <w:rFonts w:ascii="Symbol" w:hAnsi="Symbol" w:cs="Symbol" w:hint="default"/>
-      </w:rPr>
+      <w:rPr/>
     </w:lvl>
     <w:lvl w:ilvl="8">
-      <w:start w:val="0"/>
-      <w:numFmt w:val="bullet"/>
-      <w:lvlText w:val=""/>
+      <w:start w:val="1"/>
+      <w:numFmt w:val="decimal"/>
+      <w:lvlText w:val="%9."/>
       <w:lvlJc w:val="left"/>
       <w:pPr>
         <w:tabs>
@@ -5975,1372 +5875,10 @@
         </w:tabs>
         <w:ind w:left="6480" w:hanging="480"/>
       </w:pPr>
-      <w:rPr>
-        <w:rFonts w:ascii="Symbol" w:hAnsi="Symbol" w:cs="Symbol" w:hint="default"/>
-      </w:rPr>
+      <w:rPr/>
     </w:lvl>
   </w:abstractNum>
   <w:abstractNum w:abstractNumId="9">
-    <w:lvl w:ilvl="0">
-      <w:numFmt w:val="bullet"/>
-      <w:lvlText w:val=""/>
-      <w:lvlJc w:val="left"/>
-      <w:pPr>
-        <w:tabs>
-          <w:tab w:val="num" w:pos="0"/>
-        </w:tabs>
-        <w:ind w:left="720" w:hanging="480"/>
-      </w:pPr>
-      <w:rPr>
-        <w:rFonts w:ascii="Symbol" w:hAnsi="Symbol" w:cs="Symbol" w:hint="default"/>
-      </w:rPr>
-    </w:lvl>
-    <w:lvl w:ilvl="1">
-      <w:start w:val="0"/>
-      <w:numFmt w:val="bullet"/>
-      <w:lvlText w:val=""/>
-      <w:lvlJc w:val="left"/>
-      <w:pPr>
-        <w:tabs>
-          <w:tab w:val="num" w:pos="0"/>
-        </w:tabs>
-        <w:ind w:left="1440" w:hanging="480"/>
-      </w:pPr>
-      <w:rPr>
-        <w:rFonts w:ascii="Symbol" w:hAnsi="Symbol" w:cs="Symbol" w:hint="default"/>
-      </w:rPr>
-    </w:lvl>
-    <w:lvl w:ilvl="2">
-      <w:start w:val="0"/>
-      <w:numFmt w:val="bullet"/>
-      <w:lvlText w:val=""/>
-      <w:lvlJc w:val="left"/>
-      <w:pPr>
-        <w:tabs>
-          <w:tab w:val="num" w:pos="0"/>
-        </w:tabs>
-        <w:ind w:left="2160" w:hanging="480"/>
-      </w:pPr>
-      <w:rPr>
-        <w:rFonts w:ascii="Symbol" w:hAnsi="Symbol" w:cs="Symbol" w:hint="default"/>
-      </w:rPr>
-    </w:lvl>
-    <w:lvl w:ilvl="3">
-      <w:start w:val="0"/>
-      <w:numFmt w:val="bullet"/>
-      <w:lvlText w:val=""/>
-      <w:lvlJc w:val="left"/>
-      <w:pPr>
-        <w:tabs>
-          <w:tab w:val="num" w:pos="0"/>
-        </w:tabs>
-        <w:ind w:left="2880" w:hanging="480"/>
-      </w:pPr>
-      <w:rPr>
-        <w:rFonts w:ascii="Symbol" w:hAnsi="Symbol" w:cs="Symbol" w:hint="default"/>
-      </w:rPr>
-    </w:lvl>
-    <w:lvl w:ilvl="4">
-      <w:start w:val="0"/>
-      <w:numFmt w:val="bullet"/>
-      <w:lvlText w:val=""/>
-      <w:lvlJc w:val="left"/>
-      <w:pPr>
-        <w:tabs>
-          <w:tab w:val="num" w:pos="0"/>
-        </w:tabs>
-        <w:ind w:left="3600" w:hanging="480"/>
-      </w:pPr>
-      <w:rPr>
-        <w:rFonts w:ascii="Symbol" w:hAnsi="Symbol" w:cs="Symbol" w:hint="default"/>
-      </w:rPr>
-    </w:lvl>
-    <w:lvl w:ilvl="5">
-      <w:start w:val="0"/>
-      <w:numFmt w:val="bullet"/>
-      <w:lvlText w:val=""/>
-      <w:lvlJc w:val="left"/>
-      <w:pPr>
-        <w:tabs>
-          <w:tab w:val="num" w:pos="0"/>
-        </w:tabs>
-        <w:ind w:left="4320" w:hanging="480"/>
-      </w:pPr>
-      <w:rPr>
-        <w:rFonts w:ascii="Symbol" w:hAnsi="Symbol" w:cs="Symbol" w:hint="default"/>
-      </w:rPr>
-    </w:lvl>
-    <w:lvl w:ilvl="6">
-      <w:start w:val="0"/>
-      <w:numFmt w:val="bullet"/>
-      <w:lvlText w:val=""/>
-      <w:lvlJc w:val="left"/>
-      <w:pPr>
-        <w:tabs>
-          <w:tab w:val="num" w:pos="0"/>
-        </w:tabs>
-        <w:ind w:left="5040" w:hanging="480"/>
-      </w:pPr>
-      <w:rPr>
-        <w:rFonts w:ascii="Symbol" w:hAnsi="Symbol" w:cs="Symbol" w:hint="default"/>
-      </w:rPr>
-    </w:lvl>
-    <w:lvl w:ilvl="7">
-      <w:start w:val="0"/>
-      <w:numFmt w:val="bullet"/>
-      <w:lvlText w:val=""/>
-      <w:lvlJc w:val="left"/>
-      <w:pPr>
-        <w:tabs>
-          <w:tab w:val="num" w:pos="0"/>
-        </w:tabs>
-        <w:ind w:left="5760" w:hanging="480"/>
-      </w:pPr>
-      <w:rPr>
-        <w:rFonts w:ascii="Symbol" w:hAnsi="Symbol" w:cs="Symbol" w:hint="default"/>
-      </w:rPr>
-    </w:lvl>
-    <w:lvl w:ilvl="8">
-      <w:start w:val="0"/>
-      <w:numFmt w:val="bullet"/>
-      <w:lvlText w:val=""/>
-      <w:lvlJc w:val="left"/>
-      <w:pPr>
-        <w:tabs>
-          <w:tab w:val="num" w:pos="0"/>
-        </w:tabs>
-        <w:ind w:left="6480" w:hanging="480"/>
-      </w:pPr>
-      <w:rPr>
-        <w:rFonts w:ascii="Symbol" w:hAnsi="Symbol" w:cs="Symbol" w:hint="default"/>
-      </w:rPr>
-    </w:lvl>
-  </w:abstractNum>
-  <w:abstractNum w:abstractNumId="10">
-    <w:lvl w:ilvl="0">
-      <w:numFmt w:val="bullet"/>
-      <w:lvlText w:val=""/>
-      <w:lvlJc w:val="left"/>
-      <w:pPr>
-        <w:tabs>
-          <w:tab w:val="num" w:pos="0"/>
-        </w:tabs>
-        <w:ind w:left="720" w:hanging="480"/>
-      </w:pPr>
-      <w:rPr>
-        <w:rFonts w:ascii="Symbol" w:hAnsi="Symbol" w:cs="Symbol" w:hint="default"/>
-      </w:rPr>
-    </w:lvl>
-    <w:lvl w:ilvl="1">
-      <w:start w:val="0"/>
-      <w:numFmt w:val="bullet"/>
-      <w:lvlText w:val=""/>
-      <w:lvlJc w:val="left"/>
-      <w:pPr>
-        <w:tabs>
-          <w:tab w:val="num" w:pos="0"/>
-        </w:tabs>
-        <w:ind w:left="1440" w:hanging="480"/>
-      </w:pPr>
-      <w:rPr>
-        <w:rFonts w:ascii="Symbol" w:hAnsi="Symbol" w:cs="Symbol" w:hint="default"/>
-      </w:rPr>
-    </w:lvl>
-    <w:lvl w:ilvl="2">
-      <w:start w:val="0"/>
-      <w:numFmt w:val="bullet"/>
-      <w:lvlText w:val=""/>
-      <w:lvlJc w:val="left"/>
-      <w:pPr>
-        <w:tabs>
-          <w:tab w:val="num" w:pos="0"/>
-        </w:tabs>
-        <w:ind w:left="2160" w:hanging="480"/>
-      </w:pPr>
-      <w:rPr>
-        <w:rFonts w:ascii="Symbol" w:hAnsi="Symbol" w:cs="Symbol" w:hint="default"/>
-      </w:rPr>
-    </w:lvl>
-    <w:lvl w:ilvl="3">
-      <w:start w:val="0"/>
-      <w:numFmt w:val="bullet"/>
-      <w:lvlText w:val=""/>
-      <w:lvlJc w:val="left"/>
-      <w:pPr>
-        <w:tabs>
-          <w:tab w:val="num" w:pos="0"/>
-        </w:tabs>
-        <w:ind w:left="2880" w:hanging="480"/>
-      </w:pPr>
-      <w:rPr>
-        <w:rFonts w:ascii="Symbol" w:hAnsi="Symbol" w:cs="Symbol" w:hint="default"/>
-      </w:rPr>
-    </w:lvl>
-    <w:lvl w:ilvl="4">
-      <w:start w:val="0"/>
-      <w:numFmt w:val="bullet"/>
-      <w:lvlText w:val=""/>
-      <w:lvlJc w:val="left"/>
-      <w:pPr>
-        <w:tabs>
-          <w:tab w:val="num" w:pos="0"/>
-        </w:tabs>
-        <w:ind w:left="3600" w:hanging="480"/>
-      </w:pPr>
-      <w:rPr>
-        <w:rFonts w:ascii="Symbol" w:hAnsi="Symbol" w:cs="Symbol" w:hint="default"/>
-      </w:rPr>
-    </w:lvl>
-    <w:lvl w:ilvl="5">
-      <w:start w:val="0"/>
-      <w:numFmt w:val="bullet"/>
-      <w:lvlText w:val=""/>
-      <w:lvlJc w:val="left"/>
-      <w:pPr>
-        <w:tabs>
-          <w:tab w:val="num" w:pos="0"/>
-        </w:tabs>
-        <w:ind w:left="4320" w:hanging="480"/>
-      </w:pPr>
-      <w:rPr>
-        <w:rFonts w:ascii="Symbol" w:hAnsi="Symbol" w:cs="Symbol" w:hint="default"/>
-      </w:rPr>
-    </w:lvl>
-    <w:lvl w:ilvl="6">
-      <w:start w:val="0"/>
-      <w:numFmt w:val="bullet"/>
-      <w:lvlText w:val=""/>
-      <w:lvlJc w:val="left"/>
-      <w:pPr>
-        <w:tabs>
-          <w:tab w:val="num" w:pos="0"/>
-        </w:tabs>
-        <w:ind w:left="5040" w:hanging="480"/>
-      </w:pPr>
-      <w:rPr>
-        <w:rFonts w:ascii="Symbol" w:hAnsi="Symbol" w:cs="Symbol" w:hint="default"/>
-      </w:rPr>
-    </w:lvl>
-    <w:lvl w:ilvl="7">
-      <w:start w:val="0"/>
-      <w:numFmt w:val="bullet"/>
-      <w:lvlText w:val=""/>
-      <w:lvlJc w:val="left"/>
-      <w:pPr>
-        <w:tabs>
-          <w:tab w:val="num" w:pos="0"/>
-        </w:tabs>
-        <w:ind w:left="5760" w:hanging="480"/>
-      </w:pPr>
-      <w:rPr>
-        <w:rFonts w:ascii="Symbol" w:hAnsi="Symbol" w:cs="Symbol" w:hint="default"/>
-      </w:rPr>
-    </w:lvl>
-    <w:lvl w:ilvl="8">
-      <w:start w:val="0"/>
-      <w:numFmt w:val="bullet"/>
-      <w:lvlText w:val=""/>
-      <w:lvlJc w:val="left"/>
-      <w:pPr>
-        <w:tabs>
-          <w:tab w:val="num" w:pos="0"/>
-        </w:tabs>
-        <w:ind w:left="6480" w:hanging="480"/>
-      </w:pPr>
-      <w:rPr>
-        <w:rFonts w:ascii="Symbol" w:hAnsi="Symbol" w:cs="Symbol" w:hint="default"/>
-      </w:rPr>
-    </w:lvl>
-  </w:abstractNum>
-  <w:abstractNum w:abstractNumId="11">
-    <w:lvl w:ilvl="0">
-      <w:numFmt w:val="bullet"/>
-      <w:lvlText w:val=""/>
-      <w:lvlJc w:val="left"/>
-      <w:pPr>
-        <w:tabs>
-          <w:tab w:val="num" w:pos="0"/>
-        </w:tabs>
-        <w:ind w:left="720" w:hanging="480"/>
-      </w:pPr>
-      <w:rPr>
-        <w:rFonts w:ascii="Symbol" w:hAnsi="Symbol" w:cs="Symbol" w:hint="default"/>
-      </w:rPr>
-    </w:lvl>
-    <w:lvl w:ilvl="1">
-      <w:start w:val="0"/>
-      <w:numFmt w:val="bullet"/>
-      <w:lvlText w:val=""/>
-      <w:lvlJc w:val="left"/>
-      <w:pPr>
-        <w:tabs>
-          <w:tab w:val="num" w:pos="0"/>
-        </w:tabs>
-        <w:ind w:left="1440" w:hanging="480"/>
-      </w:pPr>
-      <w:rPr>
-        <w:rFonts w:ascii="Symbol" w:hAnsi="Symbol" w:cs="Symbol" w:hint="default"/>
-      </w:rPr>
-    </w:lvl>
-    <w:lvl w:ilvl="2">
-      <w:start w:val="0"/>
-      <w:numFmt w:val="bullet"/>
-      <w:lvlText w:val=""/>
-      <w:lvlJc w:val="left"/>
-      <w:pPr>
-        <w:tabs>
-          <w:tab w:val="num" w:pos="0"/>
-        </w:tabs>
-        <w:ind w:left="2160" w:hanging="480"/>
-      </w:pPr>
-      <w:rPr>
-        <w:rFonts w:ascii="Symbol" w:hAnsi="Symbol" w:cs="Symbol" w:hint="default"/>
-      </w:rPr>
-    </w:lvl>
-    <w:lvl w:ilvl="3">
-      <w:start w:val="0"/>
-      <w:numFmt w:val="bullet"/>
-      <w:lvlText w:val=""/>
-      <w:lvlJc w:val="left"/>
-      <w:pPr>
-        <w:tabs>
-          <w:tab w:val="num" w:pos="0"/>
-        </w:tabs>
-        <w:ind w:left="2880" w:hanging="480"/>
-      </w:pPr>
-      <w:rPr>
-        <w:rFonts w:ascii="Symbol" w:hAnsi="Symbol" w:cs="Symbol" w:hint="default"/>
-      </w:rPr>
-    </w:lvl>
-    <w:lvl w:ilvl="4">
-      <w:start w:val="0"/>
-      <w:numFmt w:val="bullet"/>
-      <w:lvlText w:val=""/>
-      <w:lvlJc w:val="left"/>
-      <w:pPr>
-        <w:tabs>
-          <w:tab w:val="num" w:pos="0"/>
-        </w:tabs>
-        <w:ind w:left="3600" w:hanging="480"/>
-      </w:pPr>
-      <w:rPr>
-        <w:rFonts w:ascii="Symbol" w:hAnsi="Symbol" w:cs="Symbol" w:hint="default"/>
-      </w:rPr>
-    </w:lvl>
-    <w:lvl w:ilvl="5">
-      <w:start w:val="0"/>
-      <w:numFmt w:val="bullet"/>
-      <w:lvlText w:val=""/>
-      <w:lvlJc w:val="left"/>
-      <w:pPr>
-        <w:tabs>
-          <w:tab w:val="num" w:pos="0"/>
-        </w:tabs>
-        <w:ind w:left="4320" w:hanging="480"/>
-      </w:pPr>
-      <w:rPr>
-        <w:rFonts w:ascii="Symbol" w:hAnsi="Symbol" w:cs="Symbol" w:hint="default"/>
-      </w:rPr>
-    </w:lvl>
-    <w:lvl w:ilvl="6">
-      <w:start w:val="0"/>
-      <w:numFmt w:val="bullet"/>
-      <w:lvlText w:val=""/>
-      <w:lvlJc w:val="left"/>
-      <w:pPr>
-        <w:tabs>
-          <w:tab w:val="num" w:pos="0"/>
-        </w:tabs>
-        <w:ind w:left="5040" w:hanging="480"/>
-      </w:pPr>
-      <w:rPr>
-        <w:rFonts w:ascii="Symbol" w:hAnsi="Symbol" w:cs="Symbol" w:hint="default"/>
-      </w:rPr>
-    </w:lvl>
-    <w:lvl w:ilvl="7">
-      <w:start w:val="0"/>
-      <w:numFmt w:val="bullet"/>
-      <w:lvlText w:val=""/>
-      <w:lvlJc w:val="left"/>
-      <w:pPr>
-        <w:tabs>
-          <w:tab w:val="num" w:pos="0"/>
-        </w:tabs>
-        <w:ind w:left="5760" w:hanging="480"/>
-      </w:pPr>
-      <w:rPr>
-        <w:rFonts w:ascii="Symbol" w:hAnsi="Symbol" w:cs="Symbol" w:hint="default"/>
-      </w:rPr>
-    </w:lvl>
-    <w:lvl w:ilvl="8">
-      <w:start w:val="0"/>
-      <w:numFmt w:val="bullet"/>
-      <w:lvlText w:val=""/>
-      <w:lvlJc w:val="left"/>
-      <w:pPr>
-        <w:tabs>
-          <w:tab w:val="num" w:pos="0"/>
-        </w:tabs>
-        <w:ind w:left="6480" w:hanging="480"/>
-      </w:pPr>
-      <w:rPr>
-        <w:rFonts w:ascii="Symbol" w:hAnsi="Symbol" w:cs="Symbol" w:hint="default"/>
-      </w:rPr>
-    </w:lvl>
-  </w:abstractNum>
-  <w:abstractNum w:abstractNumId="12">
-    <w:lvl w:ilvl="0">
-      <w:numFmt w:val="bullet"/>
-      <w:lvlText w:val=""/>
-      <w:lvlJc w:val="left"/>
-      <w:pPr>
-        <w:tabs>
-          <w:tab w:val="num" w:pos="0"/>
-        </w:tabs>
-        <w:ind w:left="720" w:hanging="480"/>
-      </w:pPr>
-      <w:rPr>
-        <w:rFonts w:ascii="Symbol" w:hAnsi="Symbol" w:cs="Symbol" w:hint="default"/>
-      </w:rPr>
-    </w:lvl>
-    <w:lvl w:ilvl="1">
-      <w:start w:val="0"/>
-      <w:numFmt w:val="bullet"/>
-      <w:lvlText w:val=""/>
-      <w:lvlJc w:val="left"/>
-      <w:pPr>
-        <w:tabs>
-          <w:tab w:val="num" w:pos="0"/>
-        </w:tabs>
-        <w:ind w:left="1440" w:hanging="480"/>
-      </w:pPr>
-      <w:rPr>
-        <w:rFonts w:ascii="Symbol" w:hAnsi="Symbol" w:cs="Symbol" w:hint="default"/>
-      </w:rPr>
-    </w:lvl>
-    <w:lvl w:ilvl="2">
-      <w:start w:val="0"/>
-      <w:numFmt w:val="bullet"/>
-      <w:lvlText w:val=""/>
-      <w:lvlJc w:val="left"/>
-      <w:pPr>
-        <w:tabs>
-          <w:tab w:val="num" w:pos="0"/>
-        </w:tabs>
-        <w:ind w:left="2160" w:hanging="480"/>
-      </w:pPr>
-      <w:rPr>
-        <w:rFonts w:ascii="Symbol" w:hAnsi="Symbol" w:cs="Symbol" w:hint="default"/>
-      </w:rPr>
-    </w:lvl>
-    <w:lvl w:ilvl="3">
-      <w:start w:val="0"/>
-      <w:numFmt w:val="bullet"/>
-      <w:lvlText w:val=""/>
-      <w:lvlJc w:val="left"/>
-      <w:pPr>
-        <w:tabs>
-          <w:tab w:val="num" w:pos="0"/>
-        </w:tabs>
-        <w:ind w:left="2880" w:hanging="480"/>
-      </w:pPr>
-      <w:rPr>
-        <w:rFonts w:ascii="Symbol" w:hAnsi="Symbol" w:cs="Symbol" w:hint="default"/>
-      </w:rPr>
-    </w:lvl>
-    <w:lvl w:ilvl="4">
-      <w:start w:val="0"/>
-      <w:numFmt w:val="bullet"/>
-      <w:lvlText w:val=""/>
-      <w:lvlJc w:val="left"/>
-      <w:pPr>
-        <w:tabs>
-          <w:tab w:val="num" w:pos="0"/>
-        </w:tabs>
-        <w:ind w:left="3600" w:hanging="480"/>
-      </w:pPr>
-      <w:rPr>
-        <w:rFonts w:ascii="Symbol" w:hAnsi="Symbol" w:cs="Symbol" w:hint="default"/>
-      </w:rPr>
-    </w:lvl>
-    <w:lvl w:ilvl="5">
-      <w:start w:val="0"/>
-      <w:numFmt w:val="bullet"/>
-      <w:lvlText w:val=""/>
-      <w:lvlJc w:val="left"/>
-      <w:pPr>
-        <w:tabs>
-          <w:tab w:val="num" w:pos="0"/>
-        </w:tabs>
-        <w:ind w:left="4320" w:hanging="480"/>
-      </w:pPr>
-      <w:rPr>
-        <w:rFonts w:ascii="Symbol" w:hAnsi="Symbol" w:cs="Symbol" w:hint="default"/>
-      </w:rPr>
-    </w:lvl>
-    <w:lvl w:ilvl="6">
-      <w:start w:val="0"/>
-      <w:numFmt w:val="bullet"/>
-      <w:lvlText w:val=""/>
-      <w:lvlJc w:val="left"/>
-      <w:pPr>
-        <w:tabs>
-          <w:tab w:val="num" w:pos="0"/>
-        </w:tabs>
-        <w:ind w:left="5040" w:hanging="480"/>
-      </w:pPr>
-      <w:rPr>
-        <w:rFonts w:ascii="Symbol" w:hAnsi="Symbol" w:cs="Symbol" w:hint="default"/>
-      </w:rPr>
-    </w:lvl>
-    <w:lvl w:ilvl="7">
-      <w:start w:val="0"/>
-      <w:numFmt w:val="bullet"/>
-      <w:lvlText w:val=""/>
-      <w:lvlJc w:val="left"/>
-      <w:pPr>
-        <w:tabs>
-          <w:tab w:val="num" w:pos="0"/>
-        </w:tabs>
-        <w:ind w:left="5760" w:hanging="480"/>
-      </w:pPr>
-      <w:rPr>
-        <w:rFonts w:ascii="Symbol" w:hAnsi="Symbol" w:cs="Symbol" w:hint="default"/>
-      </w:rPr>
-    </w:lvl>
-    <w:lvl w:ilvl="8">
-      <w:start w:val="0"/>
-      <w:numFmt w:val="bullet"/>
-      <w:lvlText w:val=""/>
-      <w:lvlJc w:val="left"/>
-      <w:pPr>
-        <w:tabs>
-          <w:tab w:val="num" w:pos="0"/>
-        </w:tabs>
-        <w:ind w:left="6480" w:hanging="480"/>
-      </w:pPr>
-      <w:rPr>
-        <w:rFonts w:ascii="Symbol" w:hAnsi="Symbol" w:cs="Symbol" w:hint="default"/>
-      </w:rPr>
-    </w:lvl>
-  </w:abstractNum>
-  <w:abstractNum w:abstractNumId="13">
-    <w:lvl w:ilvl="0">
-      <w:numFmt w:val="bullet"/>
-      <w:lvlText w:val=""/>
-      <w:lvlJc w:val="left"/>
-      <w:pPr>
-        <w:tabs>
-          <w:tab w:val="num" w:pos="0"/>
-        </w:tabs>
-        <w:ind w:left="720" w:hanging="480"/>
-      </w:pPr>
-      <w:rPr>
-        <w:rFonts w:ascii="Symbol" w:hAnsi="Symbol" w:cs="Symbol" w:hint="default"/>
-      </w:rPr>
-    </w:lvl>
-    <w:lvl w:ilvl="1">
-      <w:start w:val="0"/>
-      <w:numFmt w:val="bullet"/>
-      <w:lvlText w:val=""/>
-      <w:lvlJc w:val="left"/>
-      <w:pPr>
-        <w:tabs>
-          <w:tab w:val="num" w:pos="0"/>
-        </w:tabs>
-        <w:ind w:left="1440" w:hanging="480"/>
-      </w:pPr>
-      <w:rPr>
-        <w:rFonts w:ascii="Symbol" w:hAnsi="Symbol" w:cs="Symbol" w:hint="default"/>
-      </w:rPr>
-    </w:lvl>
-    <w:lvl w:ilvl="2">
-      <w:start w:val="0"/>
-      <w:numFmt w:val="bullet"/>
-      <w:lvlText w:val=""/>
-      <w:lvlJc w:val="left"/>
-      <w:pPr>
-        <w:tabs>
-          <w:tab w:val="num" w:pos="0"/>
-        </w:tabs>
-        <w:ind w:left="2160" w:hanging="480"/>
-      </w:pPr>
-      <w:rPr>
-        <w:rFonts w:ascii="Symbol" w:hAnsi="Symbol" w:cs="Symbol" w:hint="default"/>
-      </w:rPr>
-    </w:lvl>
-    <w:lvl w:ilvl="3">
-      <w:start w:val="0"/>
-      <w:numFmt w:val="bullet"/>
-      <w:lvlText w:val=""/>
-      <w:lvlJc w:val="left"/>
-      <w:pPr>
-        <w:tabs>
-          <w:tab w:val="num" w:pos="0"/>
-        </w:tabs>
-        <w:ind w:left="2880" w:hanging="480"/>
-      </w:pPr>
-      <w:rPr>
-        <w:rFonts w:ascii="Symbol" w:hAnsi="Symbol" w:cs="Symbol" w:hint="default"/>
-      </w:rPr>
-    </w:lvl>
-    <w:lvl w:ilvl="4">
-      <w:start w:val="0"/>
-      <w:numFmt w:val="bullet"/>
-      <w:lvlText w:val=""/>
-      <w:lvlJc w:val="left"/>
-      <w:pPr>
-        <w:tabs>
-          <w:tab w:val="num" w:pos="0"/>
-        </w:tabs>
-        <w:ind w:left="3600" w:hanging="480"/>
-      </w:pPr>
-      <w:rPr>
-        <w:rFonts w:ascii="Symbol" w:hAnsi="Symbol" w:cs="Symbol" w:hint="default"/>
-      </w:rPr>
-    </w:lvl>
-    <w:lvl w:ilvl="5">
-      <w:start w:val="0"/>
-      <w:numFmt w:val="bullet"/>
-      <w:lvlText w:val=""/>
-      <w:lvlJc w:val="left"/>
-      <w:pPr>
-        <w:tabs>
-          <w:tab w:val="num" w:pos="0"/>
-        </w:tabs>
-        <w:ind w:left="4320" w:hanging="480"/>
-      </w:pPr>
-      <w:rPr>
-        <w:rFonts w:ascii="Symbol" w:hAnsi="Symbol" w:cs="Symbol" w:hint="default"/>
-      </w:rPr>
-    </w:lvl>
-    <w:lvl w:ilvl="6">
-      <w:start w:val="0"/>
-      <w:numFmt w:val="bullet"/>
-      <w:lvlText w:val=""/>
-      <w:lvlJc w:val="left"/>
-      <w:pPr>
-        <w:tabs>
-          <w:tab w:val="num" w:pos="0"/>
-        </w:tabs>
-        <w:ind w:left="5040" w:hanging="480"/>
-      </w:pPr>
-      <w:rPr>
-        <w:rFonts w:ascii="Symbol" w:hAnsi="Symbol" w:cs="Symbol" w:hint="default"/>
-      </w:rPr>
-    </w:lvl>
-    <w:lvl w:ilvl="7">
-      <w:start w:val="0"/>
-      <w:numFmt w:val="bullet"/>
-      <w:lvlText w:val=""/>
-      <w:lvlJc w:val="left"/>
-      <w:pPr>
-        <w:tabs>
-          <w:tab w:val="num" w:pos="0"/>
-        </w:tabs>
-        <w:ind w:left="5760" w:hanging="480"/>
-      </w:pPr>
-      <w:rPr>
-        <w:rFonts w:ascii="Symbol" w:hAnsi="Symbol" w:cs="Symbol" w:hint="default"/>
-      </w:rPr>
-    </w:lvl>
-    <w:lvl w:ilvl="8">
-      <w:start w:val="0"/>
-      <w:numFmt w:val="bullet"/>
-      <w:lvlText w:val=""/>
-      <w:lvlJc w:val="left"/>
-      <w:pPr>
-        <w:tabs>
-          <w:tab w:val="num" w:pos="0"/>
-        </w:tabs>
-        <w:ind w:left="6480" w:hanging="480"/>
-      </w:pPr>
-      <w:rPr>
-        <w:rFonts w:ascii="Symbol" w:hAnsi="Symbol" w:cs="Symbol" w:hint="default"/>
-      </w:rPr>
-    </w:lvl>
-  </w:abstractNum>
-  <w:abstractNum w:abstractNumId="14">
-    <w:lvl w:ilvl="0">
-      <w:numFmt w:val="bullet"/>
-      <w:lvlText w:val=""/>
-      <w:lvlJc w:val="left"/>
-      <w:pPr>
-        <w:tabs>
-          <w:tab w:val="num" w:pos="0"/>
-        </w:tabs>
-        <w:ind w:left="720" w:hanging="480"/>
-      </w:pPr>
-      <w:rPr>
-        <w:rFonts w:ascii="Symbol" w:hAnsi="Symbol" w:cs="Symbol" w:hint="default"/>
-      </w:rPr>
-    </w:lvl>
-    <w:lvl w:ilvl="1">
-      <w:start w:val="0"/>
-      <w:numFmt w:val="bullet"/>
-      <w:lvlText w:val=""/>
-      <w:lvlJc w:val="left"/>
-      <w:pPr>
-        <w:tabs>
-          <w:tab w:val="num" w:pos="0"/>
-        </w:tabs>
-        <w:ind w:left="1440" w:hanging="480"/>
-      </w:pPr>
-      <w:rPr>
-        <w:rFonts w:ascii="Symbol" w:hAnsi="Symbol" w:cs="Symbol" w:hint="default"/>
-      </w:rPr>
-    </w:lvl>
-    <w:lvl w:ilvl="2">
-      <w:start w:val="0"/>
-      <w:numFmt w:val="bullet"/>
-      <w:lvlText w:val=""/>
-      <w:lvlJc w:val="left"/>
-      <w:pPr>
-        <w:tabs>
-          <w:tab w:val="num" w:pos="0"/>
-        </w:tabs>
-        <w:ind w:left="2160" w:hanging="480"/>
-      </w:pPr>
-      <w:rPr>
-        <w:rFonts w:ascii="Symbol" w:hAnsi="Symbol" w:cs="Symbol" w:hint="default"/>
-      </w:rPr>
-    </w:lvl>
-    <w:lvl w:ilvl="3">
-      <w:start w:val="0"/>
-      <w:numFmt w:val="bullet"/>
-      <w:lvlText w:val=""/>
-      <w:lvlJc w:val="left"/>
-      <w:pPr>
-        <w:tabs>
-          <w:tab w:val="num" w:pos="0"/>
-        </w:tabs>
-        <w:ind w:left="2880" w:hanging="480"/>
-      </w:pPr>
-      <w:rPr>
-        <w:rFonts w:ascii="Symbol" w:hAnsi="Symbol" w:cs="Symbol" w:hint="default"/>
-      </w:rPr>
-    </w:lvl>
-    <w:lvl w:ilvl="4">
-      <w:start w:val="0"/>
-      <w:numFmt w:val="bullet"/>
-      <w:lvlText w:val=""/>
-      <w:lvlJc w:val="left"/>
-      <w:pPr>
-        <w:tabs>
-          <w:tab w:val="num" w:pos="0"/>
-        </w:tabs>
-        <w:ind w:left="3600" w:hanging="480"/>
-      </w:pPr>
-      <w:rPr>
-        <w:rFonts w:ascii="Symbol" w:hAnsi="Symbol" w:cs="Symbol" w:hint="default"/>
-      </w:rPr>
-    </w:lvl>
-    <w:lvl w:ilvl="5">
-      <w:start w:val="0"/>
-      <w:numFmt w:val="bullet"/>
-      <w:lvlText w:val=""/>
-      <w:lvlJc w:val="left"/>
-      <w:pPr>
-        <w:tabs>
-          <w:tab w:val="num" w:pos="0"/>
-        </w:tabs>
-        <w:ind w:left="4320" w:hanging="480"/>
-      </w:pPr>
-      <w:rPr>
-        <w:rFonts w:ascii="Symbol" w:hAnsi="Symbol" w:cs="Symbol" w:hint="default"/>
-      </w:rPr>
-    </w:lvl>
-    <w:lvl w:ilvl="6">
-      <w:start w:val="0"/>
-      <w:numFmt w:val="bullet"/>
-      <w:lvlText w:val=""/>
-      <w:lvlJc w:val="left"/>
-      <w:pPr>
-        <w:tabs>
-          <w:tab w:val="num" w:pos="0"/>
-        </w:tabs>
-        <w:ind w:left="5040" w:hanging="480"/>
-      </w:pPr>
-      <w:rPr>
-        <w:rFonts w:ascii="Symbol" w:hAnsi="Symbol" w:cs="Symbol" w:hint="default"/>
-      </w:rPr>
-    </w:lvl>
-    <w:lvl w:ilvl="7">
-      <w:start w:val="0"/>
-      <w:numFmt w:val="bullet"/>
-      <w:lvlText w:val=""/>
-      <w:lvlJc w:val="left"/>
-      <w:pPr>
-        <w:tabs>
-          <w:tab w:val="num" w:pos="0"/>
-        </w:tabs>
-        <w:ind w:left="5760" w:hanging="480"/>
-      </w:pPr>
-      <w:rPr>
-        <w:rFonts w:ascii="Symbol" w:hAnsi="Symbol" w:cs="Symbol" w:hint="default"/>
-      </w:rPr>
-    </w:lvl>
-    <w:lvl w:ilvl="8">
-      <w:start w:val="0"/>
-      <w:numFmt w:val="bullet"/>
-      <w:lvlText w:val=""/>
-      <w:lvlJc w:val="left"/>
-      <w:pPr>
-        <w:tabs>
-          <w:tab w:val="num" w:pos="0"/>
-        </w:tabs>
-        <w:ind w:left="6480" w:hanging="480"/>
-      </w:pPr>
-      <w:rPr>
-        <w:rFonts w:ascii="Symbol" w:hAnsi="Symbol" w:cs="Symbol" w:hint="default"/>
-      </w:rPr>
-    </w:lvl>
-  </w:abstractNum>
-  <w:abstractNum w:abstractNumId="15">
-    <w:lvl w:ilvl="0">
-      <w:numFmt w:val="bullet"/>
-      <w:lvlText w:val=""/>
-      <w:lvlJc w:val="left"/>
-      <w:pPr>
-        <w:tabs>
-          <w:tab w:val="num" w:pos="0"/>
-        </w:tabs>
-        <w:ind w:left="720" w:hanging="480"/>
-      </w:pPr>
-      <w:rPr>
-        <w:rFonts w:ascii="Symbol" w:hAnsi="Symbol" w:cs="Symbol" w:hint="default"/>
-      </w:rPr>
-    </w:lvl>
-    <w:lvl w:ilvl="1">
-      <w:start w:val="0"/>
-      <w:numFmt w:val="bullet"/>
-      <w:lvlText w:val=""/>
-      <w:lvlJc w:val="left"/>
-      <w:pPr>
-        <w:tabs>
-          <w:tab w:val="num" w:pos="0"/>
-        </w:tabs>
-        <w:ind w:left="1440" w:hanging="480"/>
-      </w:pPr>
-      <w:rPr>
-        <w:rFonts w:ascii="Symbol" w:hAnsi="Symbol" w:cs="Symbol" w:hint="default"/>
-      </w:rPr>
-    </w:lvl>
-    <w:lvl w:ilvl="2">
-      <w:start w:val="0"/>
-      <w:numFmt w:val="bullet"/>
-      <w:lvlText w:val=""/>
-      <w:lvlJc w:val="left"/>
-      <w:pPr>
-        <w:tabs>
-          <w:tab w:val="num" w:pos="0"/>
-        </w:tabs>
-        <w:ind w:left="2160" w:hanging="480"/>
-      </w:pPr>
-      <w:rPr>
-        <w:rFonts w:ascii="Symbol" w:hAnsi="Symbol" w:cs="Symbol" w:hint="default"/>
-      </w:rPr>
-    </w:lvl>
-    <w:lvl w:ilvl="3">
-      <w:start w:val="0"/>
-      <w:numFmt w:val="bullet"/>
-      <w:lvlText w:val=""/>
-      <w:lvlJc w:val="left"/>
-      <w:pPr>
-        <w:tabs>
-          <w:tab w:val="num" w:pos="0"/>
-        </w:tabs>
-        <w:ind w:left="2880" w:hanging="480"/>
-      </w:pPr>
-      <w:rPr>
-        <w:rFonts w:ascii="Symbol" w:hAnsi="Symbol" w:cs="Symbol" w:hint="default"/>
-      </w:rPr>
-    </w:lvl>
-    <w:lvl w:ilvl="4">
-      <w:start w:val="0"/>
-      <w:numFmt w:val="bullet"/>
-      <w:lvlText w:val=""/>
-      <w:lvlJc w:val="left"/>
-      <w:pPr>
-        <w:tabs>
-          <w:tab w:val="num" w:pos="0"/>
-        </w:tabs>
-        <w:ind w:left="3600" w:hanging="480"/>
-      </w:pPr>
-      <w:rPr>
-        <w:rFonts w:ascii="Symbol" w:hAnsi="Symbol" w:cs="Symbol" w:hint="default"/>
-      </w:rPr>
-    </w:lvl>
-    <w:lvl w:ilvl="5">
-      <w:start w:val="0"/>
-      <w:numFmt w:val="bullet"/>
-      <w:lvlText w:val=""/>
-      <w:lvlJc w:val="left"/>
-      <w:pPr>
-        <w:tabs>
-          <w:tab w:val="num" w:pos="0"/>
-        </w:tabs>
-        <w:ind w:left="4320" w:hanging="480"/>
-      </w:pPr>
-      <w:rPr>
-        <w:rFonts w:ascii="Symbol" w:hAnsi="Symbol" w:cs="Symbol" w:hint="default"/>
-      </w:rPr>
-    </w:lvl>
-    <w:lvl w:ilvl="6">
-      <w:start w:val="0"/>
-      <w:numFmt w:val="bullet"/>
-      <w:lvlText w:val=""/>
-      <w:lvlJc w:val="left"/>
-      <w:pPr>
-        <w:tabs>
-          <w:tab w:val="num" w:pos="0"/>
-        </w:tabs>
-        <w:ind w:left="5040" w:hanging="480"/>
-      </w:pPr>
-      <w:rPr>
-        <w:rFonts w:ascii="Symbol" w:hAnsi="Symbol" w:cs="Symbol" w:hint="default"/>
-      </w:rPr>
-    </w:lvl>
-    <w:lvl w:ilvl="7">
-      <w:start w:val="0"/>
-      <w:numFmt w:val="bullet"/>
-      <w:lvlText w:val=""/>
-      <w:lvlJc w:val="left"/>
-      <w:pPr>
-        <w:tabs>
-          <w:tab w:val="num" w:pos="0"/>
-        </w:tabs>
-        <w:ind w:left="5760" w:hanging="480"/>
-      </w:pPr>
-      <w:rPr>
-        <w:rFonts w:ascii="Symbol" w:hAnsi="Symbol" w:cs="Symbol" w:hint="default"/>
-      </w:rPr>
-    </w:lvl>
-    <w:lvl w:ilvl="8">
-      <w:start w:val="0"/>
-      <w:numFmt w:val="bullet"/>
-      <w:lvlText w:val=""/>
-      <w:lvlJc w:val="left"/>
-      <w:pPr>
-        <w:tabs>
-          <w:tab w:val="num" w:pos="0"/>
-        </w:tabs>
-        <w:ind w:left="6480" w:hanging="480"/>
-      </w:pPr>
-      <w:rPr>
-        <w:rFonts w:ascii="Symbol" w:hAnsi="Symbol" w:cs="Symbol" w:hint="default"/>
-      </w:rPr>
-    </w:lvl>
-  </w:abstractNum>
-  <w:abstractNum w:abstractNumId="16">
-    <w:lvl w:ilvl="0">
-      <w:numFmt w:val="bullet"/>
-      <w:lvlText w:val=""/>
-      <w:lvlJc w:val="left"/>
-      <w:pPr>
-        <w:tabs>
-          <w:tab w:val="num" w:pos="0"/>
-        </w:tabs>
-        <w:ind w:left="720" w:hanging="480"/>
-      </w:pPr>
-      <w:rPr>
-        <w:rFonts w:ascii="Symbol" w:hAnsi="Symbol" w:cs="Symbol" w:hint="default"/>
-      </w:rPr>
-    </w:lvl>
-    <w:lvl w:ilvl="1">
-      <w:start w:val="0"/>
-      <w:numFmt w:val="bullet"/>
-      <w:lvlText w:val=""/>
-      <w:lvlJc w:val="left"/>
-      <w:pPr>
-        <w:tabs>
-          <w:tab w:val="num" w:pos="0"/>
-        </w:tabs>
-        <w:ind w:left="1440" w:hanging="480"/>
-      </w:pPr>
-      <w:rPr>
-        <w:rFonts w:ascii="Symbol" w:hAnsi="Symbol" w:cs="Symbol" w:hint="default"/>
-      </w:rPr>
-    </w:lvl>
-    <w:lvl w:ilvl="2">
-      <w:start w:val="0"/>
-      <w:numFmt w:val="bullet"/>
-      <w:lvlText w:val=""/>
-      <w:lvlJc w:val="left"/>
-      <w:pPr>
-        <w:tabs>
-          <w:tab w:val="num" w:pos="0"/>
-        </w:tabs>
-        <w:ind w:left="2160" w:hanging="480"/>
-      </w:pPr>
-      <w:rPr>
-        <w:rFonts w:ascii="Symbol" w:hAnsi="Symbol" w:cs="Symbol" w:hint="default"/>
-      </w:rPr>
-    </w:lvl>
-    <w:lvl w:ilvl="3">
-      <w:start w:val="0"/>
-      <w:numFmt w:val="bullet"/>
-      <w:lvlText w:val=""/>
-      <w:lvlJc w:val="left"/>
-      <w:pPr>
-        <w:tabs>
-          <w:tab w:val="num" w:pos="0"/>
-        </w:tabs>
-        <w:ind w:left="2880" w:hanging="480"/>
-      </w:pPr>
-      <w:rPr>
-        <w:rFonts w:ascii="Symbol" w:hAnsi="Symbol" w:cs="Symbol" w:hint="default"/>
-      </w:rPr>
-    </w:lvl>
-    <w:lvl w:ilvl="4">
-      <w:start w:val="0"/>
-      <w:numFmt w:val="bullet"/>
-      <w:lvlText w:val=""/>
-      <w:lvlJc w:val="left"/>
-      <w:pPr>
-        <w:tabs>
-          <w:tab w:val="num" w:pos="0"/>
-        </w:tabs>
-        <w:ind w:left="3600" w:hanging="480"/>
-      </w:pPr>
-      <w:rPr>
-        <w:rFonts w:ascii="Symbol" w:hAnsi="Symbol" w:cs="Symbol" w:hint="default"/>
-      </w:rPr>
-    </w:lvl>
-    <w:lvl w:ilvl="5">
-      <w:start w:val="0"/>
-      <w:numFmt w:val="bullet"/>
-      <w:lvlText w:val=""/>
-      <w:lvlJc w:val="left"/>
-      <w:pPr>
-        <w:tabs>
-          <w:tab w:val="num" w:pos="0"/>
-        </w:tabs>
-        <w:ind w:left="4320" w:hanging="480"/>
-      </w:pPr>
-      <w:rPr>
-        <w:rFonts w:ascii="Symbol" w:hAnsi="Symbol" w:cs="Symbol" w:hint="default"/>
-      </w:rPr>
-    </w:lvl>
-    <w:lvl w:ilvl="6">
-      <w:start w:val="0"/>
-      <w:numFmt w:val="bullet"/>
-      <w:lvlText w:val=""/>
-      <w:lvlJc w:val="left"/>
-      <w:pPr>
-        <w:tabs>
-          <w:tab w:val="num" w:pos="0"/>
-        </w:tabs>
-        <w:ind w:left="5040" w:hanging="480"/>
-      </w:pPr>
-      <w:rPr>
-        <w:rFonts w:ascii="Symbol" w:hAnsi="Symbol" w:cs="Symbol" w:hint="default"/>
-      </w:rPr>
-    </w:lvl>
-    <w:lvl w:ilvl="7">
-      <w:start w:val="0"/>
-      <w:numFmt w:val="bullet"/>
-      <w:lvlText w:val=""/>
-      <w:lvlJc w:val="left"/>
-      <w:pPr>
-        <w:tabs>
-          <w:tab w:val="num" w:pos="0"/>
-        </w:tabs>
-        <w:ind w:left="5760" w:hanging="480"/>
-      </w:pPr>
-      <w:rPr>
-        <w:rFonts w:ascii="Symbol" w:hAnsi="Symbol" w:cs="Symbol" w:hint="default"/>
-      </w:rPr>
-    </w:lvl>
-    <w:lvl w:ilvl="8">
-      <w:start w:val="0"/>
-      <w:numFmt w:val="bullet"/>
-      <w:lvlText w:val=""/>
-      <w:lvlJc w:val="left"/>
-      <w:pPr>
-        <w:tabs>
-          <w:tab w:val="num" w:pos="0"/>
-        </w:tabs>
-        <w:ind w:left="6480" w:hanging="480"/>
-      </w:pPr>
-      <w:rPr>
-        <w:rFonts w:ascii="Symbol" w:hAnsi="Symbol" w:cs="Symbol" w:hint="default"/>
-      </w:rPr>
-    </w:lvl>
-  </w:abstractNum>
-  <w:abstractNum w:abstractNumId="17">
-    <w:lvl w:ilvl="0">
-      <w:numFmt w:val="bullet"/>
-      <w:lvlText w:val=""/>
-      <w:lvlJc w:val="left"/>
-      <w:pPr>
-        <w:tabs>
-          <w:tab w:val="num" w:pos="0"/>
-        </w:tabs>
-        <w:ind w:left="720" w:hanging="480"/>
-      </w:pPr>
-      <w:rPr>
-        <w:rFonts w:ascii="Symbol" w:hAnsi="Symbol" w:cs="Symbol" w:hint="default"/>
-      </w:rPr>
-    </w:lvl>
-    <w:lvl w:ilvl="1">
-      <w:start w:val="0"/>
-      <w:numFmt w:val="bullet"/>
-      <w:lvlText w:val=""/>
-      <w:lvlJc w:val="left"/>
-      <w:pPr>
-        <w:tabs>
-          <w:tab w:val="num" w:pos="0"/>
-        </w:tabs>
-        <w:ind w:left="1440" w:hanging="480"/>
-      </w:pPr>
-      <w:rPr>
-        <w:rFonts w:ascii="Symbol" w:hAnsi="Symbol" w:cs="Symbol" w:hint="default"/>
-      </w:rPr>
-    </w:lvl>
-    <w:lvl w:ilvl="2">
-      <w:start w:val="0"/>
-      <w:numFmt w:val="bullet"/>
-      <w:lvlText w:val=""/>
-      <w:lvlJc w:val="left"/>
-      <w:pPr>
-        <w:tabs>
-          <w:tab w:val="num" w:pos="0"/>
-        </w:tabs>
-        <w:ind w:left="2160" w:hanging="480"/>
-      </w:pPr>
-      <w:rPr>
-        <w:rFonts w:ascii="Symbol" w:hAnsi="Symbol" w:cs="Symbol" w:hint="default"/>
-      </w:rPr>
-    </w:lvl>
-    <w:lvl w:ilvl="3">
-      <w:start w:val="0"/>
-      <w:numFmt w:val="bullet"/>
-      <w:lvlText w:val=""/>
-      <w:lvlJc w:val="left"/>
-      <w:pPr>
-        <w:tabs>
-          <w:tab w:val="num" w:pos="0"/>
-        </w:tabs>
-        <w:ind w:left="2880" w:hanging="480"/>
-      </w:pPr>
-      <w:rPr>
-        <w:rFonts w:ascii="Symbol" w:hAnsi="Symbol" w:cs="Symbol" w:hint="default"/>
-      </w:rPr>
-    </w:lvl>
-    <w:lvl w:ilvl="4">
-      <w:start w:val="0"/>
-      <w:numFmt w:val="bullet"/>
-      <w:lvlText w:val=""/>
-      <w:lvlJc w:val="left"/>
-      <w:pPr>
-        <w:tabs>
-          <w:tab w:val="num" w:pos="0"/>
-        </w:tabs>
-        <w:ind w:left="3600" w:hanging="480"/>
-      </w:pPr>
-      <w:rPr>
-        <w:rFonts w:ascii="Symbol" w:hAnsi="Symbol" w:cs="Symbol" w:hint="default"/>
-      </w:rPr>
-    </w:lvl>
-    <w:lvl w:ilvl="5">
-      <w:start w:val="0"/>
-      <w:numFmt w:val="bullet"/>
-      <w:lvlText w:val=""/>
-      <w:lvlJc w:val="left"/>
-      <w:pPr>
-        <w:tabs>
-          <w:tab w:val="num" w:pos="0"/>
-        </w:tabs>
-        <w:ind w:left="4320" w:hanging="480"/>
-      </w:pPr>
-      <w:rPr>
-        <w:rFonts w:ascii="Symbol" w:hAnsi="Symbol" w:cs="Symbol" w:hint="default"/>
-      </w:rPr>
-    </w:lvl>
-    <w:lvl w:ilvl="6">
-      <w:start w:val="0"/>
-      <w:numFmt w:val="bullet"/>
-      <w:lvlText w:val=""/>
-      <w:lvlJc w:val="left"/>
-      <w:pPr>
-        <w:tabs>
-          <w:tab w:val="num" w:pos="0"/>
-        </w:tabs>
-        <w:ind w:left="5040" w:hanging="480"/>
-      </w:pPr>
-      <w:rPr>
-        <w:rFonts w:ascii="Symbol" w:hAnsi="Symbol" w:cs="Symbol" w:hint="default"/>
-      </w:rPr>
-    </w:lvl>
-    <w:lvl w:ilvl="7">
-      <w:start w:val="0"/>
-      <w:numFmt w:val="bullet"/>
-      <w:lvlText w:val=""/>
-      <w:lvlJc w:val="left"/>
-      <w:pPr>
-        <w:tabs>
-          <w:tab w:val="num" w:pos="0"/>
-        </w:tabs>
-        <w:ind w:left="5760" w:hanging="480"/>
-      </w:pPr>
-      <w:rPr>
-        <w:rFonts w:ascii="Symbol" w:hAnsi="Symbol" w:cs="Symbol" w:hint="default"/>
-      </w:rPr>
-    </w:lvl>
-    <w:lvl w:ilvl="8">
-      <w:start w:val="0"/>
-      <w:numFmt w:val="bullet"/>
-      <w:lvlText w:val=""/>
-      <w:lvlJc w:val="left"/>
-      <w:pPr>
-        <w:tabs>
-          <w:tab w:val="num" w:pos="0"/>
-        </w:tabs>
-        <w:ind w:left="6480" w:hanging="480"/>
-      </w:pPr>
-      <w:rPr>
-        <w:rFonts w:ascii="Symbol" w:hAnsi="Symbol" w:cs="Symbol" w:hint="default"/>
-      </w:rPr>
-    </w:lvl>
-  </w:abstractNum>
-  <w:abstractNum w:abstractNumId="18">
-    <w:lvl w:ilvl="0">
-      <w:numFmt w:val="bullet"/>
-      <w:lvlText w:val=""/>
-      <w:lvlJc w:val="left"/>
-      <w:pPr>
-        <w:tabs>
-          <w:tab w:val="num" w:pos="0"/>
-        </w:tabs>
-        <w:ind w:left="720" w:hanging="480"/>
-      </w:pPr>
-      <w:rPr>
-        <w:rFonts w:ascii="Symbol" w:hAnsi="Symbol" w:cs="Symbol" w:hint="default"/>
-      </w:rPr>
-    </w:lvl>
-    <w:lvl w:ilvl="1">
-      <w:start w:val="0"/>
-      <w:numFmt w:val="bullet"/>
-      <w:lvlText w:val=""/>
-      <w:lvlJc w:val="left"/>
-      <w:pPr>
-        <w:tabs>
-          <w:tab w:val="num" w:pos="0"/>
-        </w:tabs>
-        <w:ind w:left="1440" w:hanging="480"/>
-      </w:pPr>
-      <w:rPr>
-        <w:rFonts w:ascii="Symbol" w:hAnsi="Symbol" w:cs="Symbol" w:hint="default"/>
-      </w:rPr>
-    </w:lvl>
-    <w:lvl w:ilvl="2">
-      <w:start w:val="0"/>
-      <w:numFmt w:val="bullet"/>
-      <w:lvlText w:val=""/>
-      <w:lvlJc w:val="left"/>
-      <w:pPr>
-        <w:tabs>
-          <w:tab w:val="num" w:pos="0"/>
-        </w:tabs>
-        <w:ind w:left="2160" w:hanging="480"/>
-      </w:pPr>
-      <w:rPr>
-        <w:rFonts w:ascii="Symbol" w:hAnsi="Symbol" w:cs="Symbol" w:hint="default"/>
-      </w:rPr>
-    </w:lvl>
-    <w:lvl w:ilvl="3">
-      <w:start w:val="0"/>
-      <w:numFmt w:val="bullet"/>
-      <w:lvlText w:val=""/>
-      <w:lvlJc w:val="left"/>
-      <w:pPr>
-        <w:tabs>
-          <w:tab w:val="num" w:pos="0"/>
-        </w:tabs>
-        <w:ind w:left="2880" w:hanging="480"/>
-      </w:pPr>
-      <w:rPr>
-        <w:rFonts w:ascii="Symbol" w:hAnsi="Symbol" w:cs="Symbol" w:hint="default"/>
-      </w:rPr>
-    </w:lvl>
-    <w:lvl w:ilvl="4">
-      <w:start w:val="0"/>
-      <w:numFmt w:val="bullet"/>
-      <w:lvlText w:val=""/>
-      <w:lvlJc w:val="left"/>
-      <w:pPr>
-        <w:tabs>
-          <w:tab w:val="num" w:pos="0"/>
-        </w:tabs>
-        <w:ind w:left="3600" w:hanging="480"/>
-      </w:pPr>
-      <w:rPr>
-        <w:rFonts w:ascii="Symbol" w:hAnsi="Symbol" w:cs="Symbol" w:hint="default"/>
-      </w:rPr>
-    </w:lvl>
-    <w:lvl w:ilvl="5">
-      <w:start w:val="0"/>
-      <w:numFmt w:val="bullet"/>
-      <w:lvlText w:val=""/>
-      <w:lvlJc w:val="left"/>
-      <w:pPr>
-        <w:tabs>
-          <w:tab w:val="num" w:pos="0"/>
-        </w:tabs>
-        <w:ind w:left="4320" w:hanging="480"/>
-      </w:pPr>
-      <w:rPr>
-        <w:rFonts w:ascii="Symbol" w:hAnsi="Symbol" w:cs="Symbol" w:hint="default"/>
-      </w:rPr>
-    </w:lvl>
-    <w:lvl w:ilvl="6">
-      <w:start w:val="0"/>
-      <w:numFmt w:val="bullet"/>
-      <w:lvlText w:val=""/>
-      <w:lvlJc w:val="left"/>
-      <w:pPr>
-        <w:tabs>
-          <w:tab w:val="num" w:pos="0"/>
-        </w:tabs>
-        <w:ind w:left="5040" w:hanging="480"/>
-      </w:pPr>
-      <w:rPr>
-        <w:rFonts w:ascii="Symbol" w:hAnsi="Symbol" w:cs="Symbol" w:hint="default"/>
-      </w:rPr>
-    </w:lvl>
-    <w:lvl w:ilvl="7">
-      <w:start w:val="0"/>
-      <w:numFmt w:val="bullet"/>
-      <w:lvlText w:val=""/>
-      <w:lvlJc w:val="left"/>
-      <w:pPr>
-        <w:tabs>
-          <w:tab w:val="num" w:pos="0"/>
-        </w:tabs>
-        <w:ind w:left="5760" w:hanging="480"/>
-      </w:pPr>
-      <w:rPr>
-        <w:rFonts w:ascii="Symbol" w:hAnsi="Symbol" w:cs="Symbol" w:hint="default"/>
-      </w:rPr>
-    </w:lvl>
-    <w:lvl w:ilvl="8">
-      <w:start w:val="0"/>
-      <w:numFmt w:val="bullet"/>
-      <w:lvlText w:val=""/>
-      <w:lvlJc w:val="left"/>
-      <w:pPr>
-        <w:tabs>
-          <w:tab w:val="num" w:pos="0"/>
-        </w:tabs>
-        <w:ind w:left="6480" w:hanging="480"/>
-      </w:pPr>
-      <w:rPr>
-        <w:rFonts w:ascii="Symbol" w:hAnsi="Symbol" w:cs="Symbol" w:hint="default"/>
-      </w:rPr>
-    </w:lvl>
-  </w:abstractNum>
-  <w:abstractNum w:abstractNumId="19">
     <w:lvl w:ilvl="0">
       <w:start w:val="1"/>
       <w:numFmt w:val="decimal"/>
@@ -7459,7 +5997,7 @@
       <w:rPr/>
     </w:lvl>
   </w:abstractNum>
-  <w:abstractNum w:abstractNumId="20">
+  <w:abstractNum w:abstractNumId="10">
     <w:lvl w:ilvl="0">
       <w:start w:val="1"/>
       <w:numFmt w:val="decimal"/>
@@ -7578,7 +6116,7 @@
       <w:rPr/>
     </w:lvl>
   </w:abstractNum>
-  <w:abstractNum w:abstractNumId="21">
+  <w:abstractNum w:abstractNumId="11">
     <w:lvl w:ilvl="0">
       <w:start w:val="1"/>
       <w:numFmt w:val="decimal"/>
@@ -7697,6 +6235,1366 @@
       <w:rPr/>
     </w:lvl>
   </w:abstractNum>
+  <w:abstractNum w:abstractNumId="12">
+    <w:lvl w:ilvl="0">
+      <w:numFmt w:val="bullet"/>
+      <w:lvlText w:val=""/>
+      <w:lvlJc w:val="left"/>
+      <w:pPr>
+        <w:tabs>
+          <w:tab w:val="num" w:pos="0"/>
+        </w:tabs>
+        <w:ind w:left="720" w:hanging="480"/>
+      </w:pPr>
+      <w:rPr>
+        <w:rFonts w:ascii="Symbol" w:hAnsi="Symbol" w:cs="Symbol" w:hint="default"/>
+      </w:rPr>
+    </w:lvl>
+    <w:lvl w:ilvl="1">
+      <w:start w:val="0"/>
+      <w:numFmt w:val="bullet"/>
+      <w:lvlText w:val=""/>
+      <w:lvlJc w:val="left"/>
+      <w:pPr>
+        <w:tabs>
+          <w:tab w:val="num" w:pos="0"/>
+        </w:tabs>
+        <w:ind w:left="1440" w:hanging="480"/>
+      </w:pPr>
+      <w:rPr>
+        <w:rFonts w:ascii="Symbol" w:hAnsi="Symbol" w:cs="Symbol" w:hint="default"/>
+      </w:rPr>
+    </w:lvl>
+    <w:lvl w:ilvl="2">
+      <w:start w:val="0"/>
+      <w:numFmt w:val="bullet"/>
+      <w:lvlText w:val=""/>
+      <w:lvlJc w:val="left"/>
+      <w:pPr>
+        <w:tabs>
+          <w:tab w:val="num" w:pos="0"/>
+        </w:tabs>
+        <w:ind w:left="2160" w:hanging="480"/>
+      </w:pPr>
+      <w:rPr>
+        <w:rFonts w:ascii="Symbol" w:hAnsi="Symbol" w:cs="Symbol" w:hint="default"/>
+      </w:rPr>
+    </w:lvl>
+    <w:lvl w:ilvl="3">
+      <w:start w:val="0"/>
+      <w:numFmt w:val="bullet"/>
+      <w:lvlText w:val=""/>
+      <w:lvlJc w:val="left"/>
+      <w:pPr>
+        <w:tabs>
+          <w:tab w:val="num" w:pos="0"/>
+        </w:tabs>
+        <w:ind w:left="2880" w:hanging="480"/>
+      </w:pPr>
+      <w:rPr>
+        <w:rFonts w:ascii="Symbol" w:hAnsi="Symbol" w:cs="Symbol" w:hint="default"/>
+      </w:rPr>
+    </w:lvl>
+    <w:lvl w:ilvl="4">
+      <w:start w:val="0"/>
+      <w:numFmt w:val="bullet"/>
+      <w:lvlText w:val=""/>
+      <w:lvlJc w:val="left"/>
+      <w:pPr>
+        <w:tabs>
+          <w:tab w:val="num" w:pos="0"/>
+        </w:tabs>
+        <w:ind w:left="3600" w:hanging="480"/>
+      </w:pPr>
+      <w:rPr>
+        <w:rFonts w:ascii="Symbol" w:hAnsi="Symbol" w:cs="Symbol" w:hint="default"/>
+      </w:rPr>
+    </w:lvl>
+    <w:lvl w:ilvl="5">
+      <w:start w:val="0"/>
+      <w:numFmt w:val="bullet"/>
+      <w:lvlText w:val=""/>
+      <w:lvlJc w:val="left"/>
+      <w:pPr>
+        <w:tabs>
+          <w:tab w:val="num" w:pos="0"/>
+        </w:tabs>
+        <w:ind w:left="4320" w:hanging="480"/>
+      </w:pPr>
+      <w:rPr>
+        <w:rFonts w:ascii="Symbol" w:hAnsi="Symbol" w:cs="Symbol" w:hint="default"/>
+      </w:rPr>
+    </w:lvl>
+    <w:lvl w:ilvl="6">
+      <w:start w:val="0"/>
+      <w:numFmt w:val="bullet"/>
+      <w:lvlText w:val=""/>
+      <w:lvlJc w:val="left"/>
+      <w:pPr>
+        <w:tabs>
+          <w:tab w:val="num" w:pos="0"/>
+        </w:tabs>
+        <w:ind w:left="5040" w:hanging="480"/>
+      </w:pPr>
+      <w:rPr>
+        <w:rFonts w:ascii="Symbol" w:hAnsi="Symbol" w:cs="Symbol" w:hint="default"/>
+      </w:rPr>
+    </w:lvl>
+    <w:lvl w:ilvl="7">
+      <w:start w:val="0"/>
+      <w:numFmt w:val="bullet"/>
+      <w:lvlText w:val=""/>
+      <w:lvlJc w:val="left"/>
+      <w:pPr>
+        <w:tabs>
+          <w:tab w:val="num" w:pos="0"/>
+        </w:tabs>
+        <w:ind w:left="5760" w:hanging="480"/>
+      </w:pPr>
+      <w:rPr>
+        <w:rFonts w:ascii="Symbol" w:hAnsi="Symbol" w:cs="Symbol" w:hint="default"/>
+      </w:rPr>
+    </w:lvl>
+    <w:lvl w:ilvl="8">
+      <w:start w:val="0"/>
+      <w:numFmt w:val="bullet"/>
+      <w:lvlText w:val=""/>
+      <w:lvlJc w:val="left"/>
+      <w:pPr>
+        <w:tabs>
+          <w:tab w:val="num" w:pos="0"/>
+        </w:tabs>
+        <w:ind w:left="6480" w:hanging="480"/>
+      </w:pPr>
+      <w:rPr>
+        <w:rFonts w:ascii="Symbol" w:hAnsi="Symbol" w:cs="Symbol" w:hint="default"/>
+      </w:rPr>
+    </w:lvl>
+  </w:abstractNum>
+  <w:abstractNum w:abstractNumId="13">
+    <w:lvl w:ilvl="0">
+      <w:numFmt w:val="bullet"/>
+      <w:lvlText w:val=""/>
+      <w:lvlJc w:val="left"/>
+      <w:pPr>
+        <w:tabs>
+          <w:tab w:val="num" w:pos="0"/>
+        </w:tabs>
+        <w:ind w:left="720" w:hanging="480"/>
+      </w:pPr>
+      <w:rPr>
+        <w:rFonts w:ascii="Symbol" w:hAnsi="Symbol" w:cs="Symbol" w:hint="default"/>
+      </w:rPr>
+    </w:lvl>
+    <w:lvl w:ilvl="1">
+      <w:start w:val="0"/>
+      <w:numFmt w:val="bullet"/>
+      <w:lvlText w:val=""/>
+      <w:lvlJc w:val="left"/>
+      <w:pPr>
+        <w:tabs>
+          <w:tab w:val="num" w:pos="0"/>
+        </w:tabs>
+        <w:ind w:left="1440" w:hanging="480"/>
+      </w:pPr>
+      <w:rPr>
+        <w:rFonts w:ascii="Symbol" w:hAnsi="Symbol" w:cs="Symbol" w:hint="default"/>
+      </w:rPr>
+    </w:lvl>
+    <w:lvl w:ilvl="2">
+      <w:start w:val="0"/>
+      <w:numFmt w:val="bullet"/>
+      <w:lvlText w:val=""/>
+      <w:lvlJc w:val="left"/>
+      <w:pPr>
+        <w:tabs>
+          <w:tab w:val="num" w:pos="0"/>
+        </w:tabs>
+        <w:ind w:left="2160" w:hanging="480"/>
+      </w:pPr>
+      <w:rPr>
+        <w:rFonts w:ascii="Symbol" w:hAnsi="Symbol" w:cs="Symbol" w:hint="default"/>
+      </w:rPr>
+    </w:lvl>
+    <w:lvl w:ilvl="3">
+      <w:start w:val="0"/>
+      <w:numFmt w:val="bullet"/>
+      <w:lvlText w:val=""/>
+      <w:lvlJc w:val="left"/>
+      <w:pPr>
+        <w:tabs>
+          <w:tab w:val="num" w:pos="0"/>
+        </w:tabs>
+        <w:ind w:left="2880" w:hanging="480"/>
+      </w:pPr>
+      <w:rPr>
+        <w:rFonts w:ascii="Symbol" w:hAnsi="Symbol" w:cs="Symbol" w:hint="default"/>
+      </w:rPr>
+    </w:lvl>
+    <w:lvl w:ilvl="4">
+      <w:start w:val="0"/>
+      <w:numFmt w:val="bullet"/>
+      <w:lvlText w:val=""/>
+      <w:lvlJc w:val="left"/>
+      <w:pPr>
+        <w:tabs>
+          <w:tab w:val="num" w:pos="0"/>
+        </w:tabs>
+        <w:ind w:left="3600" w:hanging="480"/>
+      </w:pPr>
+      <w:rPr>
+        <w:rFonts w:ascii="Symbol" w:hAnsi="Symbol" w:cs="Symbol" w:hint="default"/>
+      </w:rPr>
+    </w:lvl>
+    <w:lvl w:ilvl="5">
+      <w:start w:val="0"/>
+      <w:numFmt w:val="bullet"/>
+      <w:lvlText w:val=""/>
+      <w:lvlJc w:val="left"/>
+      <w:pPr>
+        <w:tabs>
+          <w:tab w:val="num" w:pos="0"/>
+        </w:tabs>
+        <w:ind w:left="4320" w:hanging="480"/>
+      </w:pPr>
+      <w:rPr>
+        <w:rFonts w:ascii="Symbol" w:hAnsi="Symbol" w:cs="Symbol" w:hint="default"/>
+      </w:rPr>
+    </w:lvl>
+    <w:lvl w:ilvl="6">
+      <w:start w:val="0"/>
+      <w:numFmt w:val="bullet"/>
+      <w:lvlText w:val=""/>
+      <w:lvlJc w:val="left"/>
+      <w:pPr>
+        <w:tabs>
+          <w:tab w:val="num" w:pos="0"/>
+        </w:tabs>
+        <w:ind w:left="5040" w:hanging="480"/>
+      </w:pPr>
+      <w:rPr>
+        <w:rFonts w:ascii="Symbol" w:hAnsi="Symbol" w:cs="Symbol" w:hint="default"/>
+      </w:rPr>
+    </w:lvl>
+    <w:lvl w:ilvl="7">
+      <w:start w:val="0"/>
+      <w:numFmt w:val="bullet"/>
+      <w:lvlText w:val=""/>
+      <w:lvlJc w:val="left"/>
+      <w:pPr>
+        <w:tabs>
+          <w:tab w:val="num" w:pos="0"/>
+        </w:tabs>
+        <w:ind w:left="5760" w:hanging="480"/>
+      </w:pPr>
+      <w:rPr>
+        <w:rFonts w:ascii="Symbol" w:hAnsi="Symbol" w:cs="Symbol" w:hint="default"/>
+      </w:rPr>
+    </w:lvl>
+    <w:lvl w:ilvl="8">
+      <w:start w:val="0"/>
+      <w:numFmt w:val="bullet"/>
+      <w:lvlText w:val=""/>
+      <w:lvlJc w:val="left"/>
+      <w:pPr>
+        <w:tabs>
+          <w:tab w:val="num" w:pos="0"/>
+        </w:tabs>
+        <w:ind w:left="6480" w:hanging="480"/>
+      </w:pPr>
+      <w:rPr>
+        <w:rFonts w:ascii="Symbol" w:hAnsi="Symbol" w:cs="Symbol" w:hint="default"/>
+      </w:rPr>
+    </w:lvl>
+  </w:abstractNum>
+  <w:abstractNum w:abstractNumId="14">
+    <w:lvl w:ilvl="0">
+      <w:numFmt w:val="bullet"/>
+      <w:lvlText w:val=""/>
+      <w:lvlJc w:val="left"/>
+      <w:pPr>
+        <w:tabs>
+          <w:tab w:val="num" w:pos="0"/>
+        </w:tabs>
+        <w:ind w:left="720" w:hanging="480"/>
+      </w:pPr>
+      <w:rPr>
+        <w:rFonts w:ascii="Symbol" w:hAnsi="Symbol" w:cs="Symbol" w:hint="default"/>
+      </w:rPr>
+    </w:lvl>
+    <w:lvl w:ilvl="1">
+      <w:start w:val="0"/>
+      <w:numFmt w:val="bullet"/>
+      <w:lvlText w:val=""/>
+      <w:lvlJc w:val="left"/>
+      <w:pPr>
+        <w:tabs>
+          <w:tab w:val="num" w:pos="0"/>
+        </w:tabs>
+        <w:ind w:left="1440" w:hanging="480"/>
+      </w:pPr>
+      <w:rPr>
+        <w:rFonts w:ascii="Symbol" w:hAnsi="Symbol" w:cs="Symbol" w:hint="default"/>
+      </w:rPr>
+    </w:lvl>
+    <w:lvl w:ilvl="2">
+      <w:start w:val="0"/>
+      <w:numFmt w:val="bullet"/>
+      <w:lvlText w:val=""/>
+      <w:lvlJc w:val="left"/>
+      <w:pPr>
+        <w:tabs>
+          <w:tab w:val="num" w:pos="0"/>
+        </w:tabs>
+        <w:ind w:left="2160" w:hanging="480"/>
+      </w:pPr>
+      <w:rPr>
+        <w:rFonts w:ascii="Symbol" w:hAnsi="Symbol" w:cs="Symbol" w:hint="default"/>
+      </w:rPr>
+    </w:lvl>
+    <w:lvl w:ilvl="3">
+      <w:start w:val="0"/>
+      <w:numFmt w:val="bullet"/>
+      <w:lvlText w:val=""/>
+      <w:lvlJc w:val="left"/>
+      <w:pPr>
+        <w:tabs>
+          <w:tab w:val="num" w:pos="0"/>
+        </w:tabs>
+        <w:ind w:left="2880" w:hanging="480"/>
+      </w:pPr>
+      <w:rPr>
+        <w:rFonts w:ascii="Symbol" w:hAnsi="Symbol" w:cs="Symbol" w:hint="default"/>
+      </w:rPr>
+    </w:lvl>
+    <w:lvl w:ilvl="4">
+      <w:start w:val="0"/>
+      <w:numFmt w:val="bullet"/>
+      <w:lvlText w:val=""/>
+      <w:lvlJc w:val="left"/>
+      <w:pPr>
+        <w:tabs>
+          <w:tab w:val="num" w:pos="0"/>
+        </w:tabs>
+        <w:ind w:left="3600" w:hanging="480"/>
+      </w:pPr>
+      <w:rPr>
+        <w:rFonts w:ascii="Symbol" w:hAnsi="Symbol" w:cs="Symbol" w:hint="default"/>
+      </w:rPr>
+    </w:lvl>
+    <w:lvl w:ilvl="5">
+      <w:start w:val="0"/>
+      <w:numFmt w:val="bullet"/>
+      <w:lvlText w:val=""/>
+      <w:lvlJc w:val="left"/>
+      <w:pPr>
+        <w:tabs>
+          <w:tab w:val="num" w:pos="0"/>
+        </w:tabs>
+        <w:ind w:left="4320" w:hanging="480"/>
+      </w:pPr>
+      <w:rPr>
+        <w:rFonts w:ascii="Symbol" w:hAnsi="Symbol" w:cs="Symbol" w:hint="default"/>
+      </w:rPr>
+    </w:lvl>
+    <w:lvl w:ilvl="6">
+      <w:start w:val="0"/>
+      <w:numFmt w:val="bullet"/>
+      <w:lvlText w:val=""/>
+      <w:lvlJc w:val="left"/>
+      <w:pPr>
+        <w:tabs>
+          <w:tab w:val="num" w:pos="0"/>
+        </w:tabs>
+        <w:ind w:left="5040" w:hanging="480"/>
+      </w:pPr>
+      <w:rPr>
+        <w:rFonts w:ascii="Symbol" w:hAnsi="Symbol" w:cs="Symbol" w:hint="default"/>
+      </w:rPr>
+    </w:lvl>
+    <w:lvl w:ilvl="7">
+      <w:start w:val="0"/>
+      <w:numFmt w:val="bullet"/>
+      <w:lvlText w:val=""/>
+      <w:lvlJc w:val="left"/>
+      <w:pPr>
+        <w:tabs>
+          <w:tab w:val="num" w:pos="0"/>
+        </w:tabs>
+        <w:ind w:left="5760" w:hanging="480"/>
+      </w:pPr>
+      <w:rPr>
+        <w:rFonts w:ascii="Symbol" w:hAnsi="Symbol" w:cs="Symbol" w:hint="default"/>
+      </w:rPr>
+    </w:lvl>
+    <w:lvl w:ilvl="8">
+      <w:start w:val="0"/>
+      <w:numFmt w:val="bullet"/>
+      <w:lvlText w:val=""/>
+      <w:lvlJc w:val="left"/>
+      <w:pPr>
+        <w:tabs>
+          <w:tab w:val="num" w:pos="0"/>
+        </w:tabs>
+        <w:ind w:left="6480" w:hanging="480"/>
+      </w:pPr>
+      <w:rPr>
+        <w:rFonts w:ascii="Symbol" w:hAnsi="Symbol" w:cs="Symbol" w:hint="default"/>
+      </w:rPr>
+    </w:lvl>
+  </w:abstractNum>
+  <w:abstractNum w:abstractNumId="15">
+    <w:lvl w:ilvl="0">
+      <w:numFmt w:val="bullet"/>
+      <w:lvlText w:val=""/>
+      <w:lvlJc w:val="left"/>
+      <w:pPr>
+        <w:tabs>
+          <w:tab w:val="num" w:pos="0"/>
+        </w:tabs>
+        <w:ind w:left="720" w:hanging="480"/>
+      </w:pPr>
+      <w:rPr>
+        <w:rFonts w:ascii="Symbol" w:hAnsi="Symbol" w:cs="Symbol" w:hint="default"/>
+      </w:rPr>
+    </w:lvl>
+    <w:lvl w:ilvl="1">
+      <w:start w:val="0"/>
+      <w:numFmt w:val="bullet"/>
+      <w:lvlText w:val=""/>
+      <w:lvlJc w:val="left"/>
+      <w:pPr>
+        <w:tabs>
+          <w:tab w:val="num" w:pos="0"/>
+        </w:tabs>
+        <w:ind w:left="1440" w:hanging="480"/>
+      </w:pPr>
+      <w:rPr>
+        <w:rFonts w:ascii="Symbol" w:hAnsi="Symbol" w:cs="Symbol" w:hint="default"/>
+      </w:rPr>
+    </w:lvl>
+    <w:lvl w:ilvl="2">
+      <w:start w:val="0"/>
+      <w:numFmt w:val="bullet"/>
+      <w:lvlText w:val=""/>
+      <w:lvlJc w:val="left"/>
+      <w:pPr>
+        <w:tabs>
+          <w:tab w:val="num" w:pos="0"/>
+        </w:tabs>
+        <w:ind w:left="2160" w:hanging="480"/>
+      </w:pPr>
+      <w:rPr>
+        <w:rFonts w:ascii="Symbol" w:hAnsi="Symbol" w:cs="Symbol" w:hint="default"/>
+      </w:rPr>
+    </w:lvl>
+    <w:lvl w:ilvl="3">
+      <w:start w:val="0"/>
+      <w:numFmt w:val="bullet"/>
+      <w:lvlText w:val=""/>
+      <w:lvlJc w:val="left"/>
+      <w:pPr>
+        <w:tabs>
+          <w:tab w:val="num" w:pos="0"/>
+        </w:tabs>
+        <w:ind w:left="2880" w:hanging="480"/>
+      </w:pPr>
+      <w:rPr>
+        <w:rFonts w:ascii="Symbol" w:hAnsi="Symbol" w:cs="Symbol" w:hint="default"/>
+      </w:rPr>
+    </w:lvl>
+    <w:lvl w:ilvl="4">
+      <w:start w:val="0"/>
+      <w:numFmt w:val="bullet"/>
+      <w:lvlText w:val=""/>
+      <w:lvlJc w:val="left"/>
+      <w:pPr>
+        <w:tabs>
+          <w:tab w:val="num" w:pos="0"/>
+        </w:tabs>
+        <w:ind w:left="3600" w:hanging="480"/>
+      </w:pPr>
+      <w:rPr>
+        <w:rFonts w:ascii="Symbol" w:hAnsi="Symbol" w:cs="Symbol" w:hint="default"/>
+      </w:rPr>
+    </w:lvl>
+    <w:lvl w:ilvl="5">
+      <w:start w:val="0"/>
+      <w:numFmt w:val="bullet"/>
+      <w:lvlText w:val=""/>
+      <w:lvlJc w:val="left"/>
+      <w:pPr>
+        <w:tabs>
+          <w:tab w:val="num" w:pos="0"/>
+        </w:tabs>
+        <w:ind w:left="4320" w:hanging="480"/>
+      </w:pPr>
+      <w:rPr>
+        <w:rFonts w:ascii="Symbol" w:hAnsi="Symbol" w:cs="Symbol" w:hint="default"/>
+      </w:rPr>
+    </w:lvl>
+    <w:lvl w:ilvl="6">
+      <w:start w:val="0"/>
+      <w:numFmt w:val="bullet"/>
+      <w:lvlText w:val=""/>
+      <w:lvlJc w:val="left"/>
+      <w:pPr>
+        <w:tabs>
+          <w:tab w:val="num" w:pos="0"/>
+        </w:tabs>
+        <w:ind w:left="5040" w:hanging="480"/>
+      </w:pPr>
+      <w:rPr>
+        <w:rFonts w:ascii="Symbol" w:hAnsi="Symbol" w:cs="Symbol" w:hint="default"/>
+      </w:rPr>
+    </w:lvl>
+    <w:lvl w:ilvl="7">
+      <w:start w:val="0"/>
+      <w:numFmt w:val="bullet"/>
+      <w:lvlText w:val=""/>
+      <w:lvlJc w:val="left"/>
+      <w:pPr>
+        <w:tabs>
+          <w:tab w:val="num" w:pos="0"/>
+        </w:tabs>
+        <w:ind w:left="5760" w:hanging="480"/>
+      </w:pPr>
+      <w:rPr>
+        <w:rFonts w:ascii="Symbol" w:hAnsi="Symbol" w:cs="Symbol" w:hint="default"/>
+      </w:rPr>
+    </w:lvl>
+    <w:lvl w:ilvl="8">
+      <w:start w:val="0"/>
+      <w:numFmt w:val="bullet"/>
+      <w:lvlText w:val=""/>
+      <w:lvlJc w:val="left"/>
+      <w:pPr>
+        <w:tabs>
+          <w:tab w:val="num" w:pos="0"/>
+        </w:tabs>
+        <w:ind w:left="6480" w:hanging="480"/>
+      </w:pPr>
+      <w:rPr>
+        <w:rFonts w:ascii="Symbol" w:hAnsi="Symbol" w:cs="Symbol" w:hint="default"/>
+      </w:rPr>
+    </w:lvl>
+  </w:abstractNum>
+  <w:abstractNum w:abstractNumId="16">
+    <w:lvl w:ilvl="0">
+      <w:numFmt w:val="bullet"/>
+      <w:lvlText w:val=""/>
+      <w:lvlJc w:val="left"/>
+      <w:pPr>
+        <w:tabs>
+          <w:tab w:val="num" w:pos="0"/>
+        </w:tabs>
+        <w:ind w:left="720" w:hanging="480"/>
+      </w:pPr>
+      <w:rPr>
+        <w:rFonts w:ascii="Symbol" w:hAnsi="Symbol" w:cs="Symbol" w:hint="default"/>
+      </w:rPr>
+    </w:lvl>
+    <w:lvl w:ilvl="1">
+      <w:start w:val="0"/>
+      <w:numFmt w:val="bullet"/>
+      <w:lvlText w:val=""/>
+      <w:lvlJc w:val="left"/>
+      <w:pPr>
+        <w:tabs>
+          <w:tab w:val="num" w:pos="0"/>
+        </w:tabs>
+        <w:ind w:left="1440" w:hanging="480"/>
+      </w:pPr>
+      <w:rPr>
+        <w:rFonts w:ascii="Symbol" w:hAnsi="Symbol" w:cs="Symbol" w:hint="default"/>
+      </w:rPr>
+    </w:lvl>
+    <w:lvl w:ilvl="2">
+      <w:start w:val="0"/>
+      <w:numFmt w:val="bullet"/>
+      <w:lvlText w:val=""/>
+      <w:lvlJc w:val="left"/>
+      <w:pPr>
+        <w:tabs>
+          <w:tab w:val="num" w:pos="0"/>
+        </w:tabs>
+        <w:ind w:left="2160" w:hanging="480"/>
+      </w:pPr>
+      <w:rPr>
+        <w:rFonts w:ascii="Symbol" w:hAnsi="Symbol" w:cs="Symbol" w:hint="default"/>
+      </w:rPr>
+    </w:lvl>
+    <w:lvl w:ilvl="3">
+      <w:start w:val="0"/>
+      <w:numFmt w:val="bullet"/>
+      <w:lvlText w:val=""/>
+      <w:lvlJc w:val="left"/>
+      <w:pPr>
+        <w:tabs>
+          <w:tab w:val="num" w:pos="0"/>
+        </w:tabs>
+        <w:ind w:left="2880" w:hanging="480"/>
+      </w:pPr>
+      <w:rPr>
+        <w:rFonts w:ascii="Symbol" w:hAnsi="Symbol" w:cs="Symbol" w:hint="default"/>
+      </w:rPr>
+    </w:lvl>
+    <w:lvl w:ilvl="4">
+      <w:start w:val="0"/>
+      <w:numFmt w:val="bullet"/>
+      <w:lvlText w:val=""/>
+      <w:lvlJc w:val="left"/>
+      <w:pPr>
+        <w:tabs>
+          <w:tab w:val="num" w:pos="0"/>
+        </w:tabs>
+        <w:ind w:left="3600" w:hanging="480"/>
+      </w:pPr>
+      <w:rPr>
+        <w:rFonts w:ascii="Symbol" w:hAnsi="Symbol" w:cs="Symbol" w:hint="default"/>
+      </w:rPr>
+    </w:lvl>
+    <w:lvl w:ilvl="5">
+      <w:start w:val="0"/>
+      <w:numFmt w:val="bullet"/>
+      <w:lvlText w:val=""/>
+      <w:lvlJc w:val="left"/>
+      <w:pPr>
+        <w:tabs>
+          <w:tab w:val="num" w:pos="0"/>
+        </w:tabs>
+        <w:ind w:left="4320" w:hanging="480"/>
+      </w:pPr>
+      <w:rPr>
+        <w:rFonts w:ascii="Symbol" w:hAnsi="Symbol" w:cs="Symbol" w:hint="default"/>
+      </w:rPr>
+    </w:lvl>
+    <w:lvl w:ilvl="6">
+      <w:start w:val="0"/>
+      <w:numFmt w:val="bullet"/>
+      <w:lvlText w:val=""/>
+      <w:lvlJc w:val="left"/>
+      <w:pPr>
+        <w:tabs>
+          <w:tab w:val="num" w:pos="0"/>
+        </w:tabs>
+        <w:ind w:left="5040" w:hanging="480"/>
+      </w:pPr>
+      <w:rPr>
+        <w:rFonts w:ascii="Symbol" w:hAnsi="Symbol" w:cs="Symbol" w:hint="default"/>
+      </w:rPr>
+    </w:lvl>
+    <w:lvl w:ilvl="7">
+      <w:start w:val="0"/>
+      <w:numFmt w:val="bullet"/>
+      <w:lvlText w:val=""/>
+      <w:lvlJc w:val="left"/>
+      <w:pPr>
+        <w:tabs>
+          <w:tab w:val="num" w:pos="0"/>
+        </w:tabs>
+        <w:ind w:left="5760" w:hanging="480"/>
+      </w:pPr>
+      <w:rPr>
+        <w:rFonts w:ascii="Symbol" w:hAnsi="Symbol" w:cs="Symbol" w:hint="default"/>
+      </w:rPr>
+    </w:lvl>
+    <w:lvl w:ilvl="8">
+      <w:start w:val="0"/>
+      <w:numFmt w:val="bullet"/>
+      <w:lvlText w:val=""/>
+      <w:lvlJc w:val="left"/>
+      <w:pPr>
+        <w:tabs>
+          <w:tab w:val="num" w:pos="0"/>
+        </w:tabs>
+        <w:ind w:left="6480" w:hanging="480"/>
+      </w:pPr>
+      <w:rPr>
+        <w:rFonts w:ascii="Symbol" w:hAnsi="Symbol" w:cs="Symbol" w:hint="default"/>
+      </w:rPr>
+    </w:lvl>
+  </w:abstractNum>
+  <w:abstractNum w:abstractNumId="17">
+    <w:lvl w:ilvl="0">
+      <w:numFmt w:val="bullet"/>
+      <w:lvlText w:val=""/>
+      <w:lvlJc w:val="left"/>
+      <w:pPr>
+        <w:tabs>
+          <w:tab w:val="num" w:pos="0"/>
+        </w:tabs>
+        <w:ind w:left="720" w:hanging="480"/>
+      </w:pPr>
+      <w:rPr>
+        <w:rFonts w:ascii="Symbol" w:hAnsi="Symbol" w:cs="Symbol" w:hint="default"/>
+      </w:rPr>
+    </w:lvl>
+    <w:lvl w:ilvl="1">
+      <w:start w:val="0"/>
+      <w:numFmt w:val="bullet"/>
+      <w:lvlText w:val=""/>
+      <w:lvlJc w:val="left"/>
+      <w:pPr>
+        <w:tabs>
+          <w:tab w:val="num" w:pos="0"/>
+        </w:tabs>
+        <w:ind w:left="1440" w:hanging="480"/>
+      </w:pPr>
+      <w:rPr>
+        <w:rFonts w:ascii="Symbol" w:hAnsi="Symbol" w:cs="Symbol" w:hint="default"/>
+      </w:rPr>
+    </w:lvl>
+    <w:lvl w:ilvl="2">
+      <w:start w:val="0"/>
+      <w:numFmt w:val="bullet"/>
+      <w:lvlText w:val=""/>
+      <w:lvlJc w:val="left"/>
+      <w:pPr>
+        <w:tabs>
+          <w:tab w:val="num" w:pos="0"/>
+        </w:tabs>
+        <w:ind w:left="2160" w:hanging="480"/>
+      </w:pPr>
+      <w:rPr>
+        <w:rFonts w:ascii="Symbol" w:hAnsi="Symbol" w:cs="Symbol" w:hint="default"/>
+      </w:rPr>
+    </w:lvl>
+    <w:lvl w:ilvl="3">
+      <w:start w:val="0"/>
+      <w:numFmt w:val="bullet"/>
+      <w:lvlText w:val=""/>
+      <w:lvlJc w:val="left"/>
+      <w:pPr>
+        <w:tabs>
+          <w:tab w:val="num" w:pos="0"/>
+        </w:tabs>
+        <w:ind w:left="2880" w:hanging="480"/>
+      </w:pPr>
+      <w:rPr>
+        <w:rFonts w:ascii="Symbol" w:hAnsi="Symbol" w:cs="Symbol" w:hint="default"/>
+      </w:rPr>
+    </w:lvl>
+    <w:lvl w:ilvl="4">
+      <w:start w:val="0"/>
+      <w:numFmt w:val="bullet"/>
+      <w:lvlText w:val=""/>
+      <w:lvlJc w:val="left"/>
+      <w:pPr>
+        <w:tabs>
+          <w:tab w:val="num" w:pos="0"/>
+        </w:tabs>
+        <w:ind w:left="3600" w:hanging="480"/>
+      </w:pPr>
+      <w:rPr>
+        <w:rFonts w:ascii="Symbol" w:hAnsi="Symbol" w:cs="Symbol" w:hint="default"/>
+      </w:rPr>
+    </w:lvl>
+    <w:lvl w:ilvl="5">
+      <w:start w:val="0"/>
+      <w:numFmt w:val="bullet"/>
+      <w:lvlText w:val=""/>
+      <w:lvlJc w:val="left"/>
+      <w:pPr>
+        <w:tabs>
+          <w:tab w:val="num" w:pos="0"/>
+        </w:tabs>
+        <w:ind w:left="4320" w:hanging="480"/>
+      </w:pPr>
+      <w:rPr>
+        <w:rFonts w:ascii="Symbol" w:hAnsi="Symbol" w:cs="Symbol" w:hint="default"/>
+      </w:rPr>
+    </w:lvl>
+    <w:lvl w:ilvl="6">
+      <w:start w:val="0"/>
+      <w:numFmt w:val="bullet"/>
+      <w:lvlText w:val=""/>
+      <w:lvlJc w:val="left"/>
+      <w:pPr>
+        <w:tabs>
+          <w:tab w:val="num" w:pos="0"/>
+        </w:tabs>
+        <w:ind w:left="5040" w:hanging="480"/>
+      </w:pPr>
+      <w:rPr>
+        <w:rFonts w:ascii="Symbol" w:hAnsi="Symbol" w:cs="Symbol" w:hint="default"/>
+      </w:rPr>
+    </w:lvl>
+    <w:lvl w:ilvl="7">
+      <w:start w:val="0"/>
+      <w:numFmt w:val="bullet"/>
+      <w:lvlText w:val=""/>
+      <w:lvlJc w:val="left"/>
+      <w:pPr>
+        <w:tabs>
+          <w:tab w:val="num" w:pos="0"/>
+        </w:tabs>
+        <w:ind w:left="5760" w:hanging="480"/>
+      </w:pPr>
+      <w:rPr>
+        <w:rFonts w:ascii="Symbol" w:hAnsi="Symbol" w:cs="Symbol" w:hint="default"/>
+      </w:rPr>
+    </w:lvl>
+    <w:lvl w:ilvl="8">
+      <w:start w:val="0"/>
+      <w:numFmt w:val="bullet"/>
+      <w:lvlText w:val=""/>
+      <w:lvlJc w:val="left"/>
+      <w:pPr>
+        <w:tabs>
+          <w:tab w:val="num" w:pos="0"/>
+        </w:tabs>
+        <w:ind w:left="6480" w:hanging="480"/>
+      </w:pPr>
+      <w:rPr>
+        <w:rFonts w:ascii="Symbol" w:hAnsi="Symbol" w:cs="Symbol" w:hint="default"/>
+      </w:rPr>
+    </w:lvl>
+  </w:abstractNum>
+  <w:abstractNum w:abstractNumId="18">
+    <w:lvl w:ilvl="0">
+      <w:numFmt w:val="bullet"/>
+      <w:lvlText w:val=""/>
+      <w:lvlJc w:val="left"/>
+      <w:pPr>
+        <w:tabs>
+          <w:tab w:val="num" w:pos="0"/>
+        </w:tabs>
+        <w:ind w:left="720" w:hanging="480"/>
+      </w:pPr>
+      <w:rPr>
+        <w:rFonts w:ascii="Symbol" w:hAnsi="Symbol" w:cs="Symbol" w:hint="default"/>
+      </w:rPr>
+    </w:lvl>
+    <w:lvl w:ilvl="1">
+      <w:start w:val="0"/>
+      <w:numFmt w:val="bullet"/>
+      <w:lvlText w:val=""/>
+      <w:lvlJc w:val="left"/>
+      <w:pPr>
+        <w:tabs>
+          <w:tab w:val="num" w:pos="0"/>
+        </w:tabs>
+        <w:ind w:left="1440" w:hanging="480"/>
+      </w:pPr>
+      <w:rPr>
+        <w:rFonts w:ascii="Symbol" w:hAnsi="Symbol" w:cs="Symbol" w:hint="default"/>
+      </w:rPr>
+    </w:lvl>
+    <w:lvl w:ilvl="2">
+      <w:start w:val="0"/>
+      <w:numFmt w:val="bullet"/>
+      <w:lvlText w:val=""/>
+      <w:lvlJc w:val="left"/>
+      <w:pPr>
+        <w:tabs>
+          <w:tab w:val="num" w:pos="0"/>
+        </w:tabs>
+        <w:ind w:left="2160" w:hanging="480"/>
+      </w:pPr>
+      <w:rPr>
+        <w:rFonts w:ascii="Symbol" w:hAnsi="Symbol" w:cs="Symbol" w:hint="default"/>
+      </w:rPr>
+    </w:lvl>
+    <w:lvl w:ilvl="3">
+      <w:start w:val="0"/>
+      <w:numFmt w:val="bullet"/>
+      <w:lvlText w:val=""/>
+      <w:lvlJc w:val="left"/>
+      <w:pPr>
+        <w:tabs>
+          <w:tab w:val="num" w:pos="0"/>
+        </w:tabs>
+        <w:ind w:left="2880" w:hanging="480"/>
+      </w:pPr>
+      <w:rPr>
+        <w:rFonts w:ascii="Symbol" w:hAnsi="Symbol" w:cs="Symbol" w:hint="default"/>
+      </w:rPr>
+    </w:lvl>
+    <w:lvl w:ilvl="4">
+      <w:start w:val="0"/>
+      <w:numFmt w:val="bullet"/>
+      <w:lvlText w:val=""/>
+      <w:lvlJc w:val="left"/>
+      <w:pPr>
+        <w:tabs>
+          <w:tab w:val="num" w:pos="0"/>
+        </w:tabs>
+        <w:ind w:left="3600" w:hanging="480"/>
+      </w:pPr>
+      <w:rPr>
+        <w:rFonts w:ascii="Symbol" w:hAnsi="Symbol" w:cs="Symbol" w:hint="default"/>
+      </w:rPr>
+    </w:lvl>
+    <w:lvl w:ilvl="5">
+      <w:start w:val="0"/>
+      <w:numFmt w:val="bullet"/>
+      <w:lvlText w:val=""/>
+      <w:lvlJc w:val="left"/>
+      <w:pPr>
+        <w:tabs>
+          <w:tab w:val="num" w:pos="0"/>
+        </w:tabs>
+        <w:ind w:left="4320" w:hanging="480"/>
+      </w:pPr>
+      <w:rPr>
+        <w:rFonts w:ascii="Symbol" w:hAnsi="Symbol" w:cs="Symbol" w:hint="default"/>
+      </w:rPr>
+    </w:lvl>
+    <w:lvl w:ilvl="6">
+      <w:start w:val="0"/>
+      <w:numFmt w:val="bullet"/>
+      <w:lvlText w:val=""/>
+      <w:lvlJc w:val="left"/>
+      <w:pPr>
+        <w:tabs>
+          <w:tab w:val="num" w:pos="0"/>
+        </w:tabs>
+        <w:ind w:left="5040" w:hanging="480"/>
+      </w:pPr>
+      <w:rPr>
+        <w:rFonts w:ascii="Symbol" w:hAnsi="Symbol" w:cs="Symbol" w:hint="default"/>
+      </w:rPr>
+    </w:lvl>
+    <w:lvl w:ilvl="7">
+      <w:start w:val="0"/>
+      <w:numFmt w:val="bullet"/>
+      <w:lvlText w:val=""/>
+      <w:lvlJc w:val="left"/>
+      <w:pPr>
+        <w:tabs>
+          <w:tab w:val="num" w:pos="0"/>
+        </w:tabs>
+        <w:ind w:left="5760" w:hanging="480"/>
+      </w:pPr>
+      <w:rPr>
+        <w:rFonts w:ascii="Symbol" w:hAnsi="Symbol" w:cs="Symbol" w:hint="default"/>
+      </w:rPr>
+    </w:lvl>
+    <w:lvl w:ilvl="8">
+      <w:start w:val="0"/>
+      <w:numFmt w:val="bullet"/>
+      <w:lvlText w:val=""/>
+      <w:lvlJc w:val="left"/>
+      <w:pPr>
+        <w:tabs>
+          <w:tab w:val="num" w:pos="0"/>
+        </w:tabs>
+        <w:ind w:left="6480" w:hanging="480"/>
+      </w:pPr>
+      <w:rPr>
+        <w:rFonts w:ascii="Symbol" w:hAnsi="Symbol" w:cs="Symbol" w:hint="default"/>
+      </w:rPr>
+    </w:lvl>
+  </w:abstractNum>
+  <w:abstractNum w:abstractNumId="19">
+    <w:lvl w:ilvl="0">
+      <w:numFmt w:val="bullet"/>
+      <w:lvlText w:val=""/>
+      <w:lvlJc w:val="left"/>
+      <w:pPr>
+        <w:tabs>
+          <w:tab w:val="num" w:pos="0"/>
+        </w:tabs>
+        <w:ind w:left="720" w:hanging="480"/>
+      </w:pPr>
+      <w:rPr>
+        <w:rFonts w:ascii="Symbol" w:hAnsi="Symbol" w:cs="Symbol" w:hint="default"/>
+      </w:rPr>
+    </w:lvl>
+    <w:lvl w:ilvl="1">
+      <w:start w:val="0"/>
+      <w:numFmt w:val="bullet"/>
+      <w:lvlText w:val=""/>
+      <w:lvlJc w:val="left"/>
+      <w:pPr>
+        <w:tabs>
+          <w:tab w:val="num" w:pos="0"/>
+        </w:tabs>
+        <w:ind w:left="1440" w:hanging="480"/>
+      </w:pPr>
+      <w:rPr>
+        <w:rFonts w:ascii="Symbol" w:hAnsi="Symbol" w:cs="Symbol" w:hint="default"/>
+      </w:rPr>
+    </w:lvl>
+    <w:lvl w:ilvl="2">
+      <w:start w:val="0"/>
+      <w:numFmt w:val="bullet"/>
+      <w:lvlText w:val=""/>
+      <w:lvlJc w:val="left"/>
+      <w:pPr>
+        <w:tabs>
+          <w:tab w:val="num" w:pos="0"/>
+        </w:tabs>
+        <w:ind w:left="2160" w:hanging="480"/>
+      </w:pPr>
+      <w:rPr>
+        <w:rFonts w:ascii="Symbol" w:hAnsi="Symbol" w:cs="Symbol" w:hint="default"/>
+      </w:rPr>
+    </w:lvl>
+    <w:lvl w:ilvl="3">
+      <w:start w:val="0"/>
+      <w:numFmt w:val="bullet"/>
+      <w:lvlText w:val=""/>
+      <w:lvlJc w:val="left"/>
+      <w:pPr>
+        <w:tabs>
+          <w:tab w:val="num" w:pos="0"/>
+        </w:tabs>
+        <w:ind w:left="2880" w:hanging="480"/>
+      </w:pPr>
+      <w:rPr>
+        <w:rFonts w:ascii="Symbol" w:hAnsi="Symbol" w:cs="Symbol" w:hint="default"/>
+      </w:rPr>
+    </w:lvl>
+    <w:lvl w:ilvl="4">
+      <w:start w:val="0"/>
+      <w:numFmt w:val="bullet"/>
+      <w:lvlText w:val=""/>
+      <w:lvlJc w:val="left"/>
+      <w:pPr>
+        <w:tabs>
+          <w:tab w:val="num" w:pos="0"/>
+        </w:tabs>
+        <w:ind w:left="3600" w:hanging="480"/>
+      </w:pPr>
+      <w:rPr>
+        <w:rFonts w:ascii="Symbol" w:hAnsi="Symbol" w:cs="Symbol" w:hint="default"/>
+      </w:rPr>
+    </w:lvl>
+    <w:lvl w:ilvl="5">
+      <w:start w:val="0"/>
+      <w:numFmt w:val="bullet"/>
+      <w:lvlText w:val=""/>
+      <w:lvlJc w:val="left"/>
+      <w:pPr>
+        <w:tabs>
+          <w:tab w:val="num" w:pos="0"/>
+        </w:tabs>
+        <w:ind w:left="4320" w:hanging="480"/>
+      </w:pPr>
+      <w:rPr>
+        <w:rFonts w:ascii="Symbol" w:hAnsi="Symbol" w:cs="Symbol" w:hint="default"/>
+      </w:rPr>
+    </w:lvl>
+    <w:lvl w:ilvl="6">
+      <w:start w:val="0"/>
+      <w:numFmt w:val="bullet"/>
+      <w:lvlText w:val=""/>
+      <w:lvlJc w:val="left"/>
+      <w:pPr>
+        <w:tabs>
+          <w:tab w:val="num" w:pos="0"/>
+        </w:tabs>
+        <w:ind w:left="5040" w:hanging="480"/>
+      </w:pPr>
+      <w:rPr>
+        <w:rFonts w:ascii="Symbol" w:hAnsi="Symbol" w:cs="Symbol" w:hint="default"/>
+      </w:rPr>
+    </w:lvl>
+    <w:lvl w:ilvl="7">
+      <w:start w:val="0"/>
+      <w:numFmt w:val="bullet"/>
+      <w:lvlText w:val=""/>
+      <w:lvlJc w:val="left"/>
+      <w:pPr>
+        <w:tabs>
+          <w:tab w:val="num" w:pos="0"/>
+        </w:tabs>
+        <w:ind w:left="5760" w:hanging="480"/>
+      </w:pPr>
+      <w:rPr>
+        <w:rFonts w:ascii="Symbol" w:hAnsi="Symbol" w:cs="Symbol" w:hint="default"/>
+      </w:rPr>
+    </w:lvl>
+    <w:lvl w:ilvl="8">
+      <w:start w:val="0"/>
+      <w:numFmt w:val="bullet"/>
+      <w:lvlText w:val=""/>
+      <w:lvlJc w:val="left"/>
+      <w:pPr>
+        <w:tabs>
+          <w:tab w:val="num" w:pos="0"/>
+        </w:tabs>
+        <w:ind w:left="6480" w:hanging="480"/>
+      </w:pPr>
+      <w:rPr>
+        <w:rFonts w:ascii="Symbol" w:hAnsi="Symbol" w:cs="Symbol" w:hint="default"/>
+      </w:rPr>
+    </w:lvl>
+  </w:abstractNum>
+  <w:abstractNum w:abstractNumId="20">
+    <w:lvl w:ilvl="0">
+      <w:numFmt w:val="bullet"/>
+      <w:lvlText w:val=""/>
+      <w:lvlJc w:val="left"/>
+      <w:pPr>
+        <w:tabs>
+          <w:tab w:val="num" w:pos="0"/>
+        </w:tabs>
+        <w:ind w:left="720" w:hanging="480"/>
+      </w:pPr>
+      <w:rPr>
+        <w:rFonts w:ascii="Symbol" w:hAnsi="Symbol" w:cs="Symbol" w:hint="default"/>
+      </w:rPr>
+    </w:lvl>
+    <w:lvl w:ilvl="1">
+      <w:start w:val="0"/>
+      <w:numFmt w:val="bullet"/>
+      <w:lvlText w:val=""/>
+      <w:lvlJc w:val="left"/>
+      <w:pPr>
+        <w:tabs>
+          <w:tab w:val="num" w:pos="0"/>
+        </w:tabs>
+        <w:ind w:left="1440" w:hanging="480"/>
+      </w:pPr>
+      <w:rPr>
+        <w:rFonts w:ascii="Symbol" w:hAnsi="Symbol" w:cs="Symbol" w:hint="default"/>
+      </w:rPr>
+    </w:lvl>
+    <w:lvl w:ilvl="2">
+      <w:start w:val="0"/>
+      <w:numFmt w:val="bullet"/>
+      <w:lvlText w:val=""/>
+      <w:lvlJc w:val="left"/>
+      <w:pPr>
+        <w:tabs>
+          <w:tab w:val="num" w:pos="0"/>
+        </w:tabs>
+        <w:ind w:left="2160" w:hanging="480"/>
+      </w:pPr>
+      <w:rPr>
+        <w:rFonts w:ascii="Symbol" w:hAnsi="Symbol" w:cs="Symbol" w:hint="default"/>
+      </w:rPr>
+    </w:lvl>
+    <w:lvl w:ilvl="3">
+      <w:start w:val="0"/>
+      <w:numFmt w:val="bullet"/>
+      <w:lvlText w:val=""/>
+      <w:lvlJc w:val="left"/>
+      <w:pPr>
+        <w:tabs>
+          <w:tab w:val="num" w:pos="0"/>
+        </w:tabs>
+        <w:ind w:left="2880" w:hanging="480"/>
+      </w:pPr>
+      <w:rPr>
+        <w:rFonts w:ascii="Symbol" w:hAnsi="Symbol" w:cs="Symbol" w:hint="default"/>
+      </w:rPr>
+    </w:lvl>
+    <w:lvl w:ilvl="4">
+      <w:start w:val="0"/>
+      <w:numFmt w:val="bullet"/>
+      <w:lvlText w:val=""/>
+      <w:lvlJc w:val="left"/>
+      <w:pPr>
+        <w:tabs>
+          <w:tab w:val="num" w:pos="0"/>
+        </w:tabs>
+        <w:ind w:left="3600" w:hanging="480"/>
+      </w:pPr>
+      <w:rPr>
+        <w:rFonts w:ascii="Symbol" w:hAnsi="Symbol" w:cs="Symbol" w:hint="default"/>
+      </w:rPr>
+    </w:lvl>
+    <w:lvl w:ilvl="5">
+      <w:start w:val="0"/>
+      <w:numFmt w:val="bullet"/>
+      <w:lvlText w:val=""/>
+      <w:lvlJc w:val="left"/>
+      <w:pPr>
+        <w:tabs>
+          <w:tab w:val="num" w:pos="0"/>
+        </w:tabs>
+        <w:ind w:left="4320" w:hanging="480"/>
+      </w:pPr>
+      <w:rPr>
+        <w:rFonts w:ascii="Symbol" w:hAnsi="Symbol" w:cs="Symbol" w:hint="default"/>
+      </w:rPr>
+    </w:lvl>
+    <w:lvl w:ilvl="6">
+      <w:start w:val="0"/>
+      <w:numFmt w:val="bullet"/>
+      <w:lvlText w:val=""/>
+      <w:lvlJc w:val="left"/>
+      <w:pPr>
+        <w:tabs>
+          <w:tab w:val="num" w:pos="0"/>
+        </w:tabs>
+        <w:ind w:left="5040" w:hanging="480"/>
+      </w:pPr>
+      <w:rPr>
+        <w:rFonts w:ascii="Symbol" w:hAnsi="Symbol" w:cs="Symbol" w:hint="default"/>
+      </w:rPr>
+    </w:lvl>
+    <w:lvl w:ilvl="7">
+      <w:start w:val="0"/>
+      <w:numFmt w:val="bullet"/>
+      <w:lvlText w:val=""/>
+      <w:lvlJc w:val="left"/>
+      <w:pPr>
+        <w:tabs>
+          <w:tab w:val="num" w:pos="0"/>
+        </w:tabs>
+        <w:ind w:left="5760" w:hanging="480"/>
+      </w:pPr>
+      <w:rPr>
+        <w:rFonts w:ascii="Symbol" w:hAnsi="Symbol" w:cs="Symbol" w:hint="default"/>
+      </w:rPr>
+    </w:lvl>
+    <w:lvl w:ilvl="8">
+      <w:start w:val="0"/>
+      <w:numFmt w:val="bullet"/>
+      <w:lvlText w:val=""/>
+      <w:lvlJc w:val="left"/>
+      <w:pPr>
+        <w:tabs>
+          <w:tab w:val="num" w:pos="0"/>
+        </w:tabs>
+        <w:ind w:left="6480" w:hanging="480"/>
+      </w:pPr>
+      <w:rPr>
+        <w:rFonts w:ascii="Symbol" w:hAnsi="Symbol" w:cs="Symbol" w:hint="default"/>
+      </w:rPr>
+    </w:lvl>
+  </w:abstractNum>
+  <w:abstractNum w:abstractNumId="21">
+    <w:lvl w:ilvl="0">
+      <w:numFmt w:val="bullet"/>
+      <w:lvlText w:val=""/>
+      <w:lvlJc w:val="left"/>
+      <w:pPr>
+        <w:tabs>
+          <w:tab w:val="num" w:pos="0"/>
+        </w:tabs>
+        <w:ind w:left="720" w:hanging="480"/>
+      </w:pPr>
+      <w:rPr>
+        <w:rFonts w:ascii="Symbol" w:hAnsi="Symbol" w:cs="Symbol" w:hint="default"/>
+      </w:rPr>
+    </w:lvl>
+    <w:lvl w:ilvl="1">
+      <w:start w:val="0"/>
+      <w:numFmt w:val="bullet"/>
+      <w:lvlText w:val=""/>
+      <w:lvlJc w:val="left"/>
+      <w:pPr>
+        <w:tabs>
+          <w:tab w:val="num" w:pos="0"/>
+        </w:tabs>
+        <w:ind w:left="1440" w:hanging="480"/>
+      </w:pPr>
+      <w:rPr>
+        <w:rFonts w:ascii="Symbol" w:hAnsi="Symbol" w:cs="Symbol" w:hint="default"/>
+      </w:rPr>
+    </w:lvl>
+    <w:lvl w:ilvl="2">
+      <w:start w:val="0"/>
+      <w:numFmt w:val="bullet"/>
+      <w:lvlText w:val=""/>
+      <w:lvlJc w:val="left"/>
+      <w:pPr>
+        <w:tabs>
+          <w:tab w:val="num" w:pos="0"/>
+        </w:tabs>
+        <w:ind w:left="2160" w:hanging="480"/>
+      </w:pPr>
+      <w:rPr>
+        <w:rFonts w:ascii="Symbol" w:hAnsi="Symbol" w:cs="Symbol" w:hint="default"/>
+      </w:rPr>
+    </w:lvl>
+    <w:lvl w:ilvl="3">
+      <w:start w:val="0"/>
+      <w:numFmt w:val="bullet"/>
+      <w:lvlText w:val=""/>
+      <w:lvlJc w:val="left"/>
+      <w:pPr>
+        <w:tabs>
+          <w:tab w:val="num" w:pos="0"/>
+        </w:tabs>
+        <w:ind w:left="2880" w:hanging="480"/>
+      </w:pPr>
+      <w:rPr>
+        <w:rFonts w:ascii="Symbol" w:hAnsi="Symbol" w:cs="Symbol" w:hint="default"/>
+      </w:rPr>
+    </w:lvl>
+    <w:lvl w:ilvl="4">
+      <w:start w:val="0"/>
+      <w:numFmt w:val="bullet"/>
+      <w:lvlText w:val=""/>
+      <w:lvlJc w:val="left"/>
+      <w:pPr>
+        <w:tabs>
+          <w:tab w:val="num" w:pos="0"/>
+        </w:tabs>
+        <w:ind w:left="3600" w:hanging="480"/>
+      </w:pPr>
+      <w:rPr>
+        <w:rFonts w:ascii="Symbol" w:hAnsi="Symbol" w:cs="Symbol" w:hint="default"/>
+      </w:rPr>
+    </w:lvl>
+    <w:lvl w:ilvl="5">
+      <w:start w:val="0"/>
+      <w:numFmt w:val="bullet"/>
+      <w:lvlText w:val=""/>
+      <w:lvlJc w:val="left"/>
+      <w:pPr>
+        <w:tabs>
+          <w:tab w:val="num" w:pos="0"/>
+        </w:tabs>
+        <w:ind w:left="4320" w:hanging="480"/>
+      </w:pPr>
+      <w:rPr>
+        <w:rFonts w:ascii="Symbol" w:hAnsi="Symbol" w:cs="Symbol" w:hint="default"/>
+      </w:rPr>
+    </w:lvl>
+    <w:lvl w:ilvl="6">
+      <w:start w:val="0"/>
+      <w:numFmt w:val="bullet"/>
+      <w:lvlText w:val=""/>
+      <w:lvlJc w:val="left"/>
+      <w:pPr>
+        <w:tabs>
+          <w:tab w:val="num" w:pos="0"/>
+        </w:tabs>
+        <w:ind w:left="5040" w:hanging="480"/>
+      </w:pPr>
+      <w:rPr>
+        <w:rFonts w:ascii="Symbol" w:hAnsi="Symbol" w:cs="Symbol" w:hint="default"/>
+      </w:rPr>
+    </w:lvl>
+    <w:lvl w:ilvl="7">
+      <w:start w:val="0"/>
+      <w:numFmt w:val="bullet"/>
+      <w:lvlText w:val=""/>
+      <w:lvlJc w:val="left"/>
+      <w:pPr>
+        <w:tabs>
+          <w:tab w:val="num" w:pos="0"/>
+        </w:tabs>
+        <w:ind w:left="5760" w:hanging="480"/>
+      </w:pPr>
+      <w:rPr>
+        <w:rFonts w:ascii="Symbol" w:hAnsi="Symbol" w:cs="Symbol" w:hint="default"/>
+      </w:rPr>
+    </w:lvl>
+    <w:lvl w:ilvl="8">
+      <w:start w:val="0"/>
+      <w:numFmt w:val="bullet"/>
+      <w:lvlText w:val=""/>
+      <w:lvlJc w:val="left"/>
+      <w:pPr>
+        <w:tabs>
+          <w:tab w:val="num" w:pos="0"/>
+        </w:tabs>
+        <w:ind w:left="6480" w:hanging="480"/>
+      </w:pPr>
+      <w:rPr>
+        <w:rFonts w:ascii="Symbol" w:hAnsi="Symbol" w:cs="Symbol" w:hint="default"/>
+      </w:rPr>
+    </w:lvl>
+  </w:abstractNum>
   <w:abstractNum w:abstractNumId="22">
     <w:lvl w:ilvl="0">
       <w:numFmt w:val="bullet"/>
@@ -7835,8 +7733,9 @@
   </w:abstractNum>
   <w:abstractNum w:abstractNumId="23">
     <w:lvl w:ilvl="0">
-      <w:numFmt w:val="bullet"/>
-      <w:lvlText w:val=""/>
+      <w:start w:val="1"/>
+      <w:numFmt w:val="decimal"/>
+      <w:lvlText w:val="%1."/>
       <w:lvlJc w:val="left"/>
       <w:pPr>
         <w:tabs>
@@ -7844,14 +7743,12 @@
         </w:tabs>
         <w:ind w:left="720" w:hanging="480"/>
       </w:pPr>
-      <w:rPr>
-        <w:rFonts w:ascii="Symbol" w:hAnsi="Symbol" w:cs="Symbol" w:hint="default"/>
-      </w:rPr>
+      <w:rPr/>
     </w:lvl>
     <w:lvl w:ilvl="1">
-      <w:start w:val="0"/>
-      <w:numFmt w:val="bullet"/>
-      <w:lvlText w:val=""/>
+      <w:start w:val="1"/>
+      <w:numFmt w:val="decimal"/>
+      <w:lvlText w:val="%2."/>
       <w:lvlJc w:val="left"/>
       <w:pPr>
         <w:tabs>
@@ -7859,14 +7756,12 @@
         </w:tabs>
         <w:ind w:left="1440" w:hanging="480"/>
       </w:pPr>
-      <w:rPr>
-        <w:rFonts w:ascii="Symbol" w:hAnsi="Symbol" w:cs="Symbol" w:hint="default"/>
-      </w:rPr>
+      <w:rPr/>
     </w:lvl>
     <w:lvl w:ilvl="2">
-      <w:start w:val="0"/>
-      <w:numFmt w:val="bullet"/>
-      <w:lvlText w:val=""/>
+      <w:start w:val="1"/>
+      <w:numFmt w:val="decimal"/>
+      <w:lvlText w:val="%3."/>
       <w:lvlJc w:val="left"/>
       <w:pPr>
         <w:tabs>
@@ -7874,14 +7769,12 @@
         </w:tabs>
         <w:ind w:left="2160" w:hanging="480"/>
       </w:pPr>
-      <w:rPr>
-        <w:rFonts w:ascii="Symbol" w:hAnsi="Symbol" w:cs="Symbol" w:hint="default"/>
-      </w:rPr>
+      <w:rPr/>
     </w:lvl>
     <w:lvl w:ilvl="3">
-      <w:start w:val="0"/>
-      <w:numFmt w:val="bullet"/>
-      <w:lvlText w:val=""/>
+      <w:start w:val="1"/>
+      <w:numFmt w:val="decimal"/>
+      <w:lvlText w:val="%4."/>
       <w:lvlJc w:val="left"/>
       <w:pPr>
         <w:tabs>
@@ -7889,14 +7782,12 @@
         </w:tabs>
         <w:ind w:left="2880" w:hanging="480"/>
       </w:pPr>
-      <w:rPr>
-        <w:rFonts w:ascii="Symbol" w:hAnsi="Symbol" w:cs="Symbol" w:hint="default"/>
-      </w:rPr>
+      <w:rPr/>
     </w:lvl>
     <w:lvl w:ilvl="4">
-      <w:start w:val="0"/>
-      <w:numFmt w:val="bullet"/>
-      <w:lvlText w:val=""/>
+      <w:start w:val="1"/>
+      <w:numFmt w:val="decimal"/>
+      <w:lvlText w:val="%5."/>
       <w:lvlJc w:val="left"/>
       <w:pPr>
         <w:tabs>
@@ -7904,14 +7795,12 @@
         </w:tabs>
         <w:ind w:left="3600" w:hanging="480"/>
       </w:pPr>
-      <w:rPr>
-        <w:rFonts w:ascii="Symbol" w:hAnsi="Symbol" w:cs="Symbol" w:hint="default"/>
-      </w:rPr>
+      <w:rPr/>
     </w:lvl>
     <w:lvl w:ilvl="5">
-      <w:start w:val="0"/>
-      <w:numFmt w:val="bullet"/>
-      <w:lvlText w:val=""/>
+      <w:start w:val="1"/>
+      <w:numFmt w:val="decimal"/>
+      <w:lvlText w:val="%6."/>
       <w:lvlJc w:val="left"/>
       <w:pPr>
         <w:tabs>
@@ -7919,14 +7808,12 @@
         </w:tabs>
         <w:ind w:left="4320" w:hanging="480"/>
       </w:pPr>
-      <w:rPr>
-        <w:rFonts w:ascii="Symbol" w:hAnsi="Symbol" w:cs="Symbol" w:hint="default"/>
-      </w:rPr>
+      <w:rPr/>
     </w:lvl>
     <w:lvl w:ilvl="6">
-      <w:start w:val="0"/>
-      <w:numFmt w:val="bullet"/>
-      <w:lvlText w:val=""/>
+      <w:start w:val="1"/>
+      <w:numFmt w:val="decimal"/>
+      <w:lvlText w:val="%7."/>
       <w:lvlJc w:val="left"/>
       <w:pPr>
         <w:tabs>
@@ -7934,14 +7821,12 @@
         </w:tabs>
         <w:ind w:left="5040" w:hanging="480"/>
       </w:pPr>
-      <w:rPr>
-        <w:rFonts w:ascii="Symbol" w:hAnsi="Symbol" w:cs="Symbol" w:hint="default"/>
-      </w:rPr>
+      <w:rPr/>
     </w:lvl>
     <w:lvl w:ilvl="7">
-      <w:start w:val="0"/>
-      <w:numFmt w:val="bullet"/>
-      <w:lvlText w:val=""/>
+      <w:start w:val="1"/>
+      <w:numFmt w:val="decimal"/>
+      <w:lvlText w:val="%8."/>
       <w:lvlJc w:val="left"/>
       <w:pPr>
         <w:tabs>
@@ -7949,14 +7834,12 @@
         </w:tabs>
         <w:ind w:left="5760" w:hanging="480"/>
       </w:pPr>
-      <w:rPr>
-        <w:rFonts w:ascii="Symbol" w:hAnsi="Symbol" w:cs="Symbol" w:hint="default"/>
-      </w:rPr>
+      <w:rPr/>
     </w:lvl>
     <w:lvl w:ilvl="8">
-      <w:start w:val="0"/>
-      <w:numFmt w:val="bullet"/>
-      <w:lvlText w:val=""/>
+      <w:start w:val="1"/>
+      <w:numFmt w:val="decimal"/>
+      <w:lvlText w:val="%9."/>
       <w:lvlJc w:val="left"/>
       <w:pPr>
         <w:tabs>
@@ -7964,15 +7847,14 @@
         </w:tabs>
         <w:ind w:left="6480" w:hanging="480"/>
       </w:pPr>
-      <w:rPr>
-        <w:rFonts w:ascii="Symbol" w:hAnsi="Symbol" w:cs="Symbol" w:hint="default"/>
-      </w:rPr>
+      <w:rPr/>
     </w:lvl>
   </w:abstractNum>
   <w:abstractNum w:abstractNumId="24">
     <w:lvl w:ilvl="0">
-      <w:numFmt w:val="bullet"/>
-      <w:lvlText w:val=""/>
+      <w:start w:val="1"/>
+      <w:numFmt w:val="decimal"/>
+      <w:lvlText w:val="%1."/>
       <w:lvlJc w:val="left"/>
       <w:pPr>
         <w:tabs>
@@ -7980,14 +7862,12 @@
         </w:tabs>
         <w:ind w:left="720" w:hanging="480"/>
       </w:pPr>
-      <w:rPr>
-        <w:rFonts w:ascii="Symbol" w:hAnsi="Symbol" w:cs="Symbol" w:hint="default"/>
-      </w:rPr>
+      <w:rPr/>
     </w:lvl>
     <w:lvl w:ilvl="1">
-      <w:start w:val="0"/>
-      <w:numFmt w:val="bullet"/>
-      <w:lvlText w:val=""/>
+      <w:start w:val="1"/>
+      <w:numFmt w:val="decimal"/>
+      <w:lvlText w:val="%2."/>
       <w:lvlJc w:val="left"/>
       <w:pPr>
         <w:tabs>
@@ -7995,14 +7875,12 @@
         </w:tabs>
         <w:ind w:left="1440" w:hanging="480"/>
       </w:pPr>
-      <w:rPr>
-        <w:rFonts w:ascii="Symbol" w:hAnsi="Symbol" w:cs="Symbol" w:hint="default"/>
-      </w:rPr>
+      <w:rPr/>
     </w:lvl>
     <w:lvl w:ilvl="2">
-      <w:start w:val="0"/>
-      <w:numFmt w:val="bullet"/>
-      <w:lvlText w:val=""/>
+      <w:start w:val="1"/>
+      <w:numFmt w:val="decimal"/>
+      <w:lvlText w:val="%3."/>
       <w:lvlJc w:val="left"/>
       <w:pPr>
         <w:tabs>
@@ -8010,14 +7888,12 @@
         </w:tabs>
         <w:ind w:left="2160" w:hanging="480"/>
       </w:pPr>
-      <w:rPr>
-        <w:rFonts w:ascii="Symbol" w:hAnsi="Symbol" w:cs="Symbol" w:hint="default"/>
-      </w:rPr>
+      <w:rPr/>
     </w:lvl>
     <w:lvl w:ilvl="3">
-      <w:start w:val="0"/>
-      <w:numFmt w:val="bullet"/>
-      <w:lvlText w:val=""/>
+      <w:start w:val="1"/>
+      <w:numFmt w:val="decimal"/>
+      <w:lvlText w:val="%4."/>
       <w:lvlJc w:val="left"/>
       <w:pPr>
         <w:tabs>
@@ -8025,14 +7901,12 @@
         </w:tabs>
         <w:ind w:left="2880" w:hanging="480"/>
       </w:pPr>
-      <w:rPr>
-        <w:rFonts w:ascii="Symbol" w:hAnsi="Symbol" w:cs="Symbol" w:hint="default"/>
-      </w:rPr>
+      <w:rPr/>
     </w:lvl>
     <w:lvl w:ilvl="4">
-      <w:start w:val="0"/>
-      <w:numFmt w:val="bullet"/>
-      <w:lvlText w:val=""/>
+      <w:start w:val="1"/>
+      <w:numFmt w:val="decimal"/>
+      <w:lvlText w:val="%5."/>
       <w:lvlJc w:val="left"/>
       <w:pPr>
         <w:tabs>
@@ -8040,14 +7914,12 @@
         </w:tabs>
         <w:ind w:left="3600" w:hanging="480"/>
       </w:pPr>
-      <w:rPr>
-        <w:rFonts w:ascii="Symbol" w:hAnsi="Symbol" w:cs="Symbol" w:hint="default"/>
-      </w:rPr>
+      <w:rPr/>
     </w:lvl>
     <w:lvl w:ilvl="5">
-      <w:start w:val="0"/>
-      <w:numFmt w:val="bullet"/>
-      <w:lvlText w:val=""/>
+      <w:start w:val="1"/>
+      <w:numFmt w:val="decimal"/>
+      <w:lvlText w:val="%6."/>
       <w:lvlJc w:val="left"/>
       <w:pPr>
         <w:tabs>
@@ -8055,14 +7927,12 @@
         </w:tabs>
         <w:ind w:left="4320" w:hanging="480"/>
       </w:pPr>
-      <w:rPr>
-        <w:rFonts w:ascii="Symbol" w:hAnsi="Symbol" w:cs="Symbol" w:hint="default"/>
-      </w:rPr>
+      <w:rPr/>
     </w:lvl>
     <w:lvl w:ilvl="6">
-      <w:start w:val="0"/>
-      <w:numFmt w:val="bullet"/>
-      <w:lvlText w:val=""/>
+      <w:start w:val="1"/>
+      <w:numFmt w:val="decimal"/>
+      <w:lvlText w:val="%7."/>
       <w:lvlJc w:val="left"/>
       <w:pPr>
         <w:tabs>
@@ -8070,14 +7940,12 @@
         </w:tabs>
         <w:ind w:left="5040" w:hanging="480"/>
       </w:pPr>
-      <w:rPr>
-        <w:rFonts w:ascii="Symbol" w:hAnsi="Symbol" w:cs="Symbol" w:hint="default"/>
-      </w:rPr>
+      <w:rPr/>
     </w:lvl>
     <w:lvl w:ilvl="7">
-      <w:start w:val="0"/>
-      <w:numFmt w:val="bullet"/>
-      <w:lvlText w:val=""/>
+      <w:start w:val="1"/>
+      <w:numFmt w:val="decimal"/>
+      <w:lvlText w:val="%8."/>
       <w:lvlJc w:val="left"/>
       <w:pPr>
         <w:tabs>
@@ -8085,14 +7953,12 @@
         </w:tabs>
         <w:ind w:left="5760" w:hanging="480"/>
       </w:pPr>
-      <w:rPr>
-        <w:rFonts w:ascii="Symbol" w:hAnsi="Symbol" w:cs="Symbol" w:hint="default"/>
-      </w:rPr>
+      <w:rPr/>
     </w:lvl>
     <w:lvl w:ilvl="8">
-      <w:start w:val="0"/>
-      <w:numFmt w:val="bullet"/>
-      <w:lvlText w:val=""/>
+      <w:start w:val="1"/>
+      <w:numFmt w:val="decimal"/>
+      <w:lvlText w:val="%9."/>
       <w:lvlJc w:val="left"/>
       <w:pPr>
         <w:tabs>
@@ -8100,15 +7966,14 @@
         </w:tabs>
         <w:ind w:left="6480" w:hanging="480"/>
       </w:pPr>
-      <w:rPr>
-        <w:rFonts w:ascii="Symbol" w:hAnsi="Symbol" w:cs="Symbol" w:hint="default"/>
-      </w:rPr>
+      <w:rPr/>
     </w:lvl>
   </w:abstractNum>
   <w:abstractNum w:abstractNumId="25">
     <w:lvl w:ilvl="0">
-      <w:numFmt w:val="bullet"/>
-      <w:lvlText w:val=""/>
+      <w:start w:val="1"/>
+      <w:numFmt w:val="decimal"/>
+      <w:lvlText w:val="%1."/>
       <w:lvlJc w:val="left"/>
       <w:pPr>
         <w:tabs>
@@ -8116,14 +7981,12 @@
         </w:tabs>
         <w:ind w:left="720" w:hanging="480"/>
       </w:pPr>
-      <w:rPr>
-        <w:rFonts w:ascii="Symbol" w:hAnsi="Symbol" w:cs="Symbol" w:hint="default"/>
-      </w:rPr>
+      <w:rPr/>
     </w:lvl>
     <w:lvl w:ilvl="1">
-      <w:start w:val="0"/>
-      <w:numFmt w:val="bullet"/>
-      <w:lvlText w:val=""/>
+      <w:start w:val="1"/>
+      <w:numFmt w:val="decimal"/>
+      <w:lvlText w:val="%2."/>
       <w:lvlJc w:val="left"/>
       <w:pPr>
         <w:tabs>
@@ -8131,14 +7994,12 @@
         </w:tabs>
         <w:ind w:left="1440" w:hanging="480"/>
       </w:pPr>
-      <w:rPr>
-        <w:rFonts w:ascii="Symbol" w:hAnsi="Symbol" w:cs="Symbol" w:hint="default"/>
-      </w:rPr>
+      <w:rPr/>
     </w:lvl>
     <w:lvl w:ilvl="2">
-      <w:start w:val="0"/>
-      <w:numFmt w:val="bullet"/>
-      <w:lvlText w:val=""/>
+      <w:start w:val="1"/>
+      <w:numFmt w:val="decimal"/>
+      <w:lvlText w:val="%3."/>
       <w:lvlJc w:val="left"/>
       <w:pPr>
         <w:tabs>
@@ -8146,14 +8007,12 @@
         </w:tabs>
         <w:ind w:left="2160" w:hanging="480"/>
       </w:pPr>
-      <w:rPr>
-        <w:rFonts w:ascii="Symbol" w:hAnsi="Symbol" w:cs="Symbol" w:hint="default"/>
-      </w:rPr>
+      <w:rPr/>
     </w:lvl>
     <w:lvl w:ilvl="3">
-      <w:start w:val="0"/>
-      <w:numFmt w:val="bullet"/>
-      <w:lvlText w:val=""/>
+      <w:start w:val="1"/>
+      <w:numFmt w:val="decimal"/>
+      <w:lvlText w:val="%4."/>
       <w:lvlJc w:val="left"/>
       <w:pPr>
         <w:tabs>
@@ -8161,14 +8020,12 @@
         </w:tabs>
         <w:ind w:left="2880" w:hanging="480"/>
       </w:pPr>
-      <w:rPr>
-        <w:rFonts w:ascii="Symbol" w:hAnsi="Symbol" w:cs="Symbol" w:hint="default"/>
-      </w:rPr>
+      <w:rPr/>
     </w:lvl>
     <w:lvl w:ilvl="4">
-      <w:start w:val="0"/>
-      <w:numFmt w:val="bullet"/>
-      <w:lvlText w:val=""/>
+      <w:start w:val="1"/>
+      <w:numFmt w:val="decimal"/>
+      <w:lvlText w:val="%5."/>
       <w:lvlJc w:val="left"/>
       <w:pPr>
         <w:tabs>
@@ -8176,14 +8033,12 @@
         </w:tabs>
         <w:ind w:left="3600" w:hanging="480"/>
       </w:pPr>
-      <w:rPr>
-        <w:rFonts w:ascii="Symbol" w:hAnsi="Symbol" w:cs="Symbol" w:hint="default"/>
-      </w:rPr>
+      <w:rPr/>
     </w:lvl>
     <w:lvl w:ilvl="5">
-      <w:start w:val="0"/>
-      <w:numFmt w:val="bullet"/>
-      <w:lvlText w:val=""/>
+      <w:start w:val="1"/>
+      <w:numFmt w:val="decimal"/>
+      <w:lvlText w:val="%6."/>
       <w:lvlJc w:val="left"/>
       <w:pPr>
         <w:tabs>
@@ -8191,14 +8046,12 @@
         </w:tabs>
         <w:ind w:left="4320" w:hanging="480"/>
       </w:pPr>
-      <w:rPr>
-        <w:rFonts w:ascii="Symbol" w:hAnsi="Symbol" w:cs="Symbol" w:hint="default"/>
-      </w:rPr>
+      <w:rPr/>
     </w:lvl>
     <w:lvl w:ilvl="6">
-      <w:start w:val="0"/>
-      <w:numFmt w:val="bullet"/>
-      <w:lvlText w:val=""/>
+      <w:start w:val="1"/>
+      <w:numFmt w:val="decimal"/>
+      <w:lvlText w:val="%7."/>
       <w:lvlJc w:val="left"/>
       <w:pPr>
         <w:tabs>
@@ -8206,14 +8059,12 @@
         </w:tabs>
         <w:ind w:left="5040" w:hanging="480"/>
       </w:pPr>
-      <w:rPr>
-        <w:rFonts w:ascii="Symbol" w:hAnsi="Symbol" w:cs="Symbol" w:hint="default"/>
-      </w:rPr>
+      <w:rPr/>
     </w:lvl>
     <w:lvl w:ilvl="7">
-      <w:start w:val="0"/>
-      <w:numFmt w:val="bullet"/>
-      <w:lvlText w:val=""/>
+      <w:start w:val="1"/>
+      <w:numFmt w:val="decimal"/>
+      <w:lvlText w:val="%8."/>
       <w:lvlJc w:val="left"/>
       <w:pPr>
         <w:tabs>
@@ -8221,14 +8072,12 @@
         </w:tabs>
         <w:ind w:left="5760" w:hanging="480"/>
       </w:pPr>
-      <w:rPr>
-        <w:rFonts w:ascii="Symbol" w:hAnsi="Symbol" w:cs="Symbol" w:hint="default"/>
-      </w:rPr>
+      <w:rPr/>
     </w:lvl>
     <w:lvl w:ilvl="8">
-      <w:start w:val="0"/>
-      <w:numFmt w:val="bullet"/>
-      <w:lvlText w:val=""/>
+      <w:start w:val="1"/>
+      <w:numFmt w:val="decimal"/>
+      <w:lvlText w:val="%9."/>
       <w:lvlJc w:val="left"/>
       <w:pPr>
         <w:tabs>
@@ -8236,9 +8085,7 @@
         </w:tabs>
         <w:ind w:left="6480" w:hanging="480"/>
       </w:pPr>
-      <w:rPr>
-        <w:rFonts w:ascii="Symbol" w:hAnsi="Symbol" w:cs="Symbol" w:hint="default"/>
-      </w:rPr>
+      <w:rPr/>
     </w:lvl>
   </w:abstractNum>
   <w:abstractNum w:abstractNumId="26">
@@ -8786,6 +8633,550 @@
     </w:lvl>
   </w:abstractNum>
   <w:abstractNum w:abstractNumId="30">
+    <w:lvl w:ilvl="0">
+      <w:numFmt w:val="bullet"/>
+      <w:lvlText w:val=""/>
+      <w:lvlJc w:val="left"/>
+      <w:pPr>
+        <w:tabs>
+          <w:tab w:val="num" w:pos="0"/>
+        </w:tabs>
+        <w:ind w:left="720" w:hanging="480"/>
+      </w:pPr>
+      <w:rPr>
+        <w:rFonts w:ascii="Symbol" w:hAnsi="Symbol" w:cs="Symbol" w:hint="default"/>
+      </w:rPr>
+    </w:lvl>
+    <w:lvl w:ilvl="1">
+      <w:start w:val="0"/>
+      <w:numFmt w:val="bullet"/>
+      <w:lvlText w:val=""/>
+      <w:lvlJc w:val="left"/>
+      <w:pPr>
+        <w:tabs>
+          <w:tab w:val="num" w:pos="0"/>
+        </w:tabs>
+        <w:ind w:left="1440" w:hanging="480"/>
+      </w:pPr>
+      <w:rPr>
+        <w:rFonts w:ascii="Symbol" w:hAnsi="Symbol" w:cs="Symbol" w:hint="default"/>
+      </w:rPr>
+    </w:lvl>
+    <w:lvl w:ilvl="2">
+      <w:start w:val="0"/>
+      <w:numFmt w:val="bullet"/>
+      <w:lvlText w:val=""/>
+      <w:lvlJc w:val="left"/>
+      <w:pPr>
+        <w:tabs>
+          <w:tab w:val="num" w:pos="0"/>
+        </w:tabs>
+        <w:ind w:left="2160" w:hanging="480"/>
+      </w:pPr>
+      <w:rPr>
+        <w:rFonts w:ascii="Symbol" w:hAnsi="Symbol" w:cs="Symbol" w:hint="default"/>
+      </w:rPr>
+    </w:lvl>
+    <w:lvl w:ilvl="3">
+      <w:start w:val="0"/>
+      <w:numFmt w:val="bullet"/>
+      <w:lvlText w:val=""/>
+      <w:lvlJc w:val="left"/>
+      <w:pPr>
+        <w:tabs>
+          <w:tab w:val="num" w:pos="0"/>
+        </w:tabs>
+        <w:ind w:left="2880" w:hanging="480"/>
+      </w:pPr>
+      <w:rPr>
+        <w:rFonts w:ascii="Symbol" w:hAnsi="Symbol" w:cs="Symbol" w:hint="default"/>
+      </w:rPr>
+    </w:lvl>
+    <w:lvl w:ilvl="4">
+      <w:start w:val="0"/>
+      <w:numFmt w:val="bullet"/>
+      <w:lvlText w:val=""/>
+      <w:lvlJc w:val="left"/>
+      <w:pPr>
+        <w:tabs>
+          <w:tab w:val="num" w:pos="0"/>
+        </w:tabs>
+        <w:ind w:left="3600" w:hanging="480"/>
+      </w:pPr>
+      <w:rPr>
+        <w:rFonts w:ascii="Symbol" w:hAnsi="Symbol" w:cs="Symbol" w:hint="default"/>
+      </w:rPr>
+    </w:lvl>
+    <w:lvl w:ilvl="5">
+      <w:start w:val="0"/>
+      <w:numFmt w:val="bullet"/>
+      <w:lvlText w:val=""/>
+      <w:lvlJc w:val="left"/>
+      <w:pPr>
+        <w:tabs>
+          <w:tab w:val="num" w:pos="0"/>
+        </w:tabs>
+        <w:ind w:left="4320" w:hanging="480"/>
+      </w:pPr>
+      <w:rPr>
+        <w:rFonts w:ascii="Symbol" w:hAnsi="Symbol" w:cs="Symbol" w:hint="default"/>
+      </w:rPr>
+    </w:lvl>
+    <w:lvl w:ilvl="6">
+      <w:start w:val="0"/>
+      <w:numFmt w:val="bullet"/>
+      <w:lvlText w:val=""/>
+      <w:lvlJc w:val="left"/>
+      <w:pPr>
+        <w:tabs>
+          <w:tab w:val="num" w:pos="0"/>
+        </w:tabs>
+        <w:ind w:left="5040" w:hanging="480"/>
+      </w:pPr>
+      <w:rPr>
+        <w:rFonts w:ascii="Symbol" w:hAnsi="Symbol" w:cs="Symbol" w:hint="default"/>
+      </w:rPr>
+    </w:lvl>
+    <w:lvl w:ilvl="7">
+      <w:start w:val="0"/>
+      <w:numFmt w:val="bullet"/>
+      <w:lvlText w:val=""/>
+      <w:lvlJc w:val="left"/>
+      <w:pPr>
+        <w:tabs>
+          <w:tab w:val="num" w:pos="0"/>
+        </w:tabs>
+        <w:ind w:left="5760" w:hanging="480"/>
+      </w:pPr>
+      <w:rPr>
+        <w:rFonts w:ascii="Symbol" w:hAnsi="Symbol" w:cs="Symbol" w:hint="default"/>
+      </w:rPr>
+    </w:lvl>
+    <w:lvl w:ilvl="8">
+      <w:start w:val="0"/>
+      <w:numFmt w:val="bullet"/>
+      <w:lvlText w:val=""/>
+      <w:lvlJc w:val="left"/>
+      <w:pPr>
+        <w:tabs>
+          <w:tab w:val="num" w:pos="0"/>
+        </w:tabs>
+        <w:ind w:left="6480" w:hanging="480"/>
+      </w:pPr>
+      <w:rPr>
+        <w:rFonts w:ascii="Symbol" w:hAnsi="Symbol" w:cs="Symbol" w:hint="default"/>
+      </w:rPr>
+    </w:lvl>
+  </w:abstractNum>
+  <w:abstractNum w:abstractNumId="31">
+    <w:lvl w:ilvl="0">
+      <w:numFmt w:val="bullet"/>
+      <w:lvlText w:val=""/>
+      <w:lvlJc w:val="left"/>
+      <w:pPr>
+        <w:tabs>
+          <w:tab w:val="num" w:pos="0"/>
+        </w:tabs>
+        <w:ind w:left="720" w:hanging="480"/>
+      </w:pPr>
+      <w:rPr>
+        <w:rFonts w:ascii="Symbol" w:hAnsi="Symbol" w:cs="Symbol" w:hint="default"/>
+      </w:rPr>
+    </w:lvl>
+    <w:lvl w:ilvl="1">
+      <w:start w:val="0"/>
+      <w:numFmt w:val="bullet"/>
+      <w:lvlText w:val=""/>
+      <w:lvlJc w:val="left"/>
+      <w:pPr>
+        <w:tabs>
+          <w:tab w:val="num" w:pos="0"/>
+        </w:tabs>
+        <w:ind w:left="1440" w:hanging="480"/>
+      </w:pPr>
+      <w:rPr>
+        <w:rFonts w:ascii="Symbol" w:hAnsi="Symbol" w:cs="Symbol" w:hint="default"/>
+      </w:rPr>
+    </w:lvl>
+    <w:lvl w:ilvl="2">
+      <w:start w:val="0"/>
+      <w:numFmt w:val="bullet"/>
+      <w:lvlText w:val=""/>
+      <w:lvlJc w:val="left"/>
+      <w:pPr>
+        <w:tabs>
+          <w:tab w:val="num" w:pos="0"/>
+        </w:tabs>
+        <w:ind w:left="2160" w:hanging="480"/>
+      </w:pPr>
+      <w:rPr>
+        <w:rFonts w:ascii="Symbol" w:hAnsi="Symbol" w:cs="Symbol" w:hint="default"/>
+      </w:rPr>
+    </w:lvl>
+    <w:lvl w:ilvl="3">
+      <w:start w:val="0"/>
+      <w:numFmt w:val="bullet"/>
+      <w:lvlText w:val=""/>
+      <w:lvlJc w:val="left"/>
+      <w:pPr>
+        <w:tabs>
+          <w:tab w:val="num" w:pos="0"/>
+        </w:tabs>
+        <w:ind w:left="2880" w:hanging="480"/>
+      </w:pPr>
+      <w:rPr>
+        <w:rFonts w:ascii="Symbol" w:hAnsi="Symbol" w:cs="Symbol" w:hint="default"/>
+      </w:rPr>
+    </w:lvl>
+    <w:lvl w:ilvl="4">
+      <w:start w:val="0"/>
+      <w:numFmt w:val="bullet"/>
+      <w:lvlText w:val=""/>
+      <w:lvlJc w:val="left"/>
+      <w:pPr>
+        <w:tabs>
+          <w:tab w:val="num" w:pos="0"/>
+        </w:tabs>
+        <w:ind w:left="3600" w:hanging="480"/>
+      </w:pPr>
+      <w:rPr>
+        <w:rFonts w:ascii="Symbol" w:hAnsi="Symbol" w:cs="Symbol" w:hint="default"/>
+      </w:rPr>
+    </w:lvl>
+    <w:lvl w:ilvl="5">
+      <w:start w:val="0"/>
+      <w:numFmt w:val="bullet"/>
+      <w:lvlText w:val=""/>
+      <w:lvlJc w:val="left"/>
+      <w:pPr>
+        <w:tabs>
+          <w:tab w:val="num" w:pos="0"/>
+        </w:tabs>
+        <w:ind w:left="4320" w:hanging="480"/>
+      </w:pPr>
+      <w:rPr>
+        <w:rFonts w:ascii="Symbol" w:hAnsi="Symbol" w:cs="Symbol" w:hint="default"/>
+      </w:rPr>
+    </w:lvl>
+    <w:lvl w:ilvl="6">
+      <w:start w:val="0"/>
+      <w:numFmt w:val="bullet"/>
+      <w:lvlText w:val=""/>
+      <w:lvlJc w:val="left"/>
+      <w:pPr>
+        <w:tabs>
+          <w:tab w:val="num" w:pos="0"/>
+        </w:tabs>
+        <w:ind w:left="5040" w:hanging="480"/>
+      </w:pPr>
+      <w:rPr>
+        <w:rFonts w:ascii="Symbol" w:hAnsi="Symbol" w:cs="Symbol" w:hint="default"/>
+      </w:rPr>
+    </w:lvl>
+    <w:lvl w:ilvl="7">
+      <w:start w:val="0"/>
+      <w:numFmt w:val="bullet"/>
+      <w:lvlText w:val=""/>
+      <w:lvlJc w:val="left"/>
+      <w:pPr>
+        <w:tabs>
+          <w:tab w:val="num" w:pos="0"/>
+        </w:tabs>
+        <w:ind w:left="5760" w:hanging="480"/>
+      </w:pPr>
+      <w:rPr>
+        <w:rFonts w:ascii="Symbol" w:hAnsi="Symbol" w:cs="Symbol" w:hint="default"/>
+      </w:rPr>
+    </w:lvl>
+    <w:lvl w:ilvl="8">
+      <w:start w:val="0"/>
+      <w:numFmt w:val="bullet"/>
+      <w:lvlText w:val=""/>
+      <w:lvlJc w:val="left"/>
+      <w:pPr>
+        <w:tabs>
+          <w:tab w:val="num" w:pos="0"/>
+        </w:tabs>
+        <w:ind w:left="6480" w:hanging="480"/>
+      </w:pPr>
+      <w:rPr>
+        <w:rFonts w:ascii="Symbol" w:hAnsi="Symbol" w:cs="Symbol" w:hint="default"/>
+      </w:rPr>
+    </w:lvl>
+  </w:abstractNum>
+  <w:abstractNum w:abstractNumId="32">
+    <w:lvl w:ilvl="0">
+      <w:numFmt w:val="bullet"/>
+      <w:lvlText w:val=""/>
+      <w:lvlJc w:val="left"/>
+      <w:pPr>
+        <w:tabs>
+          <w:tab w:val="num" w:pos="0"/>
+        </w:tabs>
+        <w:ind w:left="720" w:hanging="480"/>
+      </w:pPr>
+      <w:rPr>
+        <w:rFonts w:ascii="Symbol" w:hAnsi="Symbol" w:cs="Symbol" w:hint="default"/>
+      </w:rPr>
+    </w:lvl>
+    <w:lvl w:ilvl="1">
+      <w:start w:val="0"/>
+      <w:numFmt w:val="bullet"/>
+      <w:lvlText w:val=""/>
+      <w:lvlJc w:val="left"/>
+      <w:pPr>
+        <w:tabs>
+          <w:tab w:val="num" w:pos="0"/>
+        </w:tabs>
+        <w:ind w:left="1440" w:hanging="480"/>
+      </w:pPr>
+      <w:rPr>
+        <w:rFonts w:ascii="Symbol" w:hAnsi="Symbol" w:cs="Symbol" w:hint="default"/>
+      </w:rPr>
+    </w:lvl>
+    <w:lvl w:ilvl="2">
+      <w:start w:val="0"/>
+      <w:numFmt w:val="bullet"/>
+      <w:lvlText w:val=""/>
+      <w:lvlJc w:val="left"/>
+      <w:pPr>
+        <w:tabs>
+          <w:tab w:val="num" w:pos="0"/>
+        </w:tabs>
+        <w:ind w:left="2160" w:hanging="480"/>
+      </w:pPr>
+      <w:rPr>
+        <w:rFonts w:ascii="Symbol" w:hAnsi="Symbol" w:cs="Symbol" w:hint="default"/>
+      </w:rPr>
+    </w:lvl>
+    <w:lvl w:ilvl="3">
+      <w:start w:val="0"/>
+      <w:numFmt w:val="bullet"/>
+      <w:lvlText w:val=""/>
+      <w:lvlJc w:val="left"/>
+      <w:pPr>
+        <w:tabs>
+          <w:tab w:val="num" w:pos="0"/>
+        </w:tabs>
+        <w:ind w:left="2880" w:hanging="480"/>
+      </w:pPr>
+      <w:rPr>
+        <w:rFonts w:ascii="Symbol" w:hAnsi="Symbol" w:cs="Symbol" w:hint="default"/>
+      </w:rPr>
+    </w:lvl>
+    <w:lvl w:ilvl="4">
+      <w:start w:val="0"/>
+      <w:numFmt w:val="bullet"/>
+      <w:lvlText w:val=""/>
+      <w:lvlJc w:val="left"/>
+      <w:pPr>
+        <w:tabs>
+          <w:tab w:val="num" w:pos="0"/>
+        </w:tabs>
+        <w:ind w:left="3600" w:hanging="480"/>
+      </w:pPr>
+      <w:rPr>
+        <w:rFonts w:ascii="Symbol" w:hAnsi="Symbol" w:cs="Symbol" w:hint="default"/>
+      </w:rPr>
+    </w:lvl>
+    <w:lvl w:ilvl="5">
+      <w:start w:val="0"/>
+      <w:numFmt w:val="bullet"/>
+      <w:lvlText w:val=""/>
+      <w:lvlJc w:val="left"/>
+      <w:pPr>
+        <w:tabs>
+          <w:tab w:val="num" w:pos="0"/>
+        </w:tabs>
+        <w:ind w:left="4320" w:hanging="480"/>
+      </w:pPr>
+      <w:rPr>
+        <w:rFonts w:ascii="Symbol" w:hAnsi="Symbol" w:cs="Symbol" w:hint="default"/>
+      </w:rPr>
+    </w:lvl>
+    <w:lvl w:ilvl="6">
+      <w:start w:val="0"/>
+      <w:numFmt w:val="bullet"/>
+      <w:lvlText w:val=""/>
+      <w:lvlJc w:val="left"/>
+      <w:pPr>
+        <w:tabs>
+          <w:tab w:val="num" w:pos="0"/>
+        </w:tabs>
+        <w:ind w:left="5040" w:hanging="480"/>
+      </w:pPr>
+      <w:rPr>
+        <w:rFonts w:ascii="Symbol" w:hAnsi="Symbol" w:cs="Symbol" w:hint="default"/>
+      </w:rPr>
+    </w:lvl>
+    <w:lvl w:ilvl="7">
+      <w:start w:val="0"/>
+      <w:numFmt w:val="bullet"/>
+      <w:lvlText w:val=""/>
+      <w:lvlJc w:val="left"/>
+      <w:pPr>
+        <w:tabs>
+          <w:tab w:val="num" w:pos="0"/>
+        </w:tabs>
+        <w:ind w:left="5760" w:hanging="480"/>
+      </w:pPr>
+      <w:rPr>
+        <w:rFonts w:ascii="Symbol" w:hAnsi="Symbol" w:cs="Symbol" w:hint="default"/>
+      </w:rPr>
+    </w:lvl>
+    <w:lvl w:ilvl="8">
+      <w:start w:val="0"/>
+      <w:numFmt w:val="bullet"/>
+      <w:lvlText w:val=""/>
+      <w:lvlJc w:val="left"/>
+      <w:pPr>
+        <w:tabs>
+          <w:tab w:val="num" w:pos="0"/>
+        </w:tabs>
+        <w:ind w:left="6480" w:hanging="480"/>
+      </w:pPr>
+      <w:rPr>
+        <w:rFonts w:ascii="Symbol" w:hAnsi="Symbol" w:cs="Symbol" w:hint="default"/>
+      </w:rPr>
+    </w:lvl>
+  </w:abstractNum>
+  <w:abstractNum w:abstractNumId="33">
+    <w:lvl w:ilvl="0">
+      <w:numFmt w:val="bullet"/>
+      <w:lvlText w:val=""/>
+      <w:lvlJc w:val="left"/>
+      <w:pPr>
+        <w:tabs>
+          <w:tab w:val="num" w:pos="0"/>
+        </w:tabs>
+        <w:ind w:left="720" w:hanging="480"/>
+      </w:pPr>
+      <w:rPr>
+        <w:rFonts w:ascii="Symbol" w:hAnsi="Symbol" w:cs="Symbol" w:hint="default"/>
+      </w:rPr>
+    </w:lvl>
+    <w:lvl w:ilvl="1">
+      <w:start w:val="0"/>
+      <w:numFmt w:val="bullet"/>
+      <w:lvlText w:val=""/>
+      <w:lvlJc w:val="left"/>
+      <w:pPr>
+        <w:tabs>
+          <w:tab w:val="num" w:pos="0"/>
+        </w:tabs>
+        <w:ind w:left="1440" w:hanging="480"/>
+      </w:pPr>
+      <w:rPr>
+        <w:rFonts w:ascii="Symbol" w:hAnsi="Symbol" w:cs="Symbol" w:hint="default"/>
+      </w:rPr>
+    </w:lvl>
+    <w:lvl w:ilvl="2">
+      <w:start w:val="0"/>
+      <w:numFmt w:val="bullet"/>
+      <w:lvlText w:val=""/>
+      <w:lvlJc w:val="left"/>
+      <w:pPr>
+        <w:tabs>
+          <w:tab w:val="num" w:pos="0"/>
+        </w:tabs>
+        <w:ind w:left="2160" w:hanging="480"/>
+      </w:pPr>
+      <w:rPr>
+        <w:rFonts w:ascii="Symbol" w:hAnsi="Symbol" w:cs="Symbol" w:hint="default"/>
+      </w:rPr>
+    </w:lvl>
+    <w:lvl w:ilvl="3">
+      <w:start w:val="0"/>
+      <w:numFmt w:val="bullet"/>
+      <w:lvlText w:val=""/>
+      <w:lvlJc w:val="left"/>
+      <w:pPr>
+        <w:tabs>
+          <w:tab w:val="num" w:pos="0"/>
+        </w:tabs>
+        <w:ind w:left="2880" w:hanging="480"/>
+      </w:pPr>
+      <w:rPr>
+        <w:rFonts w:ascii="Symbol" w:hAnsi="Symbol" w:cs="Symbol" w:hint="default"/>
+      </w:rPr>
+    </w:lvl>
+    <w:lvl w:ilvl="4">
+      <w:start w:val="0"/>
+      <w:numFmt w:val="bullet"/>
+      <w:lvlText w:val=""/>
+      <w:lvlJc w:val="left"/>
+      <w:pPr>
+        <w:tabs>
+          <w:tab w:val="num" w:pos="0"/>
+        </w:tabs>
+        <w:ind w:left="3600" w:hanging="480"/>
+      </w:pPr>
+      <w:rPr>
+        <w:rFonts w:ascii="Symbol" w:hAnsi="Symbol" w:cs="Symbol" w:hint="default"/>
+      </w:rPr>
+    </w:lvl>
+    <w:lvl w:ilvl="5">
+      <w:start w:val="0"/>
+      <w:numFmt w:val="bullet"/>
+      <w:lvlText w:val=""/>
+      <w:lvlJc w:val="left"/>
+      <w:pPr>
+        <w:tabs>
+          <w:tab w:val="num" w:pos="0"/>
+        </w:tabs>
+        <w:ind w:left="4320" w:hanging="480"/>
+      </w:pPr>
+      <w:rPr>
+        <w:rFonts w:ascii="Symbol" w:hAnsi="Symbol" w:cs="Symbol" w:hint="default"/>
+      </w:rPr>
+    </w:lvl>
+    <w:lvl w:ilvl="6">
+      <w:start w:val="0"/>
+      <w:numFmt w:val="bullet"/>
+      <w:lvlText w:val=""/>
+      <w:lvlJc w:val="left"/>
+      <w:pPr>
+        <w:tabs>
+          <w:tab w:val="num" w:pos="0"/>
+        </w:tabs>
+        <w:ind w:left="5040" w:hanging="480"/>
+      </w:pPr>
+      <w:rPr>
+        <w:rFonts w:ascii="Symbol" w:hAnsi="Symbol" w:cs="Symbol" w:hint="default"/>
+      </w:rPr>
+    </w:lvl>
+    <w:lvl w:ilvl="7">
+      <w:start w:val="0"/>
+      <w:numFmt w:val="bullet"/>
+      <w:lvlText w:val=""/>
+      <w:lvlJc w:val="left"/>
+      <w:pPr>
+        <w:tabs>
+          <w:tab w:val="num" w:pos="0"/>
+        </w:tabs>
+        <w:ind w:left="5760" w:hanging="480"/>
+      </w:pPr>
+      <w:rPr>
+        <w:rFonts w:ascii="Symbol" w:hAnsi="Symbol" w:cs="Symbol" w:hint="default"/>
+      </w:rPr>
+    </w:lvl>
+    <w:lvl w:ilvl="8">
+      <w:start w:val="0"/>
+      <w:numFmt w:val="bullet"/>
+      <w:lvlText w:val=""/>
+      <w:lvlJc w:val="left"/>
+      <w:pPr>
+        <w:tabs>
+          <w:tab w:val="num" w:pos="0"/>
+        </w:tabs>
+        <w:ind w:left="6480" w:hanging="480"/>
+      </w:pPr>
+      <w:rPr>
+        <w:rFonts w:ascii="Symbol" w:hAnsi="Symbol" w:cs="Symbol" w:hint="default"/>
+      </w:rPr>
+    </w:lvl>
+  </w:abstractNum>
+  <w:abstractNum w:abstractNumId="34">
     <w:lvl w:ilvl="0">
       <w:start w:val="1"/>
       <w:numFmt w:val="none"/>
@@ -8995,49 +9386,49 @@
     <w:abstractNumId w:val="30"/>
   </w:num>
   <w:num w:numId="31">
+    <w:abstractNumId w:val="31"/>
+  </w:num>
+  <w:num w:numId="32">
+    <w:abstractNumId w:val="32"/>
+  </w:num>
+  <w:num w:numId="33">
+    <w:abstractNumId w:val="33"/>
+  </w:num>
+  <w:num w:numId="34">
+    <w:abstractNumId w:val="34"/>
+  </w:num>
+  <w:num w:numId="35">
     <w:abstractNumId w:val="1"/>
   </w:num>
-  <w:num w:numId="32">
+  <w:num w:numId="36">
     <w:abstractNumId w:val="1"/>
   </w:num>
-  <w:num w:numId="33">
+  <w:num w:numId="37">
     <w:abstractNumId w:val="1"/>
   </w:num>
-  <w:num w:numId="34">
+  <w:num w:numId="38">
     <w:abstractNumId w:val="1"/>
   </w:num>
-  <w:num w:numId="35">
-    <w:abstractNumId w:val="7"/>
+  <w:num w:numId="39">
+    <w:abstractNumId w:val="6"/>
     <w:lvlOverride w:ilvl="0">
       <w:startOverride w:val="1"/>
     </w:lvlOverride>
   </w:num>
-  <w:num w:numId="36">
-    <w:abstractNumId w:val="7"/>
-  </w:num>
-  <w:num w:numId="37">
-    <w:abstractNumId w:val="7"/>
-  </w:num>
-  <w:num w:numId="38">
-    <w:abstractNumId w:val="7"/>
-  </w:num>
-  <w:num w:numId="39">
-    <w:abstractNumId w:val="7"/>
-  </w:num>
   <w:num w:numId="40">
-    <w:abstractNumId w:val="7"/>
+    <w:abstractNumId w:val="6"/>
   </w:num>
   <w:num w:numId="41">
-    <w:abstractNumId w:val="1"/>
+    <w:abstractNumId w:val="6"/>
   </w:num>
   <w:num w:numId="42">
-    <w:abstractNumId w:val="1"/>
+    <w:abstractNumId w:val="6"/>
   </w:num>
   <w:num w:numId="43">
-    <w:abstractNumId w:val="1"/>
+    <w:abstractNumId w:val="6"/>
   </w:num>
   <w:num w:numId="44">
-    <w:abstractNumId w:val="1"/>
+    <w:abstractNumId w:val="6"/>
   </w:num>
   <w:num w:numId="45">
     <w:abstractNumId w:val="1"/>
@@ -9061,28 +9452,28 @@
     <w:abstractNumId w:val="1"/>
   </w:num>
   <w:num w:numId="52">
-    <w:abstractNumId w:val="7"/>
-    <w:lvlOverride w:ilvl="0">
-      <w:startOverride w:val="1"/>
-    </w:lvlOverride>
+    <w:abstractNumId w:val="1"/>
   </w:num>
   <w:num w:numId="53">
-    <w:abstractNumId w:val="7"/>
+    <w:abstractNumId w:val="1"/>
   </w:num>
   <w:num w:numId="54">
-    <w:abstractNumId w:val="7"/>
+    <w:abstractNumId w:val="1"/>
   </w:num>
   <w:num w:numId="55">
     <w:abstractNumId w:val="1"/>
   </w:num>
   <w:num w:numId="56">
-    <w:abstractNumId w:val="1"/>
+    <w:abstractNumId w:val="6"/>
+    <w:lvlOverride w:ilvl="0">
+      <w:startOverride w:val="1"/>
+    </w:lvlOverride>
   </w:num>
   <w:num w:numId="57">
-    <w:abstractNumId w:val="1"/>
+    <w:abstractNumId w:val="6"/>
   </w:num>
   <w:num w:numId="58">
-    <w:abstractNumId w:val="1"/>
+    <w:abstractNumId w:val="6"/>
   </w:num>
   <w:num w:numId="59">
     <w:abstractNumId w:val="1"/>
@@ -9094,6 +9485,18 @@
     <w:abstractNumId w:val="1"/>
   </w:num>
   <w:num w:numId="62">
+    <w:abstractNumId w:val="1"/>
+  </w:num>
+  <w:num w:numId="63">
+    <w:abstractNumId w:val="1"/>
+  </w:num>
+  <w:num w:numId="64">
+    <w:abstractNumId w:val="1"/>
+  </w:num>
+  <w:num w:numId="65">
+    <w:abstractNumId w:val="1"/>
+  </w:num>
+  <w:num w:numId="66">
     <w:abstractNumId w:val="1"/>
   </w:num>
 </w:numbering>
@@ -9352,16 +9755,15 @@
     <w:qFormat/>
     <w:rPr/>
   </w:style>
-  <w:style w:type="character" w:styleId="user">
-    <w:name w:val="Символ сноски (user)"/>
-    <w:basedOn w:val="BodyTextChar"/>
+  <w:style w:type="character" w:styleId="Style5">
+    <w:name w:val="Символ сноски"/>
     <w:qFormat/>
     <w:rPr>
       <w:vertAlign w:val="superscript"/>
     </w:rPr>
   </w:style>
-  <w:style w:type="character" w:styleId="Style5">
-    <w:name w:val="Символ сноски"/>
+  <w:style w:type="character" w:styleId="user">
+    <w:name w:val="Символ сноски (user)"/>
     <w:qFormat/>
     <w:rPr>
       <w:vertAlign w:val="superscript"/>
@@ -9915,8 +10317,8 @@
     <w:pPr/>
     <w:rPr/>
   </w:style>
-  <w:style w:type="paragraph" w:styleId="user3" w:customStyle="1">
-    <w:name w:val="Фигура (user)"/>
+  <w:style w:type="paragraph" w:styleId="Style8" w:customStyle="1">
+    <w:name w:val="Фигура"/>
     <w:basedOn w:val="Normal"/>
     <w:qFormat/>
     <w:pPr/>
@@ -9924,7 +10326,7 @@
   </w:style>
   <w:style w:type="paragraph" w:styleId="CaptionedFigure" w:customStyle="1">
     <w:name w:val="Captioned Figure"/>
-    <w:basedOn w:val="user3"/>
+    <w:basedOn w:val="Style8"/>
     <w:qFormat/>
     <w:pPr>
       <w:keepNext w:val="true"/>
@@ -9933,7 +10335,7 @@
   </w:style>
   <w:style w:type="paragraph" w:styleId="IndexHeading">
     <w:name w:val="index heading"/>
-    <w:basedOn w:val="user1"/>
+    <w:basedOn w:val="Style6"/>
     <w:pPr/>
     <w:rPr/>
   </w:style>
